--- a/reports/物流模型CPT与SFT实验汇总_20260915.docx
+++ b/reports/物流模型CPT与SFT实验汇总_20260915.docx
@@ -5,6 +5,9 @@
     <w:p>
       <w:pPr>
         <w:pStyle w:val="Title"/>
+        <w:spacing w:line="360" w:lineRule="auto" w:before="0" w:after="0"/>
+        <w:ind w:firstLine="0"/>
+        <w:snapToGrid w:val="0"/>
       </w:pPr>
       <w:r>
         <w:rPr>
@@ -17,6 +20,9 @@
     <w:p>
       <w:pPr>
         <w:pStyle w:val="Subtitle"/>
+        <w:spacing w:line="360" w:lineRule="auto" w:before="0" w:after="0"/>
+        <w:ind w:firstLine="0"/>
+        <w:snapToGrid w:val="0"/>
       </w:pPr>
       <w:r>
         <w:rPr>
@@ -29,7 +35,9 @@
     </w:p>
     <w:p>
       <w:pPr>
-        <w:spacing w:line="276" w:lineRule="auto" w:after="100"/>
+        <w:spacing w:line="360" w:lineRule="auto" w:after="0" w:before="0"/>
+        <w:ind w:firstLine="480" w:firstLineChars="200"/>
+        <w:snapToGrid w:val="0"/>
       </w:pPr>
       <w:r>
         <w:rPr>
@@ -42,7 +50,9 @@
     </w:p>
     <w:p>
       <w:pPr>
-        <w:spacing w:line="276" w:lineRule="auto" w:after="100"/>
+        <w:spacing w:line="360" w:lineRule="auto" w:after="0" w:before="0"/>
+        <w:ind w:firstLine="480" w:firstLineChars="200"/>
+        <w:snapToGrid w:val="0"/>
       </w:pPr>
       <w:r>
         <w:rPr>
@@ -56,6 +66,9 @@
     <w:p>
       <w:pPr>
         <w:pStyle w:val="Heading1"/>
+        <w:spacing w:line="360" w:lineRule="auto" w:before="0" w:after="0"/>
+        <w:ind w:firstLine="0"/>
+        <w:snapToGrid w:val="0"/>
       </w:pPr>
       <w:r>
         <w:rPr>
@@ -97,7 +110,9 @@
           </w:tcPr>
           <w:p>
             <w:pPr>
-              <w:spacing w:after="60" w:before="60" w:line="252" w:lineRule="auto"/>
+              <w:spacing w:after="0" w:before="0" w:line="360" w:lineRule="auto"/>
+              <w:ind w:firstLine="0"/>
+              <w:snapToGrid w:val="0"/>
             </w:pPr>
             <w:r>
               <w:rPr>
@@ -119,7 +134,9 @@
           </w:tcPr>
           <w:p>
             <w:pPr>
-              <w:spacing w:after="60" w:before="60" w:line="252" w:lineRule="auto"/>
+              <w:spacing w:after="0" w:before="0" w:line="360" w:lineRule="auto"/>
+              <w:ind w:firstLine="0"/>
+              <w:snapToGrid w:val="0"/>
             </w:pPr>
             <w:r>
               <w:rPr>
@@ -141,7 +158,9 @@
           </w:tcPr>
           <w:p>
             <w:pPr>
-              <w:spacing w:after="60" w:before="60" w:line="252" w:lineRule="auto"/>
+              <w:spacing w:after="0" w:before="0" w:line="360" w:lineRule="auto"/>
+              <w:ind w:firstLine="0"/>
+              <w:snapToGrid w:val="0"/>
             </w:pPr>
             <w:r>
               <w:rPr>
@@ -165,7 +184,9 @@
           </w:tcPr>
           <w:p>
             <w:pPr>
-              <w:spacing w:after="60" w:before="60" w:line="252" w:lineRule="auto"/>
+              <w:spacing w:after="0" w:before="0" w:line="360" w:lineRule="auto"/>
+              <w:ind w:firstLine="0"/>
+              <w:snapToGrid w:val="0"/>
             </w:pPr>
             <w:r>
               <w:rPr>
@@ -184,7 +205,9 @@
           </w:tcPr>
           <w:p>
             <w:pPr>
-              <w:spacing w:after="60" w:before="60" w:line="252" w:lineRule="auto"/>
+              <w:spacing w:after="0" w:before="0" w:line="360" w:lineRule="auto"/>
+              <w:ind w:firstLine="0"/>
+              <w:snapToGrid w:val="0"/>
             </w:pPr>
             <w:r>
               <w:rPr>
@@ -203,7 +226,9 @@
           </w:tcPr>
           <w:p>
             <w:pPr>
-              <w:spacing w:after="60" w:before="60" w:line="252" w:lineRule="auto"/>
+              <w:spacing w:after="0" w:before="0" w:line="360" w:lineRule="auto"/>
+              <w:ind w:firstLine="0"/>
+              <w:snapToGrid w:val="0"/>
             </w:pPr>
             <w:r>
               <w:rPr>
@@ -227,7 +252,9 @@
           </w:tcPr>
           <w:p>
             <w:pPr>
-              <w:spacing w:after="60" w:before="60" w:line="252" w:lineRule="auto"/>
+              <w:spacing w:after="0" w:before="0" w:line="360" w:lineRule="auto"/>
+              <w:ind w:firstLine="0"/>
+              <w:snapToGrid w:val="0"/>
             </w:pPr>
             <w:r>
               <w:rPr>
@@ -246,7 +273,9 @@
           </w:tcPr>
           <w:p>
             <w:pPr>
-              <w:spacing w:after="60" w:before="60" w:line="252" w:lineRule="auto"/>
+              <w:spacing w:after="0" w:before="0" w:line="360" w:lineRule="auto"/>
+              <w:ind w:firstLine="0"/>
+              <w:snapToGrid w:val="0"/>
             </w:pPr>
             <w:r>
               <w:rPr>
@@ -265,7 +294,9 @@
           </w:tcPr>
           <w:p>
             <w:pPr>
-              <w:spacing w:after="60" w:before="60" w:line="252" w:lineRule="auto"/>
+              <w:spacing w:after="0" w:before="0" w:line="360" w:lineRule="auto"/>
+              <w:ind w:firstLine="0"/>
+              <w:snapToGrid w:val="0"/>
             </w:pPr>
             <w:r>
               <w:rPr>
@@ -282,7 +313,9 @@
     </w:tbl>
     <w:p>
       <w:pPr>
-        <w:spacing w:line="276" w:lineRule="auto" w:after="100"/>
+        <w:spacing w:line="360" w:lineRule="auto" w:after="0" w:before="0"/>
+        <w:ind w:firstLine="480" w:firstLineChars="200"/>
+        <w:snapToGrid w:val="0"/>
       </w:pPr>
       <w:r>
         <w:rPr>
@@ -295,7 +328,9 @@
     </w:p>
     <w:p>
       <w:pPr>
-        <w:spacing w:line="276" w:lineRule="auto" w:after="100"/>
+        <w:spacing w:line="360" w:lineRule="auto" w:after="0" w:before="0"/>
+        <w:ind w:firstLine="480" w:firstLineChars="200"/>
+        <w:snapToGrid w:val="0"/>
       </w:pPr>
       <w:r>
         <w:rPr>
@@ -308,7 +343,9 @@
     </w:p>
     <w:p>
       <w:pPr>
-        <w:spacing w:line="276" w:lineRule="auto" w:after="100"/>
+        <w:spacing w:line="360" w:lineRule="auto" w:after="0" w:before="0"/>
+        <w:ind w:firstLine="480" w:firstLineChars="200"/>
+        <w:snapToGrid w:val="0"/>
       </w:pPr>
       <w:r>
         <w:rPr>
@@ -321,7 +358,9 @@
     </w:p>
     <w:p>
       <w:pPr>
-        <w:spacing w:line="276" w:lineRule="auto" w:after="100"/>
+        <w:spacing w:line="360" w:lineRule="auto" w:after="0" w:before="0"/>
+        <w:ind w:firstLine="0"/>
+        <w:snapToGrid w:val="0"/>
       </w:pPr>
       <w:r>
         <w:rPr>
@@ -335,6 +374,9 @@
     <w:p>
       <w:pPr>
         <w:pStyle w:val="Heading1"/>
+        <w:spacing w:line="360" w:lineRule="auto" w:before="0" w:after="0"/>
+        <w:ind w:firstLine="0"/>
+        <w:snapToGrid w:val="0"/>
       </w:pPr>
       <w:r>
         <w:rPr>
@@ -377,7 +419,9 @@
           </w:tcPr>
           <w:p>
             <w:pPr>
-              <w:spacing w:after="60" w:before="60" w:line="252" w:lineRule="auto"/>
+              <w:spacing w:after="0" w:before="0" w:line="360" w:lineRule="auto"/>
+              <w:ind w:firstLine="0"/>
+              <w:snapToGrid w:val="0"/>
             </w:pPr>
             <w:r>
               <w:rPr>
@@ -399,7 +443,9 @@
           </w:tcPr>
           <w:p>
             <w:pPr>
-              <w:spacing w:after="60" w:before="60" w:line="252" w:lineRule="auto"/>
+              <w:spacing w:after="0" w:before="0" w:line="360" w:lineRule="auto"/>
+              <w:ind w:firstLine="0"/>
+              <w:snapToGrid w:val="0"/>
             </w:pPr>
             <w:r>
               <w:rPr>
@@ -421,7 +467,9 @@
           </w:tcPr>
           <w:p>
             <w:pPr>
-              <w:spacing w:after="60" w:before="60" w:line="252" w:lineRule="auto"/>
+              <w:spacing w:after="0" w:before="0" w:line="360" w:lineRule="auto"/>
+              <w:ind w:firstLine="0"/>
+              <w:snapToGrid w:val="0"/>
             </w:pPr>
             <w:r>
               <w:rPr>
@@ -443,7 +491,9 @@
           </w:tcPr>
           <w:p>
             <w:pPr>
-              <w:spacing w:after="60" w:before="60" w:line="252" w:lineRule="auto"/>
+              <w:spacing w:after="0" w:before="0" w:line="360" w:lineRule="auto"/>
+              <w:ind w:firstLine="0"/>
+              <w:snapToGrid w:val="0"/>
             </w:pPr>
             <w:r>
               <w:rPr>
@@ -467,7 +517,9 @@
           </w:tcPr>
           <w:p>
             <w:pPr>
-              <w:spacing w:after="60" w:before="60" w:line="252" w:lineRule="auto"/>
+              <w:spacing w:after="0" w:before="0" w:line="360" w:lineRule="auto"/>
+              <w:ind w:firstLine="0"/>
+              <w:snapToGrid w:val="0"/>
             </w:pPr>
             <w:r>
               <w:rPr>
@@ -486,7 +538,9 @@
           </w:tcPr>
           <w:p>
             <w:pPr>
-              <w:spacing w:after="60" w:before="60" w:line="252" w:lineRule="auto"/>
+              <w:spacing w:after="0" w:before="0" w:line="360" w:lineRule="auto"/>
+              <w:ind w:firstLine="0"/>
+              <w:snapToGrid w:val="0"/>
             </w:pPr>
             <w:r>
               <w:rPr>
@@ -505,7 +559,9 @@
           </w:tcPr>
           <w:p>
             <w:pPr>
-              <w:spacing w:after="60" w:before="60" w:line="252" w:lineRule="auto"/>
+              <w:spacing w:after="0" w:before="0" w:line="360" w:lineRule="auto"/>
+              <w:ind w:firstLine="0"/>
+              <w:snapToGrid w:val="0"/>
             </w:pPr>
             <w:r>
               <w:rPr>
@@ -524,7 +580,9 @@
           </w:tcPr>
           <w:p>
             <w:pPr>
-              <w:spacing w:after="60" w:before="60" w:line="252" w:lineRule="auto"/>
+              <w:spacing w:after="0" w:before="0" w:line="360" w:lineRule="auto"/>
+              <w:ind w:firstLine="0"/>
+              <w:snapToGrid w:val="0"/>
             </w:pPr>
             <w:r>
               <w:rPr>
@@ -548,7 +606,9 @@
           </w:tcPr>
           <w:p>
             <w:pPr>
-              <w:spacing w:after="60" w:before="60" w:line="252" w:lineRule="auto"/>
+              <w:spacing w:after="0" w:before="0" w:line="360" w:lineRule="auto"/>
+              <w:ind w:firstLine="0"/>
+              <w:snapToGrid w:val="0"/>
             </w:pPr>
             <w:r>
               <w:rPr>
@@ -567,7 +627,9 @@
           </w:tcPr>
           <w:p>
             <w:pPr>
-              <w:spacing w:after="60" w:before="60" w:line="252" w:lineRule="auto"/>
+              <w:spacing w:after="0" w:before="0" w:line="360" w:lineRule="auto"/>
+              <w:ind w:firstLine="0"/>
+              <w:snapToGrid w:val="0"/>
             </w:pPr>
             <w:r>
               <w:rPr>
@@ -586,7 +648,9 @@
           </w:tcPr>
           <w:p>
             <w:pPr>
-              <w:spacing w:after="60" w:before="60" w:line="252" w:lineRule="auto"/>
+              <w:spacing w:after="0" w:before="0" w:line="360" w:lineRule="auto"/>
+              <w:ind w:firstLine="0"/>
+              <w:snapToGrid w:val="0"/>
             </w:pPr>
             <w:r>
               <w:rPr>
@@ -605,7 +669,9 @@
           </w:tcPr>
           <w:p>
             <w:pPr>
-              <w:spacing w:after="60" w:before="60" w:line="252" w:lineRule="auto"/>
+              <w:spacing w:after="0" w:before="0" w:line="360" w:lineRule="auto"/>
+              <w:ind w:firstLine="0"/>
+              <w:snapToGrid w:val="0"/>
             </w:pPr>
             <w:r>
               <w:rPr>
@@ -629,7 +695,9 @@
           </w:tcPr>
           <w:p>
             <w:pPr>
-              <w:spacing w:after="60" w:before="60" w:line="252" w:lineRule="auto"/>
+              <w:spacing w:after="0" w:before="0" w:line="360" w:lineRule="auto"/>
+              <w:ind w:firstLine="0"/>
+              <w:snapToGrid w:val="0"/>
             </w:pPr>
             <w:r>
               <w:rPr>
@@ -648,7 +716,9 @@
           </w:tcPr>
           <w:p>
             <w:pPr>
-              <w:spacing w:after="60" w:before="60" w:line="252" w:lineRule="auto"/>
+              <w:spacing w:after="0" w:before="0" w:line="360" w:lineRule="auto"/>
+              <w:ind w:firstLine="0"/>
+              <w:snapToGrid w:val="0"/>
             </w:pPr>
             <w:r>
               <w:rPr>
@@ -667,7 +737,9 @@
           </w:tcPr>
           <w:p>
             <w:pPr>
-              <w:spacing w:after="60" w:before="60" w:line="252" w:lineRule="auto"/>
+              <w:spacing w:after="0" w:before="0" w:line="360" w:lineRule="auto"/>
+              <w:ind w:firstLine="0"/>
+              <w:snapToGrid w:val="0"/>
             </w:pPr>
             <w:r>
               <w:rPr>
@@ -686,7 +758,9 @@
           </w:tcPr>
           <w:p>
             <w:pPr>
-              <w:spacing w:after="60" w:before="60" w:line="252" w:lineRule="auto"/>
+              <w:spacing w:after="0" w:before="0" w:line="360" w:lineRule="auto"/>
+              <w:ind w:firstLine="0"/>
+              <w:snapToGrid w:val="0"/>
             </w:pPr>
             <w:r>
               <w:rPr>
@@ -710,7 +784,9 @@
           </w:tcPr>
           <w:p>
             <w:pPr>
-              <w:spacing w:after="60" w:before="60" w:line="252" w:lineRule="auto"/>
+              <w:spacing w:after="0" w:before="0" w:line="360" w:lineRule="auto"/>
+              <w:ind w:firstLine="0"/>
+              <w:snapToGrid w:val="0"/>
             </w:pPr>
             <w:r>
               <w:rPr>
@@ -729,7 +805,9 @@
           </w:tcPr>
           <w:p>
             <w:pPr>
-              <w:spacing w:after="60" w:before="60" w:line="252" w:lineRule="auto"/>
+              <w:spacing w:after="0" w:before="0" w:line="360" w:lineRule="auto"/>
+              <w:ind w:firstLine="0"/>
+              <w:snapToGrid w:val="0"/>
             </w:pPr>
             <w:r>
               <w:rPr>
@@ -748,7 +826,9 @@
           </w:tcPr>
           <w:p>
             <w:pPr>
-              <w:spacing w:after="60" w:before="60" w:line="252" w:lineRule="auto"/>
+              <w:spacing w:after="0" w:before="0" w:line="360" w:lineRule="auto"/>
+              <w:ind w:firstLine="0"/>
+              <w:snapToGrid w:val="0"/>
             </w:pPr>
             <w:r>
               <w:rPr>
@@ -767,7 +847,9 @@
           </w:tcPr>
           <w:p>
             <w:pPr>
-              <w:spacing w:after="60" w:before="60" w:line="252" w:lineRule="auto"/>
+              <w:spacing w:after="0" w:before="0" w:line="360" w:lineRule="auto"/>
+              <w:ind w:firstLine="0"/>
+              <w:snapToGrid w:val="0"/>
             </w:pPr>
             <w:r>
               <w:rPr>
@@ -791,7 +873,9 @@
           </w:tcPr>
           <w:p>
             <w:pPr>
-              <w:spacing w:after="60" w:before="60" w:line="252" w:lineRule="auto"/>
+              <w:spacing w:after="0" w:before="0" w:line="360" w:lineRule="auto"/>
+              <w:ind w:firstLine="0"/>
+              <w:snapToGrid w:val="0"/>
             </w:pPr>
             <w:r>
               <w:rPr>
@@ -810,7 +894,9 @@
           </w:tcPr>
           <w:p>
             <w:pPr>
-              <w:spacing w:after="60" w:before="60" w:line="252" w:lineRule="auto"/>
+              <w:spacing w:after="0" w:before="0" w:line="360" w:lineRule="auto"/>
+              <w:ind w:firstLine="0"/>
+              <w:snapToGrid w:val="0"/>
             </w:pPr>
             <w:r>
               <w:rPr>
@@ -829,7 +915,9 @@
           </w:tcPr>
           <w:p>
             <w:pPr>
-              <w:spacing w:after="60" w:before="60" w:line="252" w:lineRule="auto"/>
+              <w:spacing w:after="0" w:before="0" w:line="360" w:lineRule="auto"/>
+              <w:ind w:firstLine="0"/>
+              <w:snapToGrid w:val="0"/>
             </w:pPr>
             <w:r>
               <w:rPr>
@@ -848,7 +936,9 @@
           </w:tcPr>
           <w:p>
             <w:pPr>
-              <w:spacing w:after="60" w:before="60" w:line="252" w:lineRule="auto"/>
+              <w:spacing w:after="0" w:before="0" w:line="360" w:lineRule="auto"/>
+              <w:ind w:firstLine="0"/>
+              <w:snapToGrid w:val="0"/>
             </w:pPr>
             <w:r>
               <w:rPr>
@@ -872,7 +962,9 @@
           </w:tcPr>
           <w:p>
             <w:pPr>
-              <w:spacing w:after="60" w:before="60" w:line="252" w:lineRule="auto"/>
+              <w:spacing w:after="0" w:before="0" w:line="360" w:lineRule="auto"/>
+              <w:ind w:firstLine="0"/>
+              <w:snapToGrid w:val="0"/>
             </w:pPr>
             <w:r>
               <w:rPr>
@@ -891,7 +983,9 @@
           </w:tcPr>
           <w:p>
             <w:pPr>
-              <w:spacing w:after="60" w:before="60" w:line="252" w:lineRule="auto"/>
+              <w:spacing w:after="0" w:before="0" w:line="360" w:lineRule="auto"/>
+              <w:ind w:firstLine="0"/>
+              <w:snapToGrid w:val="0"/>
             </w:pPr>
             <w:r>
               <w:rPr>
@@ -910,7 +1004,9 @@
           </w:tcPr>
           <w:p>
             <w:pPr>
-              <w:spacing w:after="60" w:before="60" w:line="252" w:lineRule="auto"/>
+              <w:spacing w:after="0" w:before="0" w:line="360" w:lineRule="auto"/>
+              <w:ind w:firstLine="0"/>
+              <w:snapToGrid w:val="0"/>
             </w:pPr>
             <w:r>
               <w:rPr>
@@ -929,7 +1025,9 @@
           </w:tcPr>
           <w:p>
             <w:pPr>
-              <w:spacing w:after="60" w:before="60" w:line="252" w:lineRule="auto"/>
+              <w:spacing w:after="0" w:before="0" w:line="360" w:lineRule="auto"/>
+              <w:ind w:firstLine="0"/>
+              <w:snapToGrid w:val="0"/>
             </w:pPr>
             <w:r>
               <w:rPr>
@@ -953,7 +1051,9 @@
           </w:tcPr>
           <w:p>
             <w:pPr>
-              <w:spacing w:after="60" w:before="60" w:line="252" w:lineRule="auto"/>
+              <w:spacing w:after="0" w:before="0" w:line="360" w:lineRule="auto"/>
+              <w:ind w:firstLine="0"/>
+              <w:snapToGrid w:val="0"/>
             </w:pPr>
             <w:r>
               <w:rPr>
@@ -972,7 +1072,9 @@
           </w:tcPr>
           <w:p>
             <w:pPr>
-              <w:spacing w:after="60" w:before="60" w:line="252" w:lineRule="auto"/>
+              <w:spacing w:after="0" w:before="0" w:line="360" w:lineRule="auto"/>
+              <w:ind w:firstLine="0"/>
+              <w:snapToGrid w:val="0"/>
             </w:pPr>
             <w:r>
               <w:rPr>
@@ -991,7 +1093,9 @@
           </w:tcPr>
           <w:p>
             <w:pPr>
-              <w:spacing w:after="60" w:before="60" w:line="252" w:lineRule="auto"/>
+              <w:spacing w:after="0" w:before="0" w:line="360" w:lineRule="auto"/>
+              <w:ind w:firstLine="0"/>
+              <w:snapToGrid w:val="0"/>
             </w:pPr>
             <w:r>
               <w:rPr>
@@ -1010,7 +1114,9 @@
           </w:tcPr>
           <w:p>
             <w:pPr>
-              <w:spacing w:after="60" w:before="60" w:line="252" w:lineRule="auto"/>
+              <w:spacing w:after="0" w:before="0" w:line="360" w:lineRule="auto"/>
+              <w:ind w:firstLine="0"/>
+              <w:snapToGrid w:val="0"/>
             </w:pPr>
             <w:r>
               <w:rPr>
@@ -1034,7 +1140,9 @@
           </w:tcPr>
           <w:p>
             <w:pPr>
-              <w:spacing w:after="60" w:before="60" w:line="252" w:lineRule="auto"/>
+              <w:spacing w:after="0" w:before="0" w:line="360" w:lineRule="auto"/>
+              <w:ind w:firstLine="0"/>
+              <w:snapToGrid w:val="0"/>
             </w:pPr>
             <w:r>
               <w:rPr>
@@ -1053,7 +1161,9 @@
           </w:tcPr>
           <w:p>
             <w:pPr>
-              <w:spacing w:after="60" w:before="60" w:line="252" w:lineRule="auto"/>
+              <w:spacing w:after="0" w:before="0" w:line="360" w:lineRule="auto"/>
+              <w:ind w:firstLine="0"/>
+              <w:snapToGrid w:val="0"/>
             </w:pPr>
             <w:r>
               <w:rPr>
@@ -1072,7 +1182,9 @@
           </w:tcPr>
           <w:p>
             <w:pPr>
-              <w:spacing w:after="60" w:before="60" w:line="252" w:lineRule="auto"/>
+              <w:spacing w:after="0" w:before="0" w:line="360" w:lineRule="auto"/>
+              <w:ind w:firstLine="0"/>
+              <w:snapToGrid w:val="0"/>
             </w:pPr>
             <w:r>
               <w:rPr>
@@ -1091,7 +1203,9 @@
           </w:tcPr>
           <w:p>
             <w:pPr>
-              <w:spacing w:after="60" w:before="60" w:line="252" w:lineRule="auto"/>
+              <w:spacing w:after="0" w:before="0" w:line="360" w:lineRule="auto"/>
+              <w:ind w:firstLine="0"/>
+              <w:snapToGrid w:val="0"/>
             </w:pPr>
             <w:r>
               <w:rPr>
@@ -1115,7 +1229,9 @@
           </w:tcPr>
           <w:p>
             <w:pPr>
-              <w:spacing w:after="60" w:before="60" w:line="252" w:lineRule="auto"/>
+              <w:spacing w:after="0" w:before="0" w:line="360" w:lineRule="auto"/>
+              <w:ind w:firstLine="0"/>
+              <w:snapToGrid w:val="0"/>
             </w:pPr>
             <w:r>
               <w:rPr>
@@ -1134,7 +1250,9 @@
           </w:tcPr>
           <w:p>
             <w:pPr>
-              <w:spacing w:after="60" w:before="60" w:line="252" w:lineRule="auto"/>
+              <w:spacing w:after="0" w:before="0" w:line="360" w:lineRule="auto"/>
+              <w:ind w:firstLine="0"/>
+              <w:snapToGrid w:val="0"/>
             </w:pPr>
             <w:r>
               <w:rPr>
@@ -1153,7 +1271,9 @@
           </w:tcPr>
           <w:p>
             <w:pPr>
-              <w:spacing w:after="60" w:before="60" w:line="252" w:lineRule="auto"/>
+              <w:spacing w:after="0" w:before="0" w:line="360" w:lineRule="auto"/>
+              <w:ind w:firstLine="0"/>
+              <w:snapToGrid w:val="0"/>
             </w:pPr>
             <w:r>
               <w:rPr>
@@ -1172,7 +1292,9 @@
           </w:tcPr>
           <w:p>
             <w:pPr>
-              <w:spacing w:after="60" w:before="60" w:line="252" w:lineRule="auto"/>
+              <w:spacing w:after="0" w:before="0" w:line="360" w:lineRule="auto"/>
+              <w:ind w:firstLine="0"/>
+              <w:snapToGrid w:val="0"/>
             </w:pPr>
             <w:r>
               <w:rPr>
@@ -1196,7 +1318,9 @@
           </w:tcPr>
           <w:p>
             <w:pPr>
-              <w:spacing w:after="60" w:before="60" w:line="252" w:lineRule="auto"/>
+              <w:spacing w:after="0" w:before="0" w:line="360" w:lineRule="auto"/>
+              <w:ind w:firstLine="0"/>
+              <w:snapToGrid w:val="0"/>
             </w:pPr>
             <w:r>
               <w:rPr>
@@ -1215,7 +1339,9 @@
           </w:tcPr>
           <w:p>
             <w:pPr>
-              <w:spacing w:after="60" w:before="60" w:line="252" w:lineRule="auto"/>
+              <w:spacing w:after="0" w:before="0" w:line="360" w:lineRule="auto"/>
+              <w:ind w:firstLine="0"/>
+              <w:snapToGrid w:val="0"/>
             </w:pPr>
             <w:r>
               <w:rPr>
@@ -1234,7 +1360,9 @@
           </w:tcPr>
           <w:p>
             <w:pPr>
-              <w:spacing w:after="60" w:before="60" w:line="252" w:lineRule="auto"/>
+              <w:spacing w:after="0" w:before="0" w:line="360" w:lineRule="auto"/>
+              <w:ind w:firstLine="0"/>
+              <w:snapToGrid w:val="0"/>
             </w:pPr>
             <w:r>
               <w:rPr>
@@ -1253,7 +1381,9 @@
           </w:tcPr>
           <w:p>
             <w:pPr>
-              <w:spacing w:after="60" w:before="60" w:line="252" w:lineRule="auto"/>
+              <w:spacing w:after="0" w:before="0" w:line="360" w:lineRule="auto"/>
+              <w:ind w:firstLine="0"/>
+              <w:snapToGrid w:val="0"/>
             </w:pPr>
             <w:r>
               <w:rPr>
@@ -1277,7 +1407,9 @@
           </w:tcPr>
           <w:p>
             <w:pPr>
-              <w:spacing w:after="60" w:before="60" w:line="252" w:lineRule="auto"/>
+              <w:spacing w:after="0" w:before="0" w:line="360" w:lineRule="auto"/>
+              <w:ind w:firstLine="0"/>
+              <w:snapToGrid w:val="0"/>
             </w:pPr>
             <w:r>
               <w:rPr>
@@ -1296,7 +1428,9 @@
           </w:tcPr>
           <w:p>
             <w:pPr>
-              <w:spacing w:after="60" w:before="60" w:line="252" w:lineRule="auto"/>
+              <w:spacing w:after="0" w:before="0" w:line="360" w:lineRule="auto"/>
+              <w:ind w:firstLine="0"/>
+              <w:snapToGrid w:val="0"/>
             </w:pPr>
             <w:r>
               <w:rPr>
@@ -1315,7 +1449,9 @@
           </w:tcPr>
           <w:p>
             <w:pPr>
-              <w:spacing w:after="60" w:before="60" w:line="252" w:lineRule="auto"/>
+              <w:spacing w:after="0" w:before="0" w:line="360" w:lineRule="auto"/>
+              <w:ind w:firstLine="0"/>
+              <w:snapToGrid w:val="0"/>
             </w:pPr>
             <w:r>
               <w:rPr>
@@ -1334,7 +1470,9 @@
           </w:tcPr>
           <w:p>
             <w:pPr>
-              <w:spacing w:after="60" w:before="60" w:line="252" w:lineRule="auto"/>
+              <w:spacing w:after="0" w:before="0" w:line="360" w:lineRule="auto"/>
+              <w:ind w:firstLine="0"/>
+              <w:snapToGrid w:val="0"/>
             </w:pPr>
             <w:r>
               <w:rPr>
@@ -1358,7 +1496,9 @@
           </w:tcPr>
           <w:p>
             <w:pPr>
-              <w:spacing w:after="60" w:before="60" w:line="252" w:lineRule="auto"/>
+              <w:spacing w:after="0" w:before="0" w:line="360" w:lineRule="auto"/>
+              <w:ind w:firstLine="0"/>
+              <w:snapToGrid w:val="0"/>
             </w:pPr>
             <w:r>
               <w:rPr>
@@ -1377,7 +1517,9 @@
           </w:tcPr>
           <w:p>
             <w:pPr>
-              <w:spacing w:after="60" w:before="60" w:line="252" w:lineRule="auto"/>
+              <w:spacing w:after="0" w:before="0" w:line="360" w:lineRule="auto"/>
+              <w:ind w:firstLine="0"/>
+              <w:snapToGrid w:val="0"/>
             </w:pPr>
             <w:r>
               <w:rPr>
@@ -1396,7 +1538,9 @@
           </w:tcPr>
           <w:p>
             <w:pPr>
-              <w:spacing w:after="60" w:before="60" w:line="252" w:lineRule="auto"/>
+              <w:spacing w:after="0" w:before="0" w:line="360" w:lineRule="auto"/>
+              <w:ind w:firstLine="0"/>
+              <w:snapToGrid w:val="0"/>
             </w:pPr>
             <w:r>
               <w:rPr>
@@ -1415,7 +1559,9 @@
           </w:tcPr>
           <w:p>
             <w:pPr>
-              <w:spacing w:after="60" w:before="60" w:line="252" w:lineRule="auto"/>
+              <w:spacing w:after="0" w:before="0" w:line="360" w:lineRule="auto"/>
+              <w:ind w:firstLine="0"/>
+              <w:snapToGrid w:val="0"/>
             </w:pPr>
             <w:r>
               <w:rPr>
@@ -1432,7 +1578,9 @@
     </w:tbl>
     <w:p>
       <w:pPr>
-        <w:spacing w:line="276" w:lineRule="auto" w:after="100"/>
+        <w:spacing w:line="360" w:lineRule="auto" w:after="0" w:before="0"/>
+        <w:ind w:firstLine="480" w:firstLineChars="200"/>
+        <w:snapToGrid w:val="0"/>
       </w:pPr>
       <w:r>
         <w:rPr>
@@ -1445,7 +1593,9 @@
     </w:p>
     <w:p>
       <w:pPr>
-        <w:spacing w:line="276" w:lineRule="auto" w:after="100"/>
+        <w:spacing w:line="360" w:lineRule="auto" w:after="0" w:before="0"/>
+        <w:ind w:firstLine="0"/>
+        <w:snapToGrid w:val="0"/>
       </w:pPr>
       <w:r>
         <w:rPr>
@@ -1459,6 +1609,9 @@
     <w:p>
       <w:pPr>
         <w:pStyle w:val="Heading1"/>
+        <w:spacing w:line="360" w:lineRule="auto" w:before="0" w:after="0"/>
+        <w:ind w:firstLine="0"/>
+        <w:snapToGrid w:val="0"/>
       </w:pPr>
       <w:r>
         <w:rPr>
@@ -1501,7 +1654,9 @@
           </w:tcPr>
           <w:p>
             <w:pPr>
-              <w:spacing w:after="60" w:before="60" w:line="252" w:lineRule="auto"/>
+              <w:spacing w:after="0" w:before="0" w:line="360" w:lineRule="auto"/>
+              <w:ind w:firstLine="0"/>
+              <w:snapToGrid w:val="0"/>
             </w:pPr>
             <w:r>
               <w:rPr>
@@ -1523,7 +1678,9 @@
           </w:tcPr>
           <w:p>
             <w:pPr>
-              <w:spacing w:after="60" w:before="60" w:line="252" w:lineRule="auto"/>
+              <w:spacing w:after="0" w:before="0" w:line="360" w:lineRule="auto"/>
+              <w:ind w:firstLine="0"/>
+              <w:snapToGrid w:val="0"/>
             </w:pPr>
             <w:r>
               <w:rPr>
@@ -1545,7 +1702,9 @@
           </w:tcPr>
           <w:p>
             <w:pPr>
-              <w:spacing w:after="60" w:before="60" w:line="252" w:lineRule="auto"/>
+              <w:spacing w:after="0" w:before="0" w:line="360" w:lineRule="auto"/>
+              <w:ind w:firstLine="0"/>
+              <w:snapToGrid w:val="0"/>
             </w:pPr>
             <w:r>
               <w:rPr>
@@ -1567,7 +1726,9 @@
           </w:tcPr>
           <w:p>
             <w:pPr>
-              <w:spacing w:after="60" w:before="60" w:line="252" w:lineRule="auto"/>
+              <w:spacing w:after="0" w:before="0" w:line="360" w:lineRule="auto"/>
+              <w:ind w:firstLine="0"/>
+              <w:snapToGrid w:val="0"/>
             </w:pPr>
             <w:r>
               <w:rPr>
@@ -1591,7 +1752,9 @@
           </w:tcPr>
           <w:p>
             <w:pPr>
-              <w:spacing w:after="60" w:before="60" w:line="252" w:lineRule="auto"/>
+              <w:spacing w:after="0" w:before="0" w:line="360" w:lineRule="auto"/>
+              <w:ind w:firstLine="0"/>
+              <w:snapToGrid w:val="0"/>
             </w:pPr>
             <w:r>
               <w:rPr>
@@ -1610,7 +1773,9 @@
           </w:tcPr>
           <w:p>
             <w:pPr>
-              <w:spacing w:after="60" w:before="60" w:line="252" w:lineRule="auto"/>
+              <w:spacing w:after="0" w:before="0" w:line="360" w:lineRule="auto"/>
+              <w:ind w:firstLine="0"/>
+              <w:snapToGrid w:val="0"/>
             </w:pPr>
             <w:r>
               <w:rPr>
@@ -1629,7 +1794,9 @@
           </w:tcPr>
           <w:p>
             <w:pPr>
-              <w:spacing w:after="60" w:before="60" w:line="252" w:lineRule="auto"/>
+              <w:spacing w:after="0" w:before="0" w:line="360" w:lineRule="auto"/>
+              <w:ind w:firstLine="0"/>
+              <w:snapToGrid w:val="0"/>
             </w:pPr>
             <w:r>
               <w:rPr>
@@ -1648,7 +1815,9 @@
           </w:tcPr>
           <w:p>
             <w:pPr>
-              <w:spacing w:after="60" w:before="60" w:line="252" w:lineRule="auto"/>
+              <w:spacing w:after="0" w:before="0" w:line="360" w:lineRule="auto"/>
+              <w:ind w:firstLine="0"/>
+              <w:snapToGrid w:val="0"/>
             </w:pPr>
             <w:r>
               <w:rPr>
@@ -1672,7 +1841,9 @@
           </w:tcPr>
           <w:p>
             <w:pPr>
-              <w:spacing w:after="60" w:before="60" w:line="252" w:lineRule="auto"/>
+              <w:spacing w:after="0" w:before="0" w:line="360" w:lineRule="auto"/>
+              <w:ind w:firstLine="0"/>
+              <w:snapToGrid w:val="0"/>
             </w:pPr>
             <w:r>
               <w:rPr>
@@ -1691,7 +1862,9 @@
           </w:tcPr>
           <w:p>
             <w:pPr>
-              <w:spacing w:after="60" w:before="60" w:line="252" w:lineRule="auto"/>
+              <w:spacing w:after="0" w:before="0" w:line="360" w:lineRule="auto"/>
+              <w:ind w:firstLine="0"/>
+              <w:snapToGrid w:val="0"/>
             </w:pPr>
             <w:r>
               <w:rPr>
@@ -1710,7 +1883,9 @@
           </w:tcPr>
           <w:p>
             <w:pPr>
-              <w:spacing w:after="60" w:before="60" w:line="252" w:lineRule="auto"/>
+              <w:spacing w:after="0" w:before="0" w:line="360" w:lineRule="auto"/>
+              <w:ind w:firstLine="0"/>
+              <w:snapToGrid w:val="0"/>
             </w:pPr>
             <w:r>
               <w:rPr>
@@ -1729,7 +1904,9 @@
           </w:tcPr>
           <w:p>
             <w:pPr>
-              <w:spacing w:after="60" w:before="60" w:line="252" w:lineRule="auto"/>
+              <w:spacing w:after="0" w:before="0" w:line="360" w:lineRule="auto"/>
+              <w:ind w:firstLine="0"/>
+              <w:snapToGrid w:val="0"/>
             </w:pPr>
             <w:r>
               <w:rPr>
@@ -1753,7 +1930,9 @@
           </w:tcPr>
           <w:p>
             <w:pPr>
-              <w:spacing w:after="60" w:before="60" w:line="252" w:lineRule="auto"/>
+              <w:spacing w:after="0" w:before="0" w:line="360" w:lineRule="auto"/>
+              <w:ind w:firstLine="0"/>
+              <w:snapToGrid w:val="0"/>
             </w:pPr>
             <w:r>
               <w:rPr>
@@ -1772,7 +1951,9 @@
           </w:tcPr>
           <w:p>
             <w:pPr>
-              <w:spacing w:after="60" w:before="60" w:line="252" w:lineRule="auto"/>
+              <w:spacing w:after="0" w:before="0" w:line="360" w:lineRule="auto"/>
+              <w:ind w:firstLine="0"/>
+              <w:snapToGrid w:val="0"/>
             </w:pPr>
             <w:r>
               <w:rPr>
@@ -1791,7 +1972,9 @@
           </w:tcPr>
           <w:p>
             <w:pPr>
-              <w:spacing w:after="60" w:before="60" w:line="252" w:lineRule="auto"/>
+              <w:spacing w:after="0" w:before="0" w:line="360" w:lineRule="auto"/>
+              <w:ind w:firstLine="0"/>
+              <w:snapToGrid w:val="0"/>
             </w:pPr>
             <w:r>
               <w:rPr>
@@ -1810,7 +1993,9 @@
           </w:tcPr>
           <w:p>
             <w:pPr>
-              <w:spacing w:after="60" w:before="60" w:line="252" w:lineRule="auto"/>
+              <w:spacing w:after="0" w:before="0" w:line="360" w:lineRule="auto"/>
+              <w:ind w:firstLine="0"/>
+              <w:snapToGrid w:val="0"/>
             </w:pPr>
             <w:r>
               <w:rPr>
@@ -1834,7 +2019,9 @@
           </w:tcPr>
           <w:p>
             <w:pPr>
-              <w:spacing w:after="60" w:before="60" w:line="252" w:lineRule="auto"/>
+              <w:spacing w:after="0" w:before="0" w:line="360" w:lineRule="auto"/>
+              <w:ind w:firstLine="0"/>
+              <w:snapToGrid w:val="0"/>
             </w:pPr>
             <w:r>
               <w:rPr>
@@ -1853,7 +2040,9 @@
           </w:tcPr>
           <w:p>
             <w:pPr>
-              <w:spacing w:after="60" w:before="60" w:line="252" w:lineRule="auto"/>
+              <w:spacing w:after="0" w:before="0" w:line="360" w:lineRule="auto"/>
+              <w:ind w:firstLine="0"/>
+              <w:snapToGrid w:val="0"/>
             </w:pPr>
             <w:r>
               <w:rPr>
@@ -1872,7 +2061,9 @@
           </w:tcPr>
           <w:p>
             <w:pPr>
-              <w:spacing w:after="60" w:before="60" w:line="252" w:lineRule="auto"/>
+              <w:spacing w:after="0" w:before="0" w:line="360" w:lineRule="auto"/>
+              <w:ind w:firstLine="0"/>
+              <w:snapToGrid w:val="0"/>
             </w:pPr>
             <w:r>
               <w:rPr>
@@ -1891,7 +2082,9 @@
           </w:tcPr>
           <w:p>
             <w:pPr>
-              <w:spacing w:after="60" w:before="60" w:line="252" w:lineRule="auto"/>
+              <w:spacing w:after="0" w:before="0" w:line="360" w:lineRule="auto"/>
+              <w:ind w:firstLine="0"/>
+              <w:snapToGrid w:val="0"/>
             </w:pPr>
             <w:r>
               <w:rPr>
@@ -1915,7 +2108,9 @@
           </w:tcPr>
           <w:p>
             <w:pPr>
-              <w:spacing w:after="60" w:before="60" w:line="252" w:lineRule="auto"/>
+              <w:spacing w:after="0" w:before="0" w:line="360" w:lineRule="auto"/>
+              <w:ind w:firstLine="0"/>
+              <w:snapToGrid w:val="0"/>
             </w:pPr>
             <w:r>
               <w:rPr>
@@ -1934,7 +2129,9 @@
           </w:tcPr>
           <w:p>
             <w:pPr>
-              <w:spacing w:after="60" w:before="60" w:line="252" w:lineRule="auto"/>
+              <w:spacing w:after="0" w:before="0" w:line="360" w:lineRule="auto"/>
+              <w:ind w:firstLine="0"/>
+              <w:snapToGrid w:val="0"/>
             </w:pPr>
             <w:r>
               <w:rPr>
@@ -1953,7 +2150,9 @@
           </w:tcPr>
           <w:p>
             <w:pPr>
-              <w:spacing w:after="60" w:before="60" w:line="252" w:lineRule="auto"/>
+              <w:spacing w:after="0" w:before="0" w:line="360" w:lineRule="auto"/>
+              <w:ind w:firstLine="0"/>
+              <w:snapToGrid w:val="0"/>
             </w:pPr>
             <w:r>
               <w:rPr>
@@ -1972,7 +2171,9 @@
           </w:tcPr>
           <w:p>
             <w:pPr>
-              <w:spacing w:after="60" w:before="60" w:line="252" w:lineRule="auto"/>
+              <w:spacing w:after="0" w:before="0" w:line="360" w:lineRule="auto"/>
+              <w:ind w:firstLine="0"/>
+              <w:snapToGrid w:val="0"/>
             </w:pPr>
             <w:r>
               <w:rPr>
@@ -1996,7 +2197,9 @@
           </w:tcPr>
           <w:p>
             <w:pPr>
-              <w:spacing w:after="60" w:before="60" w:line="252" w:lineRule="auto"/>
+              <w:spacing w:after="0" w:before="0" w:line="360" w:lineRule="auto"/>
+              <w:ind w:firstLine="0"/>
+              <w:snapToGrid w:val="0"/>
             </w:pPr>
             <w:r>
               <w:rPr>
@@ -2015,7 +2218,9 @@
           </w:tcPr>
           <w:p>
             <w:pPr>
-              <w:spacing w:after="60" w:before="60" w:line="252" w:lineRule="auto"/>
+              <w:spacing w:after="0" w:before="0" w:line="360" w:lineRule="auto"/>
+              <w:ind w:firstLine="0"/>
+              <w:snapToGrid w:val="0"/>
             </w:pPr>
             <w:r>
               <w:rPr>
@@ -2034,7 +2239,9 @@
           </w:tcPr>
           <w:p>
             <w:pPr>
-              <w:spacing w:after="60" w:before="60" w:line="252" w:lineRule="auto"/>
+              <w:spacing w:after="0" w:before="0" w:line="360" w:lineRule="auto"/>
+              <w:ind w:firstLine="0"/>
+              <w:snapToGrid w:val="0"/>
             </w:pPr>
             <w:r>
               <w:rPr>
@@ -2053,7 +2260,9 @@
           </w:tcPr>
           <w:p>
             <w:pPr>
-              <w:spacing w:after="60" w:before="60" w:line="252" w:lineRule="auto"/>
+              <w:spacing w:after="0" w:before="0" w:line="360" w:lineRule="auto"/>
+              <w:ind w:firstLine="0"/>
+              <w:snapToGrid w:val="0"/>
             </w:pPr>
             <w:r>
               <w:rPr>
@@ -2077,7 +2286,9 @@
           </w:tcPr>
           <w:p>
             <w:pPr>
-              <w:spacing w:after="60" w:before="60" w:line="252" w:lineRule="auto"/>
+              <w:spacing w:after="0" w:before="0" w:line="360" w:lineRule="auto"/>
+              <w:ind w:firstLine="0"/>
+              <w:snapToGrid w:val="0"/>
             </w:pPr>
             <w:r>
               <w:rPr>
@@ -2096,7 +2307,9 @@
           </w:tcPr>
           <w:p>
             <w:pPr>
-              <w:spacing w:after="60" w:before="60" w:line="252" w:lineRule="auto"/>
+              <w:spacing w:after="0" w:before="0" w:line="360" w:lineRule="auto"/>
+              <w:ind w:firstLine="0"/>
+              <w:snapToGrid w:val="0"/>
             </w:pPr>
             <w:r>
               <w:rPr>
@@ -2115,7 +2328,9 @@
           </w:tcPr>
           <w:p>
             <w:pPr>
-              <w:spacing w:after="60" w:before="60" w:line="252" w:lineRule="auto"/>
+              <w:spacing w:after="0" w:before="0" w:line="360" w:lineRule="auto"/>
+              <w:ind w:firstLine="0"/>
+              <w:snapToGrid w:val="0"/>
             </w:pPr>
             <w:r>
               <w:rPr>
@@ -2134,7 +2349,9 @@
           </w:tcPr>
           <w:p>
             <w:pPr>
-              <w:spacing w:after="60" w:before="60" w:line="252" w:lineRule="auto"/>
+              <w:spacing w:after="0" w:before="0" w:line="360" w:lineRule="auto"/>
+              <w:ind w:firstLine="0"/>
+              <w:snapToGrid w:val="0"/>
             </w:pPr>
             <w:r>
               <w:rPr>
@@ -2158,7 +2375,9 @@
           </w:tcPr>
           <w:p>
             <w:pPr>
-              <w:spacing w:after="60" w:before="60" w:line="252" w:lineRule="auto"/>
+              <w:spacing w:after="0" w:before="0" w:line="360" w:lineRule="auto"/>
+              <w:ind w:firstLine="0"/>
+              <w:snapToGrid w:val="0"/>
             </w:pPr>
             <w:r>
               <w:rPr>
@@ -2177,7 +2396,9 @@
           </w:tcPr>
           <w:p>
             <w:pPr>
-              <w:spacing w:after="60" w:before="60" w:line="252" w:lineRule="auto"/>
+              <w:spacing w:after="0" w:before="0" w:line="360" w:lineRule="auto"/>
+              <w:ind w:firstLine="0"/>
+              <w:snapToGrid w:val="0"/>
             </w:pPr>
             <w:r>
               <w:rPr>
@@ -2196,7 +2417,9 @@
           </w:tcPr>
           <w:p>
             <w:pPr>
-              <w:spacing w:after="60" w:before="60" w:line="252" w:lineRule="auto"/>
+              <w:spacing w:after="0" w:before="0" w:line="360" w:lineRule="auto"/>
+              <w:ind w:firstLine="0"/>
+              <w:snapToGrid w:val="0"/>
             </w:pPr>
             <w:r>
               <w:rPr>
@@ -2215,7 +2438,9 @@
           </w:tcPr>
           <w:p>
             <w:pPr>
-              <w:spacing w:after="60" w:before="60" w:line="252" w:lineRule="auto"/>
+              <w:spacing w:after="0" w:before="0" w:line="360" w:lineRule="auto"/>
+              <w:ind w:firstLine="0"/>
+              <w:snapToGrid w:val="0"/>
             </w:pPr>
             <w:r>
               <w:rPr>
@@ -2239,7 +2464,9 @@
           </w:tcPr>
           <w:p>
             <w:pPr>
-              <w:spacing w:after="60" w:before="60" w:line="252" w:lineRule="auto"/>
+              <w:spacing w:after="0" w:before="0" w:line="360" w:lineRule="auto"/>
+              <w:ind w:firstLine="0"/>
+              <w:snapToGrid w:val="0"/>
             </w:pPr>
             <w:r>
               <w:rPr>
@@ -2258,7 +2485,9 @@
           </w:tcPr>
           <w:p>
             <w:pPr>
-              <w:spacing w:after="60" w:before="60" w:line="252" w:lineRule="auto"/>
+              <w:spacing w:after="0" w:before="0" w:line="360" w:lineRule="auto"/>
+              <w:ind w:firstLine="0"/>
+              <w:snapToGrid w:val="0"/>
             </w:pPr>
             <w:r>
               <w:rPr>
@@ -2277,7 +2506,9 @@
           </w:tcPr>
           <w:p>
             <w:pPr>
-              <w:spacing w:after="60" w:before="60" w:line="252" w:lineRule="auto"/>
+              <w:spacing w:after="0" w:before="0" w:line="360" w:lineRule="auto"/>
+              <w:ind w:firstLine="0"/>
+              <w:snapToGrid w:val="0"/>
             </w:pPr>
             <w:r>
               <w:rPr>
@@ -2296,7 +2527,9 @@
           </w:tcPr>
           <w:p>
             <w:pPr>
-              <w:spacing w:after="60" w:before="60" w:line="252" w:lineRule="auto"/>
+              <w:spacing w:after="0" w:before="0" w:line="360" w:lineRule="auto"/>
+              <w:ind w:firstLine="0"/>
+              <w:snapToGrid w:val="0"/>
             </w:pPr>
             <w:r>
               <w:rPr>
@@ -2320,7 +2553,9 @@
           </w:tcPr>
           <w:p>
             <w:pPr>
-              <w:spacing w:after="60" w:before="60" w:line="252" w:lineRule="auto"/>
+              <w:spacing w:after="0" w:before="0" w:line="360" w:lineRule="auto"/>
+              <w:ind w:firstLine="0"/>
+              <w:snapToGrid w:val="0"/>
             </w:pPr>
             <w:r>
               <w:rPr>
@@ -2339,7 +2574,9 @@
           </w:tcPr>
           <w:p>
             <w:pPr>
-              <w:spacing w:after="60" w:before="60" w:line="252" w:lineRule="auto"/>
+              <w:spacing w:after="0" w:before="0" w:line="360" w:lineRule="auto"/>
+              <w:ind w:firstLine="0"/>
+              <w:snapToGrid w:val="0"/>
             </w:pPr>
             <w:r>
               <w:rPr>
@@ -2358,7 +2595,9 @@
           </w:tcPr>
           <w:p>
             <w:pPr>
-              <w:spacing w:after="60" w:before="60" w:line="252" w:lineRule="auto"/>
+              <w:spacing w:after="0" w:before="0" w:line="360" w:lineRule="auto"/>
+              <w:ind w:firstLine="0"/>
+              <w:snapToGrid w:val="0"/>
             </w:pPr>
             <w:r>
               <w:rPr>
@@ -2377,7 +2616,9 @@
           </w:tcPr>
           <w:p>
             <w:pPr>
-              <w:spacing w:after="60" w:before="60" w:line="252" w:lineRule="auto"/>
+              <w:spacing w:after="0" w:before="0" w:line="360" w:lineRule="auto"/>
+              <w:ind w:firstLine="0"/>
+              <w:snapToGrid w:val="0"/>
             </w:pPr>
             <w:r>
               <w:rPr>
@@ -2401,7 +2642,9 @@
           </w:tcPr>
           <w:p>
             <w:pPr>
-              <w:spacing w:after="60" w:before="60" w:line="252" w:lineRule="auto"/>
+              <w:spacing w:after="0" w:before="0" w:line="360" w:lineRule="auto"/>
+              <w:ind w:firstLine="0"/>
+              <w:snapToGrid w:val="0"/>
             </w:pPr>
             <w:r>
               <w:rPr>
@@ -2420,7 +2663,9 @@
           </w:tcPr>
           <w:p>
             <w:pPr>
-              <w:spacing w:after="60" w:before="60" w:line="252" w:lineRule="auto"/>
+              <w:spacing w:after="0" w:before="0" w:line="360" w:lineRule="auto"/>
+              <w:ind w:firstLine="0"/>
+              <w:snapToGrid w:val="0"/>
             </w:pPr>
             <w:r>
               <w:rPr>
@@ -2439,7 +2684,9 @@
           </w:tcPr>
           <w:p>
             <w:pPr>
-              <w:spacing w:after="60" w:before="60" w:line="252" w:lineRule="auto"/>
+              <w:spacing w:after="0" w:before="0" w:line="360" w:lineRule="auto"/>
+              <w:ind w:firstLine="0"/>
+              <w:snapToGrid w:val="0"/>
             </w:pPr>
             <w:r>
               <w:rPr>
@@ -2458,7 +2705,9 @@
           </w:tcPr>
           <w:p>
             <w:pPr>
-              <w:spacing w:after="60" w:before="60" w:line="252" w:lineRule="auto"/>
+              <w:spacing w:after="0" w:before="0" w:line="360" w:lineRule="auto"/>
+              <w:ind w:firstLine="0"/>
+              <w:snapToGrid w:val="0"/>
             </w:pPr>
             <w:r>
               <w:rPr>
@@ -2482,7 +2731,9 @@
           </w:tcPr>
           <w:p>
             <w:pPr>
-              <w:spacing w:after="60" w:before="60" w:line="252" w:lineRule="auto"/>
+              <w:spacing w:after="0" w:before="0" w:line="360" w:lineRule="auto"/>
+              <w:ind w:firstLine="0"/>
+              <w:snapToGrid w:val="0"/>
             </w:pPr>
             <w:r>
               <w:rPr>
@@ -2501,7 +2752,9 @@
           </w:tcPr>
           <w:p>
             <w:pPr>
-              <w:spacing w:after="60" w:before="60" w:line="252" w:lineRule="auto"/>
+              <w:spacing w:after="0" w:before="0" w:line="360" w:lineRule="auto"/>
+              <w:ind w:firstLine="0"/>
+              <w:snapToGrid w:val="0"/>
             </w:pPr>
             <w:r>
               <w:rPr>
@@ -2520,7 +2773,9 @@
           </w:tcPr>
           <w:p>
             <w:pPr>
-              <w:spacing w:after="60" w:before="60" w:line="252" w:lineRule="auto"/>
+              <w:spacing w:after="0" w:before="0" w:line="360" w:lineRule="auto"/>
+              <w:ind w:firstLine="0"/>
+              <w:snapToGrid w:val="0"/>
             </w:pPr>
             <w:r>
               <w:rPr>
@@ -2539,7 +2794,9 @@
           </w:tcPr>
           <w:p>
             <w:pPr>
-              <w:spacing w:after="60" w:before="60" w:line="252" w:lineRule="auto"/>
+              <w:spacing w:after="0" w:before="0" w:line="360" w:lineRule="auto"/>
+              <w:ind w:firstLine="0"/>
+              <w:snapToGrid w:val="0"/>
             </w:pPr>
             <w:r>
               <w:rPr>
@@ -2563,7 +2820,9 @@
           </w:tcPr>
           <w:p>
             <w:pPr>
-              <w:spacing w:after="60" w:before="60" w:line="252" w:lineRule="auto"/>
+              <w:spacing w:after="0" w:before="0" w:line="360" w:lineRule="auto"/>
+              <w:ind w:firstLine="0"/>
+              <w:snapToGrid w:val="0"/>
             </w:pPr>
             <w:r>
               <w:rPr>
@@ -2582,7 +2841,9 @@
           </w:tcPr>
           <w:p>
             <w:pPr>
-              <w:spacing w:after="60" w:before="60" w:line="252" w:lineRule="auto"/>
+              <w:spacing w:after="0" w:before="0" w:line="360" w:lineRule="auto"/>
+              <w:ind w:firstLine="0"/>
+              <w:snapToGrid w:val="0"/>
             </w:pPr>
             <w:r>
               <w:rPr>
@@ -2601,7 +2862,9 @@
           </w:tcPr>
           <w:p>
             <w:pPr>
-              <w:spacing w:after="60" w:before="60" w:line="252" w:lineRule="auto"/>
+              <w:spacing w:after="0" w:before="0" w:line="360" w:lineRule="auto"/>
+              <w:ind w:firstLine="0"/>
+              <w:snapToGrid w:val="0"/>
             </w:pPr>
             <w:r>
               <w:rPr>
@@ -2620,7 +2883,9 @@
           </w:tcPr>
           <w:p>
             <w:pPr>
-              <w:spacing w:after="60" w:before="60" w:line="252" w:lineRule="auto"/>
+              <w:spacing w:after="0" w:before="0" w:line="360" w:lineRule="auto"/>
+              <w:ind w:firstLine="0"/>
+              <w:snapToGrid w:val="0"/>
             </w:pPr>
             <w:r>
               <w:rPr>
@@ -2644,7 +2909,9 @@
           </w:tcPr>
           <w:p>
             <w:pPr>
-              <w:spacing w:after="60" w:before="60" w:line="252" w:lineRule="auto"/>
+              <w:spacing w:after="0" w:before="0" w:line="360" w:lineRule="auto"/>
+              <w:ind w:firstLine="0"/>
+              <w:snapToGrid w:val="0"/>
             </w:pPr>
             <w:r>
               <w:rPr>
@@ -2663,7 +2930,9 @@
           </w:tcPr>
           <w:p>
             <w:pPr>
-              <w:spacing w:after="60" w:before="60" w:line="252" w:lineRule="auto"/>
+              <w:spacing w:after="0" w:before="0" w:line="360" w:lineRule="auto"/>
+              <w:ind w:firstLine="0"/>
+              <w:snapToGrid w:val="0"/>
             </w:pPr>
             <w:r>
               <w:rPr>
@@ -2682,7 +2951,9 @@
           </w:tcPr>
           <w:p>
             <w:pPr>
-              <w:spacing w:after="60" w:before="60" w:line="252" w:lineRule="auto"/>
+              <w:spacing w:after="0" w:before="0" w:line="360" w:lineRule="auto"/>
+              <w:ind w:firstLine="0"/>
+              <w:snapToGrid w:val="0"/>
             </w:pPr>
             <w:r>
               <w:rPr>
@@ -2701,7 +2972,9 @@
           </w:tcPr>
           <w:p>
             <w:pPr>
-              <w:spacing w:after="60" w:before="60" w:line="252" w:lineRule="auto"/>
+              <w:spacing w:after="0" w:before="0" w:line="360" w:lineRule="auto"/>
+              <w:ind w:firstLine="0"/>
+              <w:snapToGrid w:val="0"/>
             </w:pPr>
             <w:r>
               <w:rPr>
@@ -2725,7 +2998,9 @@
           </w:tcPr>
           <w:p>
             <w:pPr>
-              <w:spacing w:after="60" w:before="60" w:line="252" w:lineRule="auto"/>
+              <w:spacing w:after="0" w:before="0" w:line="360" w:lineRule="auto"/>
+              <w:ind w:firstLine="0"/>
+              <w:snapToGrid w:val="0"/>
             </w:pPr>
             <w:r>
               <w:rPr>
@@ -2744,7 +3019,9 @@
           </w:tcPr>
           <w:p>
             <w:pPr>
-              <w:spacing w:after="60" w:before="60" w:line="252" w:lineRule="auto"/>
+              <w:spacing w:after="0" w:before="0" w:line="360" w:lineRule="auto"/>
+              <w:ind w:firstLine="0"/>
+              <w:snapToGrid w:val="0"/>
             </w:pPr>
             <w:r>
               <w:rPr>
@@ -2763,7 +3040,9 @@
           </w:tcPr>
           <w:p>
             <w:pPr>
-              <w:spacing w:after="60" w:before="60" w:line="252" w:lineRule="auto"/>
+              <w:spacing w:after="0" w:before="0" w:line="360" w:lineRule="auto"/>
+              <w:ind w:firstLine="0"/>
+              <w:snapToGrid w:val="0"/>
             </w:pPr>
             <w:r>
               <w:rPr>
@@ -2782,7 +3061,9 @@
           </w:tcPr>
           <w:p>
             <w:pPr>
-              <w:spacing w:after="60" w:before="60" w:line="252" w:lineRule="auto"/>
+              <w:spacing w:after="0" w:before="0" w:line="360" w:lineRule="auto"/>
+              <w:ind w:firstLine="0"/>
+              <w:snapToGrid w:val="0"/>
             </w:pPr>
             <w:r>
               <w:rPr>
@@ -2806,7 +3087,9 @@
           </w:tcPr>
           <w:p>
             <w:pPr>
-              <w:spacing w:after="60" w:before="60" w:line="252" w:lineRule="auto"/>
+              <w:spacing w:after="0" w:before="0" w:line="360" w:lineRule="auto"/>
+              <w:ind w:firstLine="0"/>
+              <w:snapToGrid w:val="0"/>
             </w:pPr>
             <w:r>
               <w:rPr>
@@ -2825,7 +3108,9 @@
           </w:tcPr>
           <w:p>
             <w:pPr>
-              <w:spacing w:after="60" w:before="60" w:line="252" w:lineRule="auto"/>
+              <w:spacing w:after="0" w:before="0" w:line="360" w:lineRule="auto"/>
+              <w:ind w:firstLine="0"/>
+              <w:snapToGrid w:val="0"/>
             </w:pPr>
             <w:r>
               <w:rPr>
@@ -2844,7 +3129,9 @@
           </w:tcPr>
           <w:p>
             <w:pPr>
-              <w:spacing w:after="60" w:before="60" w:line="252" w:lineRule="auto"/>
+              <w:spacing w:after="0" w:before="0" w:line="360" w:lineRule="auto"/>
+              <w:ind w:firstLine="0"/>
+              <w:snapToGrid w:val="0"/>
             </w:pPr>
             <w:r>
               <w:rPr>
@@ -2863,7 +3150,9 @@
           </w:tcPr>
           <w:p>
             <w:pPr>
-              <w:spacing w:after="60" w:before="60" w:line="252" w:lineRule="auto"/>
+              <w:spacing w:after="0" w:before="0" w:line="360" w:lineRule="auto"/>
+              <w:ind w:firstLine="0"/>
+              <w:snapToGrid w:val="0"/>
             </w:pPr>
             <w:r>
               <w:rPr>
@@ -2887,7 +3176,9 @@
           </w:tcPr>
           <w:p>
             <w:pPr>
-              <w:spacing w:after="60" w:before="60" w:line="252" w:lineRule="auto"/>
+              <w:spacing w:after="0" w:before="0" w:line="360" w:lineRule="auto"/>
+              <w:ind w:firstLine="0"/>
+              <w:snapToGrid w:val="0"/>
             </w:pPr>
             <w:r>
               <w:rPr>
@@ -2906,7 +3197,9 @@
           </w:tcPr>
           <w:p>
             <w:pPr>
-              <w:spacing w:after="60" w:before="60" w:line="252" w:lineRule="auto"/>
+              <w:spacing w:after="0" w:before="0" w:line="360" w:lineRule="auto"/>
+              <w:ind w:firstLine="0"/>
+              <w:snapToGrid w:val="0"/>
             </w:pPr>
             <w:r>
               <w:rPr>
@@ -2925,7 +3218,9 @@
           </w:tcPr>
           <w:p>
             <w:pPr>
-              <w:spacing w:after="60" w:before="60" w:line="252" w:lineRule="auto"/>
+              <w:spacing w:after="0" w:before="0" w:line="360" w:lineRule="auto"/>
+              <w:ind w:firstLine="0"/>
+              <w:snapToGrid w:val="0"/>
             </w:pPr>
             <w:r>
               <w:rPr>
@@ -2944,7 +3239,9 @@
           </w:tcPr>
           <w:p>
             <w:pPr>
-              <w:spacing w:after="60" w:before="60" w:line="252" w:lineRule="auto"/>
+              <w:spacing w:after="0" w:before="0" w:line="360" w:lineRule="auto"/>
+              <w:ind w:firstLine="0"/>
+              <w:snapToGrid w:val="0"/>
             </w:pPr>
             <w:r>
               <w:rPr>
@@ -2968,7 +3265,9 @@
           </w:tcPr>
           <w:p>
             <w:pPr>
-              <w:spacing w:after="60" w:before="60" w:line="252" w:lineRule="auto"/>
+              <w:spacing w:after="0" w:before="0" w:line="360" w:lineRule="auto"/>
+              <w:ind w:firstLine="0"/>
+              <w:snapToGrid w:val="0"/>
             </w:pPr>
             <w:r>
               <w:rPr>
@@ -2987,7 +3286,9 @@
           </w:tcPr>
           <w:p>
             <w:pPr>
-              <w:spacing w:after="60" w:before="60" w:line="252" w:lineRule="auto"/>
+              <w:spacing w:after="0" w:before="0" w:line="360" w:lineRule="auto"/>
+              <w:ind w:firstLine="0"/>
+              <w:snapToGrid w:val="0"/>
             </w:pPr>
             <w:r>
               <w:rPr>
@@ -3006,7 +3307,9 @@
           </w:tcPr>
           <w:p>
             <w:pPr>
-              <w:spacing w:after="60" w:before="60" w:line="252" w:lineRule="auto"/>
+              <w:spacing w:after="0" w:before="0" w:line="360" w:lineRule="auto"/>
+              <w:ind w:firstLine="0"/>
+              <w:snapToGrid w:val="0"/>
             </w:pPr>
             <w:r>
               <w:rPr>
@@ -3025,7 +3328,9 @@
           </w:tcPr>
           <w:p>
             <w:pPr>
-              <w:spacing w:after="60" w:before="60" w:line="252" w:lineRule="auto"/>
+              <w:spacing w:after="0" w:before="0" w:line="360" w:lineRule="auto"/>
+              <w:ind w:firstLine="0"/>
+              <w:snapToGrid w:val="0"/>
             </w:pPr>
             <w:r>
               <w:rPr>
@@ -3049,7 +3354,9 @@
           </w:tcPr>
           <w:p>
             <w:pPr>
-              <w:spacing w:after="60" w:before="60" w:line="252" w:lineRule="auto"/>
+              <w:spacing w:after="0" w:before="0" w:line="360" w:lineRule="auto"/>
+              <w:ind w:firstLine="0"/>
+              <w:snapToGrid w:val="0"/>
             </w:pPr>
             <w:r>
               <w:rPr>
@@ -3068,7 +3375,9 @@
           </w:tcPr>
           <w:p>
             <w:pPr>
-              <w:spacing w:after="60" w:before="60" w:line="252" w:lineRule="auto"/>
+              <w:spacing w:after="0" w:before="0" w:line="360" w:lineRule="auto"/>
+              <w:ind w:firstLine="0"/>
+              <w:snapToGrid w:val="0"/>
             </w:pPr>
             <w:r>
               <w:rPr>
@@ -3087,7 +3396,9 @@
           </w:tcPr>
           <w:p>
             <w:pPr>
-              <w:spacing w:after="60" w:before="60" w:line="252" w:lineRule="auto"/>
+              <w:spacing w:after="0" w:before="0" w:line="360" w:lineRule="auto"/>
+              <w:ind w:firstLine="0"/>
+              <w:snapToGrid w:val="0"/>
             </w:pPr>
             <w:r>
               <w:rPr>
@@ -3106,7 +3417,9 @@
           </w:tcPr>
           <w:p>
             <w:pPr>
-              <w:spacing w:after="60" w:before="60" w:line="252" w:lineRule="auto"/>
+              <w:spacing w:after="0" w:before="0" w:line="360" w:lineRule="auto"/>
+              <w:ind w:firstLine="0"/>
+              <w:snapToGrid w:val="0"/>
             </w:pPr>
             <w:r>
               <w:rPr>
@@ -3130,7 +3443,9 @@
           </w:tcPr>
           <w:p>
             <w:pPr>
-              <w:spacing w:after="60" w:before="60" w:line="252" w:lineRule="auto"/>
+              <w:spacing w:after="0" w:before="0" w:line="360" w:lineRule="auto"/>
+              <w:ind w:firstLine="0"/>
+              <w:snapToGrid w:val="0"/>
             </w:pPr>
             <w:r>
               <w:rPr>
@@ -3149,7 +3464,9 @@
           </w:tcPr>
           <w:p>
             <w:pPr>
-              <w:spacing w:after="60" w:before="60" w:line="252" w:lineRule="auto"/>
+              <w:spacing w:after="0" w:before="0" w:line="360" w:lineRule="auto"/>
+              <w:ind w:firstLine="0"/>
+              <w:snapToGrid w:val="0"/>
             </w:pPr>
             <w:r>
               <w:rPr>
@@ -3168,7 +3485,9 @@
           </w:tcPr>
           <w:p>
             <w:pPr>
-              <w:spacing w:after="60" w:before="60" w:line="252" w:lineRule="auto"/>
+              <w:spacing w:after="0" w:before="0" w:line="360" w:lineRule="auto"/>
+              <w:ind w:firstLine="0"/>
+              <w:snapToGrid w:val="0"/>
             </w:pPr>
             <w:r>
               <w:rPr>
@@ -3187,7 +3506,9 @@
           </w:tcPr>
           <w:p>
             <w:pPr>
-              <w:spacing w:after="60" w:before="60" w:line="252" w:lineRule="auto"/>
+              <w:spacing w:after="0" w:before="0" w:line="360" w:lineRule="auto"/>
+              <w:ind w:firstLine="0"/>
+              <w:snapToGrid w:val="0"/>
             </w:pPr>
             <w:r>
               <w:rPr>
@@ -3204,7 +3525,9 @@
     </w:tbl>
     <w:p>
       <w:pPr>
-        <w:spacing w:line="276" w:lineRule="auto" w:after="100"/>
+        <w:spacing w:line="360" w:lineRule="auto" w:after="0" w:before="0"/>
+        <w:ind w:firstLine="480" w:firstLineChars="200"/>
+        <w:snapToGrid w:val="0"/>
       </w:pPr>
       <w:r>
         <w:rPr>
@@ -3217,7 +3540,9 @@
     </w:p>
     <w:p>
       <w:pPr>
-        <w:spacing w:line="276" w:lineRule="auto" w:after="100"/>
+        <w:spacing w:line="360" w:lineRule="auto" w:after="0" w:before="0"/>
+        <w:ind w:firstLine="0"/>
+        <w:snapToGrid w:val="0"/>
       </w:pPr>
       <w:r>
         <w:rPr>
@@ -3231,6 +3556,9 @@
     <w:p>
       <w:pPr>
         <w:pStyle w:val="Heading1"/>
+        <w:spacing w:line="360" w:lineRule="auto" w:before="0" w:after="0"/>
+        <w:ind w:firstLine="0"/>
+        <w:snapToGrid w:val="0"/>
       </w:pPr>
       <w:r>
         <w:rPr>
@@ -3242,7 +3570,9 @@
     </w:p>
     <w:p>
       <w:pPr>
-        <w:spacing w:line="276" w:lineRule="auto" w:after="100"/>
+        <w:spacing w:line="360" w:lineRule="auto" w:after="0" w:before="0"/>
+        <w:ind w:firstLine="480" w:firstLineChars="200"/>
+        <w:snapToGrid w:val="0"/>
       </w:pPr>
       <w:r>
         <w:rPr>
@@ -3256,6 +3586,9 @@
     <w:p>
       <w:pPr>
         <w:pStyle w:val="Heading2"/>
+        <w:spacing w:line="360" w:lineRule="auto" w:before="0" w:after="0"/>
+        <w:ind w:firstLine="0"/>
+        <w:snapToGrid w:val="0"/>
       </w:pPr>
       <w:r>
         <w:rPr>
@@ -3267,7 +3600,9 @@
     </w:p>
     <w:p>
       <w:pPr>
-        <w:spacing w:line="276" w:lineRule="auto" w:after="100"/>
+        <w:spacing w:line="360" w:lineRule="auto" w:after="0" w:before="0"/>
+        <w:ind w:firstLine="480" w:firstLineChars="200"/>
+        <w:snapToGrid w:val="0"/>
       </w:pPr>
       <w:r>
         <w:rPr>
@@ -3281,6 +3616,9 @@
     <w:p>
       <w:pPr>
         <w:pStyle w:val="Heading2"/>
+        <w:spacing w:line="360" w:lineRule="auto" w:before="0" w:after="0"/>
+        <w:ind w:firstLine="0"/>
+        <w:snapToGrid w:val="0"/>
       </w:pPr>
       <w:r>
         <w:rPr>
@@ -3292,7 +3630,9 @@
     </w:p>
     <w:p>
       <w:pPr>
-        <w:spacing w:line="276" w:lineRule="auto" w:after="100"/>
+        <w:spacing w:line="360" w:lineRule="auto" w:after="0" w:before="0"/>
+        <w:ind w:firstLine="480" w:firstLineChars="200"/>
+        <w:snapToGrid w:val="0"/>
       </w:pPr>
       <w:r>
         <w:rPr>
@@ -3306,6 +3646,9 @@
     <w:p>
       <w:pPr>
         <w:pStyle w:val="Heading2"/>
+        <w:spacing w:line="360" w:lineRule="auto" w:before="0" w:after="0"/>
+        <w:ind w:firstLine="0"/>
+        <w:snapToGrid w:val="0"/>
       </w:pPr>
       <w:r>
         <w:rPr>
@@ -3317,7 +3660,9 @@
     </w:p>
     <w:p>
       <w:pPr>
-        <w:spacing w:line="276" w:lineRule="auto" w:after="100"/>
+        <w:spacing w:line="360" w:lineRule="auto" w:after="0" w:before="0"/>
+        <w:ind w:firstLine="480" w:firstLineChars="200"/>
+        <w:snapToGrid w:val="0"/>
       </w:pPr>
       <w:r>
         <w:rPr>
@@ -3331,6 +3676,9 @@
     <w:p>
       <w:pPr>
         <w:pStyle w:val="Heading2"/>
+        <w:spacing w:line="360" w:lineRule="auto" w:before="0" w:after="0"/>
+        <w:ind w:firstLine="0"/>
+        <w:snapToGrid w:val="0"/>
       </w:pPr>
       <w:r>
         <w:rPr>
@@ -3373,7 +3721,9 @@
           </w:tcPr>
           <w:p>
             <w:pPr>
-              <w:spacing w:after="60" w:before="60" w:line="252" w:lineRule="auto"/>
+              <w:spacing w:after="0" w:before="0" w:line="360" w:lineRule="auto"/>
+              <w:ind w:firstLine="0"/>
+              <w:snapToGrid w:val="0"/>
             </w:pPr>
             <w:r>
               <w:rPr>
@@ -3395,7 +3745,9 @@
           </w:tcPr>
           <w:p>
             <w:pPr>
-              <w:spacing w:after="60" w:before="60" w:line="252" w:lineRule="auto"/>
+              <w:spacing w:after="0" w:before="0" w:line="360" w:lineRule="auto"/>
+              <w:ind w:firstLine="0"/>
+              <w:snapToGrid w:val="0"/>
             </w:pPr>
             <w:r>
               <w:rPr>
@@ -3417,7 +3769,9 @@
           </w:tcPr>
           <w:p>
             <w:pPr>
-              <w:spacing w:after="60" w:before="60" w:line="252" w:lineRule="auto"/>
+              <w:spacing w:after="0" w:before="0" w:line="360" w:lineRule="auto"/>
+              <w:ind w:firstLine="0"/>
+              <w:snapToGrid w:val="0"/>
             </w:pPr>
             <w:r>
               <w:rPr>
@@ -3439,7 +3793,9 @@
           </w:tcPr>
           <w:p>
             <w:pPr>
-              <w:spacing w:after="60" w:before="60" w:line="252" w:lineRule="auto"/>
+              <w:spacing w:after="0" w:before="0" w:line="360" w:lineRule="auto"/>
+              <w:ind w:firstLine="0"/>
+              <w:snapToGrid w:val="0"/>
             </w:pPr>
             <w:r>
               <w:rPr>
@@ -3463,7 +3819,9 @@
           </w:tcPr>
           <w:p>
             <w:pPr>
-              <w:spacing w:after="60" w:before="60" w:line="252" w:lineRule="auto"/>
+              <w:spacing w:after="0" w:before="0" w:line="360" w:lineRule="auto"/>
+              <w:ind w:firstLine="0"/>
+              <w:snapToGrid w:val="0"/>
             </w:pPr>
             <w:r>
               <w:rPr>
@@ -3482,7 +3840,9 @@
           </w:tcPr>
           <w:p>
             <w:pPr>
-              <w:spacing w:after="60" w:before="60" w:line="252" w:lineRule="auto"/>
+              <w:spacing w:after="0" w:before="0" w:line="360" w:lineRule="auto"/>
+              <w:ind w:firstLine="0"/>
+              <w:snapToGrid w:val="0"/>
             </w:pPr>
             <w:r>
               <w:rPr>
@@ -3501,7 +3861,9 @@
           </w:tcPr>
           <w:p>
             <w:pPr>
-              <w:spacing w:after="60" w:before="60" w:line="252" w:lineRule="auto"/>
+              <w:spacing w:after="0" w:before="0" w:line="360" w:lineRule="auto"/>
+              <w:ind w:firstLine="0"/>
+              <w:snapToGrid w:val="0"/>
             </w:pPr>
             <w:r>
               <w:rPr>
@@ -3520,7 +3882,9 @@
           </w:tcPr>
           <w:p>
             <w:pPr>
-              <w:spacing w:after="60" w:before="60" w:line="252" w:lineRule="auto"/>
+              <w:spacing w:after="0" w:before="0" w:line="360" w:lineRule="auto"/>
+              <w:ind w:firstLine="0"/>
+              <w:snapToGrid w:val="0"/>
             </w:pPr>
             <w:r>
               <w:rPr>
@@ -3544,7 +3908,9 @@
           </w:tcPr>
           <w:p>
             <w:pPr>
-              <w:spacing w:after="60" w:before="60" w:line="252" w:lineRule="auto"/>
+              <w:spacing w:after="0" w:before="0" w:line="360" w:lineRule="auto"/>
+              <w:ind w:firstLine="0"/>
+              <w:snapToGrid w:val="0"/>
             </w:pPr>
             <w:r>
               <w:rPr>
@@ -3562,7 +3928,9 @@
           </w:tcPr>
           <w:p>
             <w:pPr>
-              <w:spacing w:after="60" w:before="60" w:line="252" w:lineRule="auto"/>
+              <w:spacing w:after="0" w:before="0" w:line="360" w:lineRule="auto"/>
+              <w:ind w:firstLine="0"/>
+              <w:snapToGrid w:val="0"/>
             </w:pPr>
             <w:r>
               <w:rPr>
@@ -3581,7 +3949,9 @@
           </w:tcPr>
           <w:p>
             <w:pPr>
-              <w:spacing w:after="60" w:before="60" w:line="252" w:lineRule="auto"/>
+              <w:spacing w:after="0" w:before="0" w:line="360" w:lineRule="auto"/>
+              <w:ind w:firstLine="0"/>
+              <w:snapToGrid w:val="0"/>
             </w:pPr>
             <w:r>
               <w:rPr>
@@ -3600,7 +3970,9 @@
           </w:tcPr>
           <w:p>
             <w:pPr>
-              <w:spacing w:after="60" w:before="60" w:line="252" w:lineRule="auto"/>
+              <w:spacing w:after="0" w:before="0" w:line="360" w:lineRule="auto"/>
+              <w:ind w:firstLine="0"/>
+              <w:snapToGrid w:val="0"/>
             </w:pPr>
             <w:r>
               <w:rPr>
@@ -3618,6 +3990,9 @@
     <w:p>
       <w:pPr>
         <w:pStyle w:val="Heading2"/>
+        <w:spacing w:line="360" w:lineRule="auto" w:before="0" w:after="0"/>
+        <w:ind w:firstLine="0"/>
+        <w:snapToGrid w:val="0"/>
       </w:pPr>
       <w:r>
         <w:rPr>
@@ -3629,7 +4004,9 @@
     </w:p>
     <w:p>
       <w:pPr>
-        <w:spacing w:line="276" w:lineRule="auto" w:after="100"/>
+        <w:spacing w:line="360" w:lineRule="auto" w:after="0" w:before="0"/>
+        <w:ind w:firstLine="480" w:firstLineChars="200"/>
+        <w:snapToGrid w:val="0"/>
       </w:pPr>
       <w:r>
         <w:rPr>
@@ -3642,7 +4019,9 @@
     </w:p>
     <w:p>
       <w:pPr>
-        <w:spacing w:line="276" w:lineRule="auto" w:after="100"/>
+        <w:spacing w:line="360" w:lineRule="auto" w:after="0" w:before="0"/>
+        <w:ind w:firstLine="480" w:firstLineChars="200"/>
+        <w:snapToGrid w:val="0"/>
       </w:pPr>
       <w:r>
         <w:rPr>
@@ -3655,7 +4034,9 @@
     </w:p>
     <w:p>
       <w:pPr>
-        <w:spacing w:line="276" w:lineRule="auto" w:after="100"/>
+        <w:spacing w:line="360" w:lineRule="auto" w:after="0" w:before="0"/>
+        <w:ind w:firstLine="0"/>
+        <w:snapToGrid w:val="0"/>
       </w:pPr>
       <w:r>
         <w:rPr>
@@ -3669,6 +4050,9 @@
     <w:p>
       <w:pPr>
         <w:pStyle w:val="Heading1"/>
+        <w:spacing w:line="360" w:lineRule="auto" w:before="0" w:after="0"/>
+        <w:ind w:firstLine="0"/>
+        <w:snapToGrid w:val="0"/>
       </w:pPr>
       <w:r>
         <w:rPr>
@@ -3680,7 +4064,9 @@
     </w:p>
     <w:p>
       <w:pPr>
-        <w:spacing w:line="276" w:lineRule="auto" w:after="100"/>
+        <w:spacing w:line="360" w:lineRule="auto" w:after="0" w:before="0"/>
+        <w:ind w:firstLine="480" w:firstLineChars="200"/>
+        <w:snapToGrid w:val="0"/>
       </w:pPr>
       <w:r>
         <w:rPr>
@@ -3694,6 +4080,9 @@
     <w:p>
       <w:pPr>
         <w:pStyle w:val="Heading2"/>
+        <w:spacing w:line="360" w:lineRule="auto" w:before="0" w:after="0"/>
+        <w:ind w:firstLine="0"/>
+        <w:snapToGrid w:val="0"/>
       </w:pPr>
       <w:r>
         <w:rPr>
@@ -3705,7 +4094,9 @@
     </w:p>
     <w:p>
       <w:pPr>
-        <w:spacing w:line="276" w:lineRule="auto" w:after="100"/>
+        <w:spacing w:line="360" w:lineRule="auto" w:after="0" w:before="0"/>
+        <w:ind w:firstLine="480" w:firstLineChars="200"/>
+        <w:snapToGrid w:val="0"/>
       </w:pPr>
       <w:r>
         <w:rPr>
@@ -3719,6 +4110,9 @@
     <w:p>
       <w:pPr>
         <w:pStyle w:val="Heading2"/>
+        <w:spacing w:line="360" w:lineRule="auto" w:before="0" w:after="0"/>
+        <w:ind w:firstLine="0"/>
+        <w:snapToGrid w:val="0"/>
       </w:pPr>
       <w:r>
         <w:rPr>
@@ -3730,7 +4124,9 @@
     </w:p>
     <w:p>
       <w:pPr>
-        <w:spacing w:line="276" w:lineRule="auto" w:after="100"/>
+        <w:spacing w:line="360" w:lineRule="auto" w:after="0" w:before="0"/>
+        <w:ind w:firstLine="480" w:firstLineChars="200"/>
+        <w:snapToGrid w:val="0"/>
       </w:pPr>
       <w:r>
         <w:rPr>
@@ -3744,6 +4140,9 @@
     <w:p>
       <w:pPr>
         <w:pStyle w:val="Heading2"/>
+        <w:spacing w:line="360" w:lineRule="auto" w:before="0" w:after="0"/>
+        <w:ind w:firstLine="0"/>
+        <w:snapToGrid w:val="0"/>
       </w:pPr>
       <w:r>
         <w:rPr>
@@ -3755,7 +4154,9 @@
     </w:p>
     <w:p>
       <w:pPr>
-        <w:spacing w:line="276" w:lineRule="auto" w:after="100"/>
+        <w:spacing w:line="360" w:lineRule="auto" w:after="0" w:before="0"/>
+        <w:ind w:firstLine="480" w:firstLineChars="200"/>
+        <w:snapToGrid w:val="0"/>
       </w:pPr>
       <w:r>
         <w:rPr>
@@ -3769,6 +4170,9 @@
     <w:p>
       <w:pPr>
         <w:pStyle w:val="Heading2"/>
+        <w:spacing w:line="360" w:lineRule="auto" w:before="0" w:after="0"/>
+        <w:ind w:firstLine="0"/>
+        <w:snapToGrid w:val="0"/>
       </w:pPr>
       <w:r>
         <w:rPr>
@@ -3811,7 +4215,9 @@
           </w:tcPr>
           <w:p>
             <w:pPr>
-              <w:spacing w:after="60" w:before="60" w:line="252" w:lineRule="auto"/>
+              <w:spacing w:after="0" w:before="0" w:line="360" w:lineRule="auto"/>
+              <w:ind w:firstLine="0"/>
+              <w:snapToGrid w:val="0"/>
             </w:pPr>
             <w:r>
               <w:rPr>
@@ -3833,7 +4239,9 @@
           </w:tcPr>
           <w:p>
             <w:pPr>
-              <w:spacing w:after="60" w:before="60" w:line="252" w:lineRule="auto"/>
+              <w:spacing w:after="0" w:before="0" w:line="360" w:lineRule="auto"/>
+              <w:ind w:firstLine="0"/>
+              <w:snapToGrid w:val="0"/>
             </w:pPr>
             <w:r>
               <w:rPr>
@@ -3855,7 +4263,9 @@
           </w:tcPr>
           <w:p>
             <w:pPr>
-              <w:spacing w:after="60" w:before="60" w:line="252" w:lineRule="auto"/>
+              <w:spacing w:after="0" w:before="0" w:line="360" w:lineRule="auto"/>
+              <w:ind w:firstLine="0"/>
+              <w:snapToGrid w:val="0"/>
             </w:pPr>
             <w:r>
               <w:rPr>
@@ -3877,7 +4287,9 @@
           </w:tcPr>
           <w:p>
             <w:pPr>
-              <w:spacing w:after="60" w:before="60" w:line="252" w:lineRule="auto"/>
+              <w:spacing w:after="0" w:before="0" w:line="360" w:lineRule="auto"/>
+              <w:ind w:firstLine="0"/>
+              <w:snapToGrid w:val="0"/>
             </w:pPr>
             <w:r>
               <w:rPr>
@@ -3901,7 +4313,9 @@
           </w:tcPr>
           <w:p>
             <w:pPr>
-              <w:spacing w:after="60" w:before="60" w:line="252" w:lineRule="auto"/>
+              <w:spacing w:after="0" w:before="0" w:line="360" w:lineRule="auto"/>
+              <w:ind w:firstLine="0"/>
+              <w:snapToGrid w:val="0"/>
             </w:pPr>
             <w:r>
               <w:rPr>
@@ -3920,7 +4334,9 @@
           </w:tcPr>
           <w:p>
             <w:pPr>
-              <w:spacing w:after="60" w:before="60" w:line="252" w:lineRule="auto"/>
+              <w:spacing w:after="0" w:before="0" w:line="360" w:lineRule="auto"/>
+              <w:ind w:firstLine="0"/>
+              <w:snapToGrid w:val="0"/>
             </w:pPr>
             <w:r>
               <w:rPr>
@@ -3939,7 +4355,9 @@
           </w:tcPr>
           <w:p>
             <w:pPr>
-              <w:spacing w:after="60" w:before="60" w:line="252" w:lineRule="auto"/>
+              <w:spacing w:after="0" w:before="0" w:line="360" w:lineRule="auto"/>
+              <w:ind w:firstLine="0"/>
+              <w:snapToGrid w:val="0"/>
             </w:pPr>
             <w:r>
               <w:rPr>
@@ -3958,7 +4376,9 @@
           </w:tcPr>
           <w:p>
             <w:pPr>
-              <w:spacing w:after="60" w:before="60" w:line="252" w:lineRule="auto"/>
+              <w:spacing w:after="0" w:before="0" w:line="360" w:lineRule="auto"/>
+              <w:ind w:firstLine="0"/>
+              <w:snapToGrid w:val="0"/>
             </w:pPr>
             <w:r>
               <w:rPr>
@@ -3982,7 +4402,9 @@
           </w:tcPr>
           <w:p>
             <w:pPr>
-              <w:spacing w:after="60" w:before="60" w:line="252" w:lineRule="auto"/>
+              <w:spacing w:after="0" w:before="0" w:line="360" w:lineRule="auto"/>
+              <w:ind w:firstLine="0"/>
+              <w:snapToGrid w:val="0"/>
             </w:pPr>
             <w:r>
               <w:rPr>
@@ -4000,7 +4422,9 @@
           </w:tcPr>
           <w:p>
             <w:pPr>
-              <w:spacing w:after="60" w:before="60" w:line="252" w:lineRule="auto"/>
+              <w:spacing w:after="0" w:before="0" w:line="360" w:lineRule="auto"/>
+              <w:ind w:firstLine="0"/>
+              <w:snapToGrid w:val="0"/>
             </w:pPr>
             <w:r>
               <w:rPr>
@@ -4019,7 +4443,9 @@
           </w:tcPr>
           <w:p>
             <w:pPr>
-              <w:spacing w:after="60" w:before="60" w:line="252" w:lineRule="auto"/>
+              <w:spacing w:after="0" w:before="0" w:line="360" w:lineRule="auto"/>
+              <w:ind w:firstLine="0"/>
+              <w:snapToGrid w:val="0"/>
             </w:pPr>
             <w:r>
               <w:rPr>
@@ -4038,7 +4464,9 @@
           </w:tcPr>
           <w:p>
             <w:pPr>
-              <w:spacing w:after="60" w:before="60" w:line="252" w:lineRule="auto"/>
+              <w:spacing w:after="0" w:before="0" w:line="360" w:lineRule="auto"/>
+              <w:ind w:firstLine="0"/>
+              <w:snapToGrid w:val="0"/>
             </w:pPr>
             <w:r>
               <w:rPr>
@@ -4062,7 +4490,9 @@
           </w:tcPr>
           <w:p>
             <w:pPr>
-              <w:spacing w:after="60" w:before="60" w:line="252" w:lineRule="auto"/>
+              <w:spacing w:after="0" w:before="0" w:line="360" w:lineRule="auto"/>
+              <w:ind w:firstLine="0"/>
+              <w:snapToGrid w:val="0"/>
             </w:pPr>
             <w:r>
               <w:rPr>
@@ -4081,7 +4511,9 @@
           </w:tcPr>
           <w:p>
             <w:pPr>
-              <w:spacing w:after="60" w:before="60" w:line="252" w:lineRule="auto"/>
+              <w:spacing w:after="0" w:before="0" w:line="360" w:lineRule="auto"/>
+              <w:ind w:firstLine="0"/>
+              <w:snapToGrid w:val="0"/>
             </w:pPr>
             <w:r>
               <w:rPr>
@@ -4100,7 +4532,9 @@
           </w:tcPr>
           <w:p>
             <w:pPr>
-              <w:spacing w:after="60" w:before="60" w:line="252" w:lineRule="auto"/>
+              <w:spacing w:after="0" w:before="0" w:line="360" w:lineRule="auto"/>
+              <w:ind w:firstLine="0"/>
+              <w:snapToGrid w:val="0"/>
             </w:pPr>
             <w:r>
               <w:rPr>
@@ -4119,7 +4553,9 @@
           </w:tcPr>
           <w:p>
             <w:pPr>
-              <w:spacing w:after="60" w:before="60" w:line="252" w:lineRule="auto"/>
+              <w:spacing w:after="0" w:before="0" w:line="360" w:lineRule="auto"/>
+              <w:ind w:firstLine="0"/>
+              <w:snapToGrid w:val="0"/>
             </w:pPr>
             <w:r>
               <w:rPr>
@@ -4143,7 +4579,9 @@
           </w:tcPr>
           <w:p>
             <w:pPr>
-              <w:spacing w:after="60" w:before="60" w:line="252" w:lineRule="auto"/>
+              <w:spacing w:after="0" w:before="0" w:line="360" w:lineRule="auto"/>
+              <w:ind w:firstLine="0"/>
+              <w:snapToGrid w:val="0"/>
             </w:pPr>
             <w:r>
               <w:rPr>
@@ -4161,7 +4599,9 @@
           </w:tcPr>
           <w:p>
             <w:pPr>
-              <w:spacing w:after="60" w:before="60" w:line="252" w:lineRule="auto"/>
+              <w:spacing w:after="0" w:before="0" w:line="360" w:lineRule="auto"/>
+              <w:ind w:firstLine="0"/>
+              <w:snapToGrid w:val="0"/>
             </w:pPr>
             <w:r>
               <w:rPr>
@@ -4180,7 +4620,9 @@
           </w:tcPr>
           <w:p>
             <w:pPr>
-              <w:spacing w:after="60" w:before="60" w:line="252" w:lineRule="auto"/>
+              <w:spacing w:after="0" w:before="0" w:line="360" w:lineRule="auto"/>
+              <w:ind w:firstLine="0"/>
+              <w:snapToGrid w:val="0"/>
             </w:pPr>
             <w:r>
               <w:rPr>
@@ -4199,7 +4641,9 @@
           </w:tcPr>
           <w:p>
             <w:pPr>
-              <w:spacing w:after="60" w:before="60" w:line="252" w:lineRule="auto"/>
+              <w:spacing w:after="0" w:before="0" w:line="360" w:lineRule="auto"/>
+              <w:ind w:firstLine="0"/>
+              <w:snapToGrid w:val="0"/>
             </w:pPr>
             <w:r>
               <w:rPr>
@@ -4217,6 +4661,9 @@
     <w:p>
       <w:pPr>
         <w:pStyle w:val="Heading2"/>
+        <w:spacing w:line="360" w:lineRule="auto" w:before="0" w:after="0"/>
+        <w:ind w:firstLine="0"/>
+        <w:snapToGrid w:val="0"/>
       </w:pPr>
       <w:r>
         <w:rPr>
@@ -4228,7 +4675,9 @@
     </w:p>
     <w:p>
       <w:pPr>
-        <w:spacing w:line="276" w:lineRule="auto" w:after="100"/>
+        <w:spacing w:line="360" w:lineRule="auto" w:after="0" w:before="0"/>
+        <w:ind w:firstLine="480" w:firstLineChars="200"/>
+        <w:snapToGrid w:val="0"/>
       </w:pPr>
       <w:r>
         <w:rPr>
@@ -4241,7 +4690,9 @@
     </w:p>
     <w:p>
       <w:pPr>
-        <w:spacing w:line="276" w:lineRule="auto" w:after="100"/>
+        <w:spacing w:line="360" w:lineRule="auto" w:after="0" w:before="0"/>
+        <w:ind w:firstLine="480" w:firstLineChars="200"/>
+        <w:snapToGrid w:val="0"/>
       </w:pPr>
       <w:r>
         <w:rPr>
@@ -4254,7 +4705,9 @@
     </w:p>
     <w:p>
       <w:pPr>
-        <w:spacing w:line="276" w:lineRule="auto" w:after="100"/>
+        <w:spacing w:line="360" w:lineRule="auto" w:after="0" w:before="0"/>
+        <w:ind w:firstLine="0"/>
+        <w:snapToGrid w:val="0"/>
       </w:pPr>
       <w:r>
         <w:rPr>
@@ -4268,6 +4721,9 @@
     <w:p>
       <w:pPr>
         <w:pStyle w:val="Heading1"/>
+        <w:spacing w:line="360" w:lineRule="auto" w:before="0" w:after="0"/>
+        <w:ind w:firstLine="0"/>
+        <w:snapToGrid w:val="0"/>
       </w:pPr>
       <w:r>
         <w:rPr>
@@ -4279,7 +4735,9 @@
     </w:p>
     <w:p>
       <w:pPr>
-        <w:spacing w:line="276" w:lineRule="auto" w:after="100"/>
+        <w:spacing w:line="360" w:lineRule="auto" w:after="0" w:before="0"/>
+        <w:ind w:firstLine="480" w:firstLineChars="200"/>
+        <w:snapToGrid w:val="0"/>
       </w:pPr>
       <w:r>
         <w:rPr>
@@ -4293,6 +4751,9 @@
     <w:p>
       <w:pPr>
         <w:pStyle w:val="Heading2"/>
+        <w:spacing w:line="360" w:lineRule="auto" w:before="0" w:after="0"/>
+        <w:ind w:firstLine="0"/>
+        <w:snapToGrid w:val="0"/>
       </w:pPr>
       <w:r>
         <w:rPr>
@@ -4304,7 +4765,9 @@
     </w:p>
     <w:p>
       <w:pPr>
-        <w:spacing w:line="276" w:lineRule="auto" w:after="100"/>
+        <w:spacing w:line="360" w:lineRule="auto" w:after="0" w:before="0"/>
+        <w:ind w:firstLine="480" w:firstLineChars="200"/>
+        <w:snapToGrid w:val="0"/>
       </w:pPr>
       <w:r>
         <w:rPr>
@@ -4318,6 +4781,9 @@
     <w:p>
       <w:pPr>
         <w:pStyle w:val="Heading2"/>
+        <w:spacing w:line="360" w:lineRule="auto" w:before="0" w:after="0"/>
+        <w:ind w:firstLine="0"/>
+        <w:snapToGrid w:val="0"/>
       </w:pPr>
       <w:r>
         <w:rPr>
@@ -4329,7 +4795,9 @@
     </w:p>
     <w:p>
       <w:pPr>
-        <w:spacing w:line="276" w:lineRule="auto" w:after="100"/>
+        <w:spacing w:line="360" w:lineRule="auto" w:after="0" w:before="0"/>
+        <w:ind w:firstLine="480" w:firstLineChars="200"/>
+        <w:snapToGrid w:val="0"/>
       </w:pPr>
       <w:r>
         <w:rPr>
@@ -4343,6 +4811,9 @@
     <w:p>
       <w:pPr>
         <w:pStyle w:val="Heading2"/>
+        <w:spacing w:line="360" w:lineRule="auto" w:before="0" w:after="0"/>
+        <w:ind w:firstLine="0"/>
+        <w:snapToGrid w:val="0"/>
       </w:pPr>
       <w:r>
         <w:rPr>
@@ -4354,7 +4825,9 @@
     </w:p>
     <w:p>
       <w:pPr>
-        <w:spacing w:line="276" w:lineRule="auto" w:after="100"/>
+        <w:spacing w:line="360" w:lineRule="auto" w:after="0" w:before="0"/>
+        <w:ind w:firstLine="480" w:firstLineChars="200"/>
+        <w:snapToGrid w:val="0"/>
       </w:pPr>
       <w:r>
         <w:rPr>
@@ -4368,6 +4841,9 @@
     <w:p>
       <w:pPr>
         <w:pStyle w:val="Heading2"/>
+        <w:spacing w:line="360" w:lineRule="auto" w:before="0" w:after="0"/>
+        <w:ind w:firstLine="0"/>
+        <w:snapToGrid w:val="0"/>
       </w:pPr>
       <w:r>
         <w:rPr>
@@ -4410,7 +4886,9 @@
           </w:tcPr>
           <w:p>
             <w:pPr>
-              <w:spacing w:after="60" w:before="60" w:line="252" w:lineRule="auto"/>
+              <w:spacing w:after="0" w:before="0" w:line="360" w:lineRule="auto"/>
+              <w:ind w:firstLine="0"/>
+              <w:snapToGrid w:val="0"/>
             </w:pPr>
             <w:r>
               <w:rPr>
@@ -4432,7 +4910,9 @@
           </w:tcPr>
           <w:p>
             <w:pPr>
-              <w:spacing w:after="60" w:before="60" w:line="252" w:lineRule="auto"/>
+              <w:spacing w:after="0" w:before="0" w:line="360" w:lineRule="auto"/>
+              <w:ind w:firstLine="0"/>
+              <w:snapToGrid w:val="0"/>
             </w:pPr>
             <w:r>
               <w:rPr>
@@ -4454,7 +4934,9 @@
           </w:tcPr>
           <w:p>
             <w:pPr>
-              <w:spacing w:after="60" w:before="60" w:line="252" w:lineRule="auto"/>
+              <w:spacing w:after="0" w:before="0" w:line="360" w:lineRule="auto"/>
+              <w:ind w:firstLine="0"/>
+              <w:snapToGrid w:val="0"/>
             </w:pPr>
             <w:r>
               <w:rPr>
@@ -4476,7 +4958,9 @@
           </w:tcPr>
           <w:p>
             <w:pPr>
-              <w:spacing w:after="60" w:before="60" w:line="252" w:lineRule="auto"/>
+              <w:spacing w:after="0" w:before="0" w:line="360" w:lineRule="auto"/>
+              <w:ind w:firstLine="0"/>
+              <w:snapToGrid w:val="0"/>
             </w:pPr>
             <w:r>
               <w:rPr>
@@ -4500,7 +4984,9 @@
           </w:tcPr>
           <w:p>
             <w:pPr>
-              <w:spacing w:after="60" w:before="60" w:line="252" w:lineRule="auto"/>
+              <w:spacing w:after="0" w:before="0" w:line="360" w:lineRule="auto"/>
+              <w:ind w:firstLine="0"/>
+              <w:snapToGrid w:val="0"/>
             </w:pPr>
             <w:r>
               <w:rPr>
@@ -4519,7 +5005,9 @@
           </w:tcPr>
           <w:p>
             <w:pPr>
-              <w:spacing w:after="60" w:before="60" w:line="252" w:lineRule="auto"/>
+              <w:spacing w:after="0" w:before="0" w:line="360" w:lineRule="auto"/>
+              <w:ind w:firstLine="0"/>
+              <w:snapToGrid w:val="0"/>
             </w:pPr>
             <w:r>
               <w:rPr>
@@ -4538,7 +5026,9 @@
           </w:tcPr>
           <w:p>
             <w:pPr>
-              <w:spacing w:after="60" w:before="60" w:line="252" w:lineRule="auto"/>
+              <w:spacing w:after="0" w:before="0" w:line="360" w:lineRule="auto"/>
+              <w:ind w:firstLine="0"/>
+              <w:snapToGrid w:val="0"/>
             </w:pPr>
             <w:r>
               <w:rPr>
@@ -4557,7 +5047,9 @@
           </w:tcPr>
           <w:p>
             <w:pPr>
-              <w:spacing w:after="60" w:before="60" w:line="252" w:lineRule="auto"/>
+              <w:spacing w:after="0" w:before="0" w:line="360" w:lineRule="auto"/>
+              <w:ind w:firstLine="0"/>
+              <w:snapToGrid w:val="0"/>
             </w:pPr>
             <w:r>
               <w:rPr>
@@ -4581,7 +5073,9 @@
           </w:tcPr>
           <w:p>
             <w:pPr>
-              <w:spacing w:after="60" w:before="60" w:line="252" w:lineRule="auto"/>
+              <w:spacing w:after="0" w:before="0" w:line="360" w:lineRule="auto"/>
+              <w:ind w:firstLine="0"/>
+              <w:snapToGrid w:val="0"/>
             </w:pPr>
             <w:r>
               <w:rPr>
@@ -4599,7 +5093,9 @@
           </w:tcPr>
           <w:p>
             <w:pPr>
-              <w:spacing w:after="60" w:before="60" w:line="252" w:lineRule="auto"/>
+              <w:spacing w:after="0" w:before="0" w:line="360" w:lineRule="auto"/>
+              <w:ind w:firstLine="0"/>
+              <w:snapToGrid w:val="0"/>
             </w:pPr>
             <w:r>
               <w:rPr>
@@ -4618,7 +5114,9 @@
           </w:tcPr>
           <w:p>
             <w:pPr>
-              <w:spacing w:after="60" w:before="60" w:line="252" w:lineRule="auto"/>
+              <w:spacing w:after="0" w:before="0" w:line="360" w:lineRule="auto"/>
+              <w:ind w:firstLine="0"/>
+              <w:snapToGrid w:val="0"/>
             </w:pPr>
             <w:r>
               <w:rPr>
@@ -4637,7 +5135,9 @@
           </w:tcPr>
           <w:p>
             <w:pPr>
-              <w:spacing w:after="60" w:before="60" w:line="252" w:lineRule="auto"/>
+              <w:spacing w:after="0" w:before="0" w:line="360" w:lineRule="auto"/>
+              <w:ind w:firstLine="0"/>
+              <w:snapToGrid w:val="0"/>
             </w:pPr>
             <w:r>
               <w:rPr>
@@ -4654,7 +5154,9 @@
     </w:tbl>
     <w:p>
       <w:pPr>
-        <w:spacing w:line="276" w:lineRule="auto" w:after="100"/>
+        <w:spacing w:line="360" w:lineRule="auto" w:after="0" w:before="0"/>
+        <w:ind w:firstLine="480" w:firstLineChars="200"/>
+        <w:snapToGrid w:val="0"/>
       </w:pPr>
       <w:r>
         <w:rPr>
@@ -4668,6 +5170,9 @@
     <w:p>
       <w:pPr>
         <w:pStyle w:val="Heading2"/>
+        <w:spacing w:line="360" w:lineRule="auto" w:before="0" w:after="0"/>
+        <w:ind w:firstLine="0"/>
+        <w:snapToGrid w:val="0"/>
       </w:pPr>
       <w:r>
         <w:rPr>
@@ -4679,7 +5184,9 @@
     </w:p>
     <w:p>
       <w:pPr>
-        <w:spacing w:line="276" w:lineRule="auto" w:after="100"/>
+        <w:spacing w:line="360" w:lineRule="auto" w:after="0" w:before="0"/>
+        <w:ind w:firstLine="480" w:firstLineChars="200"/>
+        <w:snapToGrid w:val="0"/>
       </w:pPr>
       <w:r>
         <w:rPr>
@@ -4692,7 +5199,9 @@
     </w:p>
     <w:p>
       <w:pPr>
-        <w:spacing w:line="276" w:lineRule="auto" w:after="100"/>
+        <w:spacing w:line="360" w:lineRule="auto" w:after="0" w:before="0"/>
+        <w:ind w:firstLine="480" w:firstLineChars="200"/>
+        <w:snapToGrid w:val="0"/>
       </w:pPr>
       <w:r>
         <w:rPr>
@@ -4705,7 +5214,9 @@
     </w:p>
     <w:p>
       <w:pPr>
-        <w:spacing w:line="276" w:lineRule="auto" w:after="100"/>
+        <w:spacing w:line="360" w:lineRule="auto" w:after="0" w:before="0"/>
+        <w:ind w:firstLine="0"/>
+        <w:snapToGrid w:val="0"/>
       </w:pPr>
       <w:r>
         <w:rPr>
@@ -4719,6 +5230,9 @@
     <w:p>
       <w:pPr>
         <w:pStyle w:val="Heading1"/>
+        <w:spacing w:line="360" w:lineRule="auto" w:before="0" w:after="0"/>
+        <w:ind w:firstLine="0"/>
+        <w:snapToGrid w:val="0"/>
       </w:pPr>
       <w:r>
         <w:rPr>
@@ -4730,7 +5244,9 @@
     </w:p>
     <w:p>
       <w:pPr>
-        <w:spacing w:line="276" w:lineRule="auto" w:after="100"/>
+        <w:spacing w:line="360" w:lineRule="auto" w:after="0" w:before="0"/>
+        <w:ind w:firstLine="480" w:firstLineChars="200"/>
+        <w:snapToGrid w:val="0"/>
       </w:pPr>
       <w:r>
         <w:rPr>
@@ -4744,6 +5260,9 @@
     <w:p>
       <w:pPr>
         <w:pStyle w:val="Heading2"/>
+        <w:spacing w:line="360" w:lineRule="auto" w:before="0" w:after="0"/>
+        <w:ind w:firstLine="0"/>
+        <w:snapToGrid w:val="0"/>
       </w:pPr>
       <w:r>
         <w:rPr>
@@ -4755,7 +5274,9 @@
     </w:p>
     <w:p>
       <w:pPr>
-        <w:spacing w:line="276" w:lineRule="auto" w:after="100"/>
+        <w:spacing w:line="360" w:lineRule="auto" w:after="0" w:before="0"/>
+        <w:ind w:firstLine="480" w:firstLineChars="200"/>
+        <w:snapToGrid w:val="0"/>
       </w:pPr>
       <w:r>
         <w:rPr>
@@ -4769,6 +5290,9 @@
     <w:p>
       <w:pPr>
         <w:pStyle w:val="Heading2"/>
+        <w:spacing w:line="360" w:lineRule="auto" w:before="0" w:after="0"/>
+        <w:ind w:firstLine="0"/>
+        <w:snapToGrid w:val="0"/>
       </w:pPr>
       <w:r>
         <w:rPr>
@@ -4780,7 +5304,9 @@
     </w:p>
     <w:p>
       <w:pPr>
-        <w:spacing w:line="276" w:lineRule="auto" w:after="100"/>
+        <w:spacing w:line="360" w:lineRule="auto" w:after="0" w:before="0"/>
+        <w:ind w:firstLine="480" w:firstLineChars="200"/>
+        <w:snapToGrid w:val="0"/>
       </w:pPr>
       <w:r>
         <w:rPr>
@@ -4794,6 +5320,9 @@
     <w:p>
       <w:pPr>
         <w:pStyle w:val="Heading2"/>
+        <w:spacing w:line="360" w:lineRule="auto" w:before="0" w:after="0"/>
+        <w:ind w:firstLine="0"/>
+        <w:snapToGrid w:val="0"/>
       </w:pPr>
       <w:r>
         <w:rPr>
@@ -4805,7 +5334,9 @@
     </w:p>
     <w:p>
       <w:pPr>
-        <w:spacing w:line="276" w:lineRule="auto" w:after="100"/>
+        <w:spacing w:line="360" w:lineRule="auto" w:after="0" w:before="0"/>
+        <w:ind w:firstLine="480" w:firstLineChars="200"/>
+        <w:snapToGrid w:val="0"/>
       </w:pPr>
       <w:r>
         <w:rPr>
@@ -4819,6 +5350,9 @@
     <w:p>
       <w:pPr>
         <w:pStyle w:val="Heading2"/>
+        <w:spacing w:line="360" w:lineRule="auto" w:before="0" w:after="0"/>
+        <w:ind w:firstLine="0"/>
+        <w:snapToGrid w:val="0"/>
       </w:pPr>
       <w:r>
         <w:rPr>
@@ -4861,7 +5395,9 @@
           </w:tcPr>
           <w:p>
             <w:pPr>
-              <w:spacing w:after="60" w:before="60" w:line="252" w:lineRule="auto"/>
+              <w:spacing w:after="0" w:before="0" w:line="360" w:lineRule="auto"/>
+              <w:ind w:firstLine="0"/>
+              <w:snapToGrid w:val="0"/>
             </w:pPr>
             <w:r>
               <w:rPr>
@@ -4883,7 +5419,9 @@
           </w:tcPr>
           <w:p>
             <w:pPr>
-              <w:spacing w:after="60" w:before="60" w:line="252" w:lineRule="auto"/>
+              <w:spacing w:after="0" w:before="0" w:line="360" w:lineRule="auto"/>
+              <w:ind w:firstLine="0"/>
+              <w:snapToGrid w:val="0"/>
             </w:pPr>
             <w:r>
               <w:rPr>
@@ -4905,7 +5443,9 @@
           </w:tcPr>
           <w:p>
             <w:pPr>
-              <w:spacing w:after="60" w:before="60" w:line="252" w:lineRule="auto"/>
+              <w:spacing w:after="0" w:before="0" w:line="360" w:lineRule="auto"/>
+              <w:ind w:firstLine="0"/>
+              <w:snapToGrid w:val="0"/>
             </w:pPr>
             <w:r>
               <w:rPr>
@@ -4927,7 +5467,9 @@
           </w:tcPr>
           <w:p>
             <w:pPr>
-              <w:spacing w:after="60" w:before="60" w:line="252" w:lineRule="auto"/>
+              <w:spacing w:after="0" w:before="0" w:line="360" w:lineRule="auto"/>
+              <w:ind w:firstLine="0"/>
+              <w:snapToGrid w:val="0"/>
             </w:pPr>
             <w:r>
               <w:rPr>
@@ -4951,7 +5493,9 @@
           </w:tcPr>
           <w:p>
             <w:pPr>
-              <w:spacing w:after="60" w:before="60" w:line="252" w:lineRule="auto"/>
+              <w:spacing w:after="0" w:before="0" w:line="360" w:lineRule="auto"/>
+              <w:ind w:firstLine="0"/>
+              <w:snapToGrid w:val="0"/>
             </w:pPr>
             <w:r>
               <w:rPr>
@@ -4970,7 +5514,9 @@
           </w:tcPr>
           <w:p>
             <w:pPr>
-              <w:spacing w:after="60" w:before="60" w:line="252" w:lineRule="auto"/>
+              <w:spacing w:after="0" w:before="0" w:line="360" w:lineRule="auto"/>
+              <w:ind w:firstLine="0"/>
+              <w:snapToGrid w:val="0"/>
             </w:pPr>
             <w:r>
               <w:rPr>
@@ -4989,7 +5535,9 @@
           </w:tcPr>
           <w:p>
             <w:pPr>
-              <w:spacing w:after="60" w:before="60" w:line="252" w:lineRule="auto"/>
+              <w:spacing w:after="0" w:before="0" w:line="360" w:lineRule="auto"/>
+              <w:ind w:firstLine="0"/>
+              <w:snapToGrid w:val="0"/>
             </w:pPr>
             <w:r>
               <w:rPr>
@@ -5008,7 +5556,9 @@
           </w:tcPr>
           <w:p>
             <w:pPr>
-              <w:spacing w:after="60" w:before="60" w:line="252" w:lineRule="auto"/>
+              <w:spacing w:after="0" w:before="0" w:line="360" w:lineRule="auto"/>
+              <w:ind w:firstLine="0"/>
+              <w:snapToGrid w:val="0"/>
             </w:pPr>
             <w:r>
               <w:rPr>
@@ -5032,7 +5582,9 @@
           </w:tcPr>
           <w:p>
             <w:pPr>
-              <w:spacing w:after="60" w:before="60" w:line="252" w:lineRule="auto"/>
+              <w:spacing w:after="0" w:before="0" w:line="360" w:lineRule="auto"/>
+              <w:ind w:firstLine="0"/>
+              <w:snapToGrid w:val="0"/>
             </w:pPr>
             <w:r>
               <w:rPr>
@@ -5050,7 +5602,9 @@
           </w:tcPr>
           <w:p>
             <w:pPr>
-              <w:spacing w:after="60" w:before="60" w:line="252" w:lineRule="auto"/>
+              <w:spacing w:after="0" w:before="0" w:line="360" w:lineRule="auto"/>
+              <w:ind w:firstLine="0"/>
+              <w:snapToGrid w:val="0"/>
             </w:pPr>
             <w:r>
               <w:rPr>
@@ -5069,7 +5623,9 @@
           </w:tcPr>
           <w:p>
             <w:pPr>
-              <w:spacing w:after="60" w:before="60" w:line="252" w:lineRule="auto"/>
+              <w:spacing w:after="0" w:before="0" w:line="360" w:lineRule="auto"/>
+              <w:ind w:firstLine="0"/>
+              <w:snapToGrid w:val="0"/>
             </w:pPr>
             <w:r>
               <w:rPr>
@@ -5088,7 +5644,9 @@
           </w:tcPr>
           <w:p>
             <w:pPr>
-              <w:spacing w:after="60" w:before="60" w:line="252" w:lineRule="auto"/>
+              <w:spacing w:after="0" w:before="0" w:line="360" w:lineRule="auto"/>
+              <w:ind w:firstLine="0"/>
+              <w:snapToGrid w:val="0"/>
             </w:pPr>
             <w:r>
               <w:rPr>
@@ -5105,7 +5663,9 @@
     </w:tbl>
     <w:p>
       <w:pPr>
-        <w:spacing w:line="276" w:lineRule="auto" w:after="100"/>
+        <w:spacing w:line="360" w:lineRule="auto" w:after="0" w:before="0"/>
+        <w:ind w:firstLine="480" w:firstLineChars="200"/>
+        <w:snapToGrid w:val="0"/>
       </w:pPr>
       <w:r>
         <w:rPr>
@@ -5119,6 +5679,9 @@
     <w:p>
       <w:pPr>
         <w:pStyle w:val="Heading2"/>
+        <w:spacing w:line="360" w:lineRule="auto" w:before="0" w:after="0"/>
+        <w:ind w:firstLine="0"/>
+        <w:snapToGrid w:val="0"/>
       </w:pPr>
       <w:r>
         <w:rPr>
@@ -5130,7 +5693,9 @@
     </w:p>
     <w:p>
       <w:pPr>
-        <w:spacing w:line="276" w:lineRule="auto" w:after="100"/>
+        <w:spacing w:line="360" w:lineRule="auto" w:after="0" w:before="0"/>
+        <w:ind w:firstLine="480" w:firstLineChars="200"/>
+        <w:snapToGrid w:val="0"/>
       </w:pPr>
       <w:r>
         <w:rPr>
@@ -5143,7 +5708,9 @@
     </w:p>
     <w:p>
       <w:pPr>
-        <w:spacing w:line="276" w:lineRule="auto" w:after="100"/>
+        <w:spacing w:line="360" w:lineRule="auto" w:after="0" w:before="0"/>
+        <w:ind w:firstLine="480" w:firstLineChars="200"/>
+        <w:snapToGrid w:val="0"/>
       </w:pPr>
       <w:r>
         <w:rPr>
@@ -5156,7 +5723,9 @@
     </w:p>
     <w:p>
       <w:pPr>
-        <w:spacing w:line="276" w:lineRule="auto" w:after="100"/>
+        <w:spacing w:line="360" w:lineRule="auto" w:after="0" w:before="0"/>
+        <w:ind w:firstLine="0"/>
+        <w:snapToGrid w:val="0"/>
       </w:pPr>
       <w:r>
         <w:rPr>
@@ -5170,6 +5739,9 @@
     <w:p>
       <w:pPr>
         <w:pStyle w:val="Heading1"/>
+        <w:spacing w:line="360" w:lineRule="auto" w:before="0" w:after="0"/>
+        <w:ind w:firstLine="0"/>
+        <w:snapToGrid w:val="0"/>
       </w:pPr>
       <w:r>
         <w:rPr>
@@ -5181,7 +5753,9 @@
     </w:p>
     <w:p>
       <w:pPr>
-        <w:spacing w:line="276" w:lineRule="auto" w:after="100"/>
+        <w:spacing w:line="360" w:lineRule="auto" w:after="0" w:before="0"/>
+        <w:ind w:firstLine="480" w:firstLineChars="200"/>
+        <w:snapToGrid w:val="0"/>
       </w:pPr>
       <w:r>
         <w:rPr>
@@ -5195,6 +5769,9 @@
     <w:p>
       <w:pPr>
         <w:pStyle w:val="Heading2"/>
+        <w:spacing w:line="360" w:lineRule="auto" w:before="0" w:after="0"/>
+        <w:ind w:firstLine="0"/>
+        <w:snapToGrid w:val="0"/>
       </w:pPr>
       <w:r>
         <w:rPr>
@@ -5206,7 +5783,9 @@
     </w:p>
     <w:p>
       <w:pPr>
-        <w:spacing w:line="276" w:lineRule="auto" w:after="100"/>
+        <w:spacing w:line="360" w:lineRule="auto" w:after="0" w:before="0"/>
+        <w:ind w:firstLine="480" w:firstLineChars="200"/>
+        <w:snapToGrid w:val="0"/>
       </w:pPr>
       <w:r>
         <w:rPr>
@@ -5220,6 +5799,9 @@
     <w:p>
       <w:pPr>
         <w:pStyle w:val="Heading2"/>
+        <w:spacing w:line="360" w:lineRule="auto" w:before="0" w:after="0"/>
+        <w:ind w:firstLine="0"/>
+        <w:snapToGrid w:val="0"/>
       </w:pPr>
       <w:r>
         <w:rPr>
@@ -5231,7 +5813,9 @@
     </w:p>
     <w:p>
       <w:pPr>
-        <w:spacing w:line="276" w:lineRule="auto" w:after="100"/>
+        <w:spacing w:line="360" w:lineRule="auto" w:after="0" w:before="0"/>
+        <w:ind w:firstLine="480" w:firstLineChars="200"/>
+        <w:snapToGrid w:val="0"/>
       </w:pPr>
       <w:r>
         <w:rPr>
@@ -5245,6 +5829,9 @@
     <w:p>
       <w:pPr>
         <w:pStyle w:val="Heading2"/>
+        <w:spacing w:line="360" w:lineRule="auto" w:before="0" w:after="0"/>
+        <w:ind w:firstLine="0"/>
+        <w:snapToGrid w:val="0"/>
       </w:pPr>
       <w:r>
         <w:rPr>
@@ -5256,7 +5843,9 @@
     </w:p>
     <w:p>
       <w:pPr>
-        <w:spacing w:line="276" w:lineRule="auto" w:after="100"/>
+        <w:spacing w:line="360" w:lineRule="auto" w:after="0" w:before="0"/>
+        <w:ind w:firstLine="480" w:firstLineChars="200"/>
+        <w:snapToGrid w:val="0"/>
       </w:pPr>
       <w:r>
         <w:rPr>
@@ -5270,6 +5859,9 @@
     <w:p>
       <w:pPr>
         <w:pStyle w:val="Heading2"/>
+        <w:spacing w:line="360" w:lineRule="auto" w:before="0" w:after="0"/>
+        <w:ind w:firstLine="0"/>
+        <w:snapToGrid w:val="0"/>
       </w:pPr>
       <w:r>
         <w:rPr>
@@ -5312,7 +5904,9 @@
           </w:tcPr>
           <w:p>
             <w:pPr>
-              <w:spacing w:after="60" w:before="60" w:line="252" w:lineRule="auto"/>
+              <w:spacing w:after="0" w:before="0" w:line="360" w:lineRule="auto"/>
+              <w:ind w:firstLine="0"/>
+              <w:snapToGrid w:val="0"/>
             </w:pPr>
             <w:r>
               <w:rPr>
@@ -5334,7 +5928,9 @@
           </w:tcPr>
           <w:p>
             <w:pPr>
-              <w:spacing w:after="60" w:before="60" w:line="252" w:lineRule="auto"/>
+              <w:spacing w:after="0" w:before="0" w:line="360" w:lineRule="auto"/>
+              <w:ind w:firstLine="0"/>
+              <w:snapToGrid w:val="0"/>
             </w:pPr>
             <w:r>
               <w:rPr>
@@ -5356,7 +5952,9 @@
           </w:tcPr>
           <w:p>
             <w:pPr>
-              <w:spacing w:after="60" w:before="60" w:line="252" w:lineRule="auto"/>
+              <w:spacing w:after="0" w:before="0" w:line="360" w:lineRule="auto"/>
+              <w:ind w:firstLine="0"/>
+              <w:snapToGrid w:val="0"/>
             </w:pPr>
             <w:r>
               <w:rPr>
@@ -5378,7 +5976,9 @@
           </w:tcPr>
           <w:p>
             <w:pPr>
-              <w:spacing w:after="60" w:before="60" w:line="252" w:lineRule="auto"/>
+              <w:spacing w:after="0" w:before="0" w:line="360" w:lineRule="auto"/>
+              <w:ind w:firstLine="0"/>
+              <w:snapToGrid w:val="0"/>
             </w:pPr>
             <w:r>
               <w:rPr>
@@ -5402,7 +6002,9 @@
           </w:tcPr>
           <w:p>
             <w:pPr>
-              <w:spacing w:after="60" w:before="60" w:line="252" w:lineRule="auto"/>
+              <w:spacing w:after="0" w:before="0" w:line="360" w:lineRule="auto"/>
+              <w:ind w:firstLine="0"/>
+              <w:snapToGrid w:val="0"/>
             </w:pPr>
             <w:r>
               <w:rPr>
@@ -5421,7 +6023,9 @@
           </w:tcPr>
           <w:p>
             <w:pPr>
-              <w:spacing w:after="60" w:before="60" w:line="252" w:lineRule="auto"/>
+              <w:spacing w:after="0" w:before="0" w:line="360" w:lineRule="auto"/>
+              <w:ind w:firstLine="0"/>
+              <w:snapToGrid w:val="0"/>
             </w:pPr>
             <w:r>
               <w:rPr>
@@ -5440,7 +6044,9 @@
           </w:tcPr>
           <w:p>
             <w:pPr>
-              <w:spacing w:after="60" w:before="60" w:line="252" w:lineRule="auto"/>
+              <w:spacing w:after="0" w:before="0" w:line="360" w:lineRule="auto"/>
+              <w:ind w:firstLine="0"/>
+              <w:snapToGrid w:val="0"/>
             </w:pPr>
             <w:r>
               <w:rPr>
@@ -5459,7 +6065,9 @@
           </w:tcPr>
           <w:p>
             <w:pPr>
-              <w:spacing w:after="60" w:before="60" w:line="252" w:lineRule="auto"/>
+              <w:spacing w:after="0" w:before="0" w:line="360" w:lineRule="auto"/>
+              <w:ind w:firstLine="0"/>
+              <w:snapToGrid w:val="0"/>
             </w:pPr>
             <w:r>
               <w:rPr>
@@ -5483,7 +6091,9 @@
           </w:tcPr>
           <w:p>
             <w:pPr>
-              <w:spacing w:after="60" w:before="60" w:line="252" w:lineRule="auto"/>
+              <w:spacing w:after="0" w:before="0" w:line="360" w:lineRule="auto"/>
+              <w:ind w:firstLine="0"/>
+              <w:snapToGrid w:val="0"/>
             </w:pPr>
             <w:r>
               <w:rPr>
@@ -5501,7 +6111,9 @@
           </w:tcPr>
           <w:p>
             <w:pPr>
-              <w:spacing w:after="60" w:before="60" w:line="252" w:lineRule="auto"/>
+              <w:spacing w:after="0" w:before="0" w:line="360" w:lineRule="auto"/>
+              <w:ind w:firstLine="0"/>
+              <w:snapToGrid w:val="0"/>
             </w:pPr>
             <w:r>
               <w:rPr>
@@ -5520,7 +6132,9 @@
           </w:tcPr>
           <w:p>
             <w:pPr>
-              <w:spacing w:after="60" w:before="60" w:line="252" w:lineRule="auto"/>
+              <w:spacing w:after="0" w:before="0" w:line="360" w:lineRule="auto"/>
+              <w:ind w:firstLine="0"/>
+              <w:snapToGrid w:val="0"/>
             </w:pPr>
             <w:r>
               <w:rPr>
@@ -5539,7 +6153,9 @@
           </w:tcPr>
           <w:p>
             <w:pPr>
-              <w:spacing w:after="60" w:before="60" w:line="252" w:lineRule="auto"/>
+              <w:spacing w:after="0" w:before="0" w:line="360" w:lineRule="auto"/>
+              <w:ind w:firstLine="0"/>
+              <w:snapToGrid w:val="0"/>
             </w:pPr>
             <w:r>
               <w:rPr>
@@ -5556,7 +6172,9 @@
     </w:tbl>
     <w:p>
       <w:pPr>
-        <w:spacing w:line="276" w:lineRule="auto" w:after="100"/>
+        <w:spacing w:line="360" w:lineRule="auto" w:after="0" w:before="0"/>
+        <w:ind w:firstLine="480" w:firstLineChars="200"/>
+        <w:snapToGrid w:val="0"/>
       </w:pPr>
       <w:r>
         <w:rPr>
@@ -5570,6 +6188,9 @@
     <w:p>
       <w:pPr>
         <w:pStyle w:val="Heading2"/>
+        <w:spacing w:line="360" w:lineRule="auto" w:before="0" w:after="0"/>
+        <w:ind w:firstLine="0"/>
+        <w:snapToGrid w:val="0"/>
       </w:pPr>
       <w:r>
         <w:rPr>
@@ -5581,7 +6202,9 @@
     </w:p>
     <w:p>
       <w:pPr>
-        <w:spacing w:line="276" w:lineRule="auto" w:after="100"/>
+        <w:spacing w:line="360" w:lineRule="auto" w:after="0" w:before="0"/>
+        <w:ind w:firstLine="480" w:firstLineChars="200"/>
+        <w:snapToGrid w:val="0"/>
       </w:pPr>
       <w:r>
         <w:rPr>
@@ -5594,7 +6217,9 @@
     </w:p>
     <w:p>
       <w:pPr>
-        <w:spacing w:line="276" w:lineRule="auto" w:after="100"/>
+        <w:spacing w:line="360" w:lineRule="auto" w:after="0" w:before="0"/>
+        <w:ind w:firstLine="480" w:firstLineChars="200"/>
+        <w:snapToGrid w:val="0"/>
       </w:pPr>
       <w:r>
         <w:rPr>
@@ -5607,7 +6232,9 @@
     </w:p>
     <w:p>
       <w:pPr>
-        <w:spacing w:line="276" w:lineRule="auto" w:after="100"/>
+        <w:spacing w:line="360" w:lineRule="auto" w:after="0" w:before="0"/>
+        <w:ind w:firstLine="0"/>
+        <w:snapToGrid w:val="0"/>
       </w:pPr>
       <w:r>
         <w:rPr>
@@ -5621,6 +6248,9 @@
     <w:p>
       <w:pPr>
         <w:pStyle w:val="Heading1"/>
+        <w:spacing w:line="360" w:lineRule="auto" w:before="0" w:after="0"/>
+        <w:ind w:firstLine="0"/>
+        <w:snapToGrid w:val="0"/>
       </w:pPr>
       <w:r>
         <w:rPr>
@@ -5632,7 +6262,9 @@
     </w:p>
     <w:p>
       <w:pPr>
-        <w:spacing w:line="276" w:lineRule="auto" w:after="100"/>
+        <w:spacing w:line="360" w:lineRule="auto" w:after="0" w:before="0"/>
+        <w:ind w:firstLine="480" w:firstLineChars="200"/>
+        <w:snapToGrid w:val="0"/>
       </w:pPr>
       <w:r>
         <w:rPr>
@@ -5646,6 +6278,9 @@
     <w:p>
       <w:pPr>
         <w:pStyle w:val="Heading2"/>
+        <w:spacing w:line="360" w:lineRule="auto" w:before="0" w:after="0"/>
+        <w:ind w:firstLine="0"/>
+        <w:snapToGrid w:val="0"/>
       </w:pPr>
       <w:r>
         <w:rPr>
@@ -5657,7 +6292,9 @@
     </w:p>
     <w:p>
       <w:pPr>
-        <w:spacing w:line="276" w:lineRule="auto" w:after="100"/>
+        <w:spacing w:line="360" w:lineRule="auto" w:after="0" w:before="0"/>
+        <w:ind w:firstLine="480" w:firstLineChars="200"/>
+        <w:snapToGrid w:val="0"/>
       </w:pPr>
       <w:r>
         <w:rPr>
@@ -5671,6 +6308,9 @@
     <w:p>
       <w:pPr>
         <w:pStyle w:val="Heading2"/>
+        <w:spacing w:line="360" w:lineRule="auto" w:before="0" w:after="0"/>
+        <w:ind w:firstLine="0"/>
+        <w:snapToGrid w:val="0"/>
       </w:pPr>
       <w:r>
         <w:rPr>
@@ -5682,7 +6322,9 @@
     </w:p>
     <w:p>
       <w:pPr>
-        <w:spacing w:line="276" w:lineRule="auto" w:after="100"/>
+        <w:spacing w:line="360" w:lineRule="auto" w:after="0" w:before="0"/>
+        <w:ind w:firstLine="480" w:firstLineChars="200"/>
+        <w:snapToGrid w:val="0"/>
       </w:pPr>
       <w:r>
         <w:rPr>
@@ -5696,6 +6338,9 @@
     <w:p>
       <w:pPr>
         <w:pStyle w:val="Heading2"/>
+        <w:spacing w:line="360" w:lineRule="auto" w:before="0" w:after="0"/>
+        <w:ind w:firstLine="0"/>
+        <w:snapToGrid w:val="0"/>
       </w:pPr>
       <w:r>
         <w:rPr>
@@ -5707,7 +6352,9 @@
     </w:p>
     <w:p>
       <w:pPr>
-        <w:spacing w:line="276" w:lineRule="auto" w:after="100"/>
+        <w:spacing w:line="360" w:lineRule="auto" w:after="0" w:before="0"/>
+        <w:ind w:firstLine="480" w:firstLineChars="200"/>
+        <w:snapToGrid w:val="0"/>
       </w:pPr>
       <w:r>
         <w:rPr>
@@ -5721,6 +6368,9 @@
     <w:p>
       <w:pPr>
         <w:pStyle w:val="Heading2"/>
+        <w:spacing w:line="360" w:lineRule="auto" w:before="0" w:after="0"/>
+        <w:ind w:firstLine="0"/>
+        <w:snapToGrid w:val="0"/>
       </w:pPr>
       <w:r>
         <w:rPr>
@@ -5763,7 +6413,9 @@
           </w:tcPr>
           <w:p>
             <w:pPr>
-              <w:spacing w:after="60" w:before="60" w:line="252" w:lineRule="auto"/>
+              <w:spacing w:after="0" w:before="0" w:line="360" w:lineRule="auto"/>
+              <w:ind w:firstLine="0"/>
+              <w:snapToGrid w:val="0"/>
             </w:pPr>
             <w:r>
               <w:rPr>
@@ -5785,7 +6437,9 @@
           </w:tcPr>
           <w:p>
             <w:pPr>
-              <w:spacing w:after="60" w:before="60" w:line="252" w:lineRule="auto"/>
+              <w:spacing w:after="0" w:before="0" w:line="360" w:lineRule="auto"/>
+              <w:ind w:firstLine="0"/>
+              <w:snapToGrid w:val="0"/>
             </w:pPr>
             <w:r>
               <w:rPr>
@@ -5807,7 +6461,9 @@
           </w:tcPr>
           <w:p>
             <w:pPr>
-              <w:spacing w:after="60" w:before="60" w:line="252" w:lineRule="auto"/>
+              <w:spacing w:after="0" w:before="0" w:line="360" w:lineRule="auto"/>
+              <w:ind w:firstLine="0"/>
+              <w:snapToGrid w:val="0"/>
             </w:pPr>
             <w:r>
               <w:rPr>
@@ -5829,7 +6485,9 @@
           </w:tcPr>
           <w:p>
             <w:pPr>
-              <w:spacing w:after="60" w:before="60" w:line="252" w:lineRule="auto"/>
+              <w:spacing w:after="0" w:before="0" w:line="360" w:lineRule="auto"/>
+              <w:ind w:firstLine="0"/>
+              <w:snapToGrid w:val="0"/>
             </w:pPr>
             <w:r>
               <w:rPr>
@@ -5853,7 +6511,9 @@
           </w:tcPr>
           <w:p>
             <w:pPr>
-              <w:spacing w:after="60" w:before="60" w:line="252" w:lineRule="auto"/>
+              <w:spacing w:after="0" w:before="0" w:line="360" w:lineRule="auto"/>
+              <w:ind w:firstLine="0"/>
+              <w:snapToGrid w:val="0"/>
             </w:pPr>
             <w:r>
               <w:rPr>
@@ -5872,7 +6532,9 @@
           </w:tcPr>
           <w:p>
             <w:pPr>
-              <w:spacing w:after="60" w:before="60" w:line="252" w:lineRule="auto"/>
+              <w:spacing w:after="0" w:before="0" w:line="360" w:lineRule="auto"/>
+              <w:ind w:firstLine="0"/>
+              <w:snapToGrid w:val="0"/>
             </w:pPr>
             <w:r>
               <w:rPr>
@@ -5891,7 +6553,9 @@
           </w:tcPr>
           <w:p>
             <w:pPr>
-              <w:spacing w:after="60" w:before="60" w:line="252" w:lineRule="auto"/>
+              <w:spacing w:after="0" w:before="0" w:line="360" w:lineRule="auto"/>
+              <w:ind w:firstLine="0"/>
+              <w:snapToGrid w:val="0"/>
             </w:pPr>
             <w:r>
               <w:rPr>
@@ -5910,7 +6574,9 @@
           </w:tcPr>
           <w:p>
             <w:pPr>
-              <w:spacing w:after="60" w:before="60" w:line="252" w:lineRule="auto"/>
+              <w:spacing w:after="0" w:before="0" w:line="360" w:lineRule="auto"/>
+              <w:ind w:firstLine="0"/>
+              <w:snapToGrid w:val="0"/>
             </w:pPr>
             <w:r>
               <w:rPr>
@@ -5934,7 +6600,9 @@
           </w:tcPr>
           <w:p>
             <w:pPr>
-              <w:spacing w:after="60" w:before="60" w:line="252" w:lineRule="auto"/>
+              <w:spacing w:after="0" w:before="0" w:line="360" w:lineRule="auto"/>
+              <w:ind w:firstLine="0"/>
+              <w:snapToGrid w:val="0"/>
             </w:pPr>
             <w:r>
               <w:rPr>
@@ -5952,7 +6620,9 @@
           </w:tcPr>
           <w:p>
             <w:pPr>
-              <w:spacing w:after="60" w:before="60" w:line="252" w:lineRule="auto"/>
+              <w:spacing w:after="0" w:before="0" w:line="360" w:lineRule="auto"/>
+              <w:ind w:firstLine="0"/>
+              <w:snapToGrid w:val="0"/>
             </w:pPr>
             <w:r>
               <w:rPr>
@@ -5971,7 +6641,9 @@
           </w:tcPr>
           <w:p>
             <w:pPr>
-              <w:spacing w:after="60" w:before="60" w:line="252" w:lineRule="auto"/>
+              <w:spacing w:after="0" w:before="0" w:line="360" w:lineRule="auto"/>
+              <w:ind w:firstLine="0"/>
+              <w:snapToGrid w:val="0"/>
             </w:pPr>
             <w:r>
               <w:rPr>
@@ -5990,7 +6662,9 @@
           </w:tcPr>
           <w:p>
             <w:pPr>
-              <w:spacing w:after="60" w:before="60" w:line="252" w:lineRule="auto"/>
+              <w:spacing w:after="0" w:before="0" w:line="360" w:lineRule="auto"/>
+              <w:ind w:firstLine="0"/>
+              <w:snapToGrid w:val="0"/>
             </w:pPr>
             <w:r>
               <w:rPr>
@@ -6007,7 +6681,9 @@
     </w:tbl>
     <w:p>
       <w:pPr>
-        <w:spacing w:line="276" w:lineRule="auto" w:after="100"/>
+        <w:spacing w:line="360" w:lineRule="auto" w:after="0" w:before="0"/>
+        <w:ind w:firstLine="480" w:firstLineChars="200"/>
+        <w:snapToGrid w:val="0"/>
       </w:pPr>
       <w:r>
         <w:rPr>
@@ -6021,6 +6697,9 @@
     <w:p>
       <w:pPr>
         <w:pStyle w:val="Heading2"/>
+        <w:spacing w:line="360" w:lineRule="auto" w:before="0" w:after="0"/>
+        <w:ind w:firstLine="0"/>
+        <w:snapToGrid w:val="0"/>
       </w:pPr>
       <w:r>
         <w:rPr>
@@ -6032,7 +6711,9 @@
     </w:p>
     <w:p>
       <w:pPr>
-        <w:spacing w:line="276" w:lineRule="auto" w:after="100"/>
+        <w:spacing w:line="360" w:lineRule="auto" w:after="0" w:before="0"/>
+        <w:ind w:firstLine="480" w:firstLineChars="200"/>
+        <w:snapToGrid w:val="0"/>
       </w:pPr>
       <w:r>
         <w:rPr>
@@ -6045,7 +6726,9 @@
     </w:p>
     <w:p>
       <w:pPr>
-        <w:spacing w:line="276" w:lineRule="auto" w:after="100"/>
+        <w:spacing w:line="360" w:lineRule="auto" w:after="0" w:before="0"/>
+        <w:ind w:firstLine="480" w:firstLineChars="200"/>
+        <w:snapToGrid w:val="0"/>
       </w:pPr>
       <w:r>
         <w:rPr>
@@ -6058,7 +6741,9 @@
     </w:p>
     <w:p>
       <w:pPr>
-        <w:spacing w:line="276" w:lineRule="auto" w:after="100"/>
+        <w:spacing w:line="360" w:lineRule="auto" w:after="0" w:before="0"/>
+        <w:ind w:firstLine="0"/>
+        <w:snapToGrid w:val="0"/>
       </w:pPr>
       <w:r>
         <w:rPr>
@@ -6072,6 +6757,9 @@
     <w:p>
       <w:pPr>
         <w:pStyle w:val="Heading1"/>
+        <w:spacing w:line="360" w:lineRule="auto" w:before="0" w:after="0"/>
+        <w:ind w:firstLine="0"/>
+        <w:snapToGrid w:val="0"/>
       </w:pPr>
       <w:r>
         <w:rPr>
@@ -6083,7 +6771,9 @@
     </w:p>
     <w:p>
       <w:pPr>
-        <w:spacing w:line="276" w:lineRule="auto" w:after="100"/>
+        <w:spacing w:line="360" w:lineRule="auto" w:after="0" w:before="0"/>
+        <w:ind w:firstLine="480" w:firstLineChars="200"/>
+        <w:snapToGrid w:val="0"/>
       </w:pPr>
       <w:r>
         <w:rPr>
@@ -6097,6 +6787,9 @@
     <w:p>
       <w:pPr>
         <w:pStyle w:val="Heading2"/>
+        <w:spacing w:line="360" w:lineRule="auto" w:before="0" w:after="0"/>
+        <w:ind w:firstLine="0"/>
+        <w:snapToGrid w:val="0"/>
       </w:pPr>
       <w:r>
         <w:rPr>
@@ -6108,7 +6801,9 @@
     </w:p>
     <w:p>
       <w:pPr>
-        <w:spacing w:line="276" w:lineRule="auto" w:after="100"/>
+        <w:spacing w:line="360" w:lineRule="auto" w:after="0" w:before="0"/>
+        <w:ind w:firstLine="480" w:firstLineChars="200"/>
+        <w:snapToGrid w:val="0"/>
       </w:pPr>
       <w:r>
         <w:rPr>
@@ -6122,6 +6817,9 @@
     <w:p>
       <w:pPr>
         <w:pStyle w:val="Heading2"/>
+        <w:spacing w:line="360" w:lineRule="auto" w:before="0" w:after="0"/>
+        <w:ind w:firstLine="0"/>
+        <w:snapToGrid w:val="0"/>
       </w:pPr>
       <w:r>
         <w:rPr>
@@ -6133,7 +6831,9 @@
     </w:p>
     <w:p>
       <w:pPr>
-        <w:spacing w:line="276" w:lineRule="auto" w:after="100"/>
+        <w:spacing w:line="360" w:lineRule="auto" w:after="0" w:before="0"/>
+        <w:ind w:firstLine="480" w:firstLineChars="200"/>
+        <w:snapToGrid w:val="0"/>
       </w:pPr>
       <w:r>
         <w:rPr>
@@ -6147,6 +6847,9 @@
     <w:p>
       <w:pPr>
         <w:pStyle w:val="Heading2"/>
+        <w:spacing w:line="360" w:lineRule="auto" w:before="0" w:after="0"/>
+        <w:ind w:firstLine="0"/>
+        <w:snapToGrid w:val="0"/>
       </w:pPr>
       <w:r>
         <w:rPr>
@@ -6158,7 +6861,9 @@
     </w:p>
     <w:p>
       <w:pPr>
-        <w:spacing w:line="276" w:lineRule="auto" w:after="100"/>
+        <w:spacing w:line="360" w:lineRule="auto" w:after="0" w:before="0"/>
+        <w:ind w:firstLine="480" w:firstLineChars="200"/>
+        <w:snapToGrid w:val="0"/>
       </w:pPr>
       <w:r>
         <w:rPr>
@@ -6172,6 +6877,9 @@
     <w:p>
       <w:pPr>
         <w:pStyle w:val="Heading2"/>
+        <w:spacing w:line="360" w:lineRule="auto" w:before="0" w:after="0"/>
+        <w:ind w:firstLine="0"/>
+        <w:snapToGrid w:val="0"/>
       </w:pPr>
       <w:r>
         <w:rPr>
@@ -6214,7 +6922,9 @@
           </w:tcPr>
           <w:p>
             <w:pPr>
-              <w:spacing w:after="60" w:before="60" w:line="252" w:lineRule="auto"/>
+              <w:spacing w:after="0" w:before="0" w:line="360" w:lineRule="auto"/>
+              <w:ind w:firstLine="0"/>
+              <w:snapToGrid w:val="0"/>
             </w:pPr>
             <w:r>
               <w:rPr>
@@ -6236,7 +6946,9 @@
           </w:tcPr>
           <w:p>
             <w:pPr>
-              <w:spacing w:after="60" w:before="60" w:line="252" w:lineRule="auto"/>
+              <w:spacing w:after="0" w:before="0" w:line="360" w:lineRule="auto"/>
+              <w:ind w:firstLine="0"/>
+              <w:snapToGrid w:val="0"/>
             </w:pPr>
             <w:r>
               <w:rPr>
@@ -6258,7 +6970,9 @@
           </w:tcPr>
           <w:p>
             <w:pPr>
-              <w:spacing w:after="60" w:before="60" w:line="252" w:lineRule="auto"/>
+              <w:spacing w:after="0" w:before="0" w:line="360" w:lineRule="auto"/>
+              <w:ind w:firstLine="0"/>
+              <w:snapToGrid w:val="0"/>
             </w:pPr>
             <w:r>
               <w:rPr>
@@ -6280,7 +6994,9 @@
           </w:tcPr>
           <w:p>
             <w:pPr>
-              <w:spacing w:after="60" w:before="60" w:line="252" w:lineRule="auto"/>
+              <w:spacing w:after="0" w:before="0" w:line="360" w:lineRule="auto"/>
+              <w:ind w:firstLine="0"/>
+              <w:snapToGrid w:val="0"/>
             </w:pPr>
             <w:r>
               <w:rPr>
@@ -6304,7 +7020,9 @@
           </w:tcPr>
           <w:p>
             <w:pPr>
-              <w:spacing w:after="60" w:before="60" w:line="252" w:lineRule="auto"/>
+              <w:spacing w:after="0" w:before="0" w:line="360" w:lineRule="auto"/>
+              <w:ind w:firstLine="0"/>
+              <w:snapToGrid w:val="0"/>
             </w:pPr>
             <w:r>
               <w:rPr>
@@ -6323,7 +7041,9 @@
           </w:tcPr>
           <w:p>
             <w:pPr>
-              <w:spacing w:after="60" w:before="60" w:line="252" w:lineRule="auto"/>
+              <w:spacing w:after="0" w:before="0" w:line="360" w:lineRule="auto"/>
+              <w:ind w:firstLine="0"/>
+              <w:snapToGrid w:val="0"/>
             </w:pPr>
             <w:r>
               <w:rPr>
@@ -6342,7 +7062,9 @@
           </w:tcPr>
           <w:p>
             <w:pPr>
-              <w:spacing w:after="60" w:before="60" w:line="252" w:lineRule="auto"/>
+              <w:spacing w:after="0" w:before="0" w:line="360" w:lineRule="auto"/>
+              <w:ind w:firstLine="0"/>
+              <w:snapToGrid w:val="0"/>
             </w:pPr>
             <w:r>
               <w:rPr>
@@ -6361,7 +7083,9 @@
           </w:tcPr>
           <w:p>
             <w:pPr>
-              <w:spacing w:after="60" w:before="60" w:line="252" w:lineRule="auto"/>
+              <w:spacing w:after="0" w:before="0" w:line="360" w:lineRule="auto"/>
+              <w:ind w:firstLine="0"/>
+              <w:snapToGrid w:val="0"/>
             </w:pPr>
             <w:r>
               <w:rPr>
@@ -6385,7 +7109,9 @@
           </w:tcPr>
           <w:p>
             <w:pPr>
-              <w:spacing w:after="60" w:before="60" w:line="252" w:lineRule="auto"/>
+              <w:spacing w:after="0" w:before="0" w:line="360" w:lineRule="auto"/>
+              <w:ind w:firstLine="0"/>
+              <w:snapToGrid w:val="0"/>
             </w:pPr>
             <w:r>
               <w:rPr>
@@ -6403,7 +7129,9 @@
           </w:tcPr>
           <w:p>
             <w:pPr>
-              <w:spacing w:after="60" w:before="60" w:line="252" w:lineRule="auto"/>
+              <w:spacing w:after="0" w:before="0" w:line="360" w:lineRule="auto"/>
+              <w:ind w:firstLine="0"/>
+              <w:snapToGrid w:val="0"/>
             </w:pPr>
             <w:r>
               <w:rPr>
@@ -6422,7 +7150,9 @@
           </w:tcPr>
           <w:p>
             <w:pPr>
-              <w:spacing w:after="60" w:before="60" w:line="252" w:lineRule="auto"/>
+              <w:spacing w:after="0" w:before="0" w:line="360" w:lineRule="auto"/>
+              <w:ind w:firstLine="0"/>
+              <w:snapToGrid w:val="0"/>
             </w:pPr>
             <w:r>
               <w:rPr>
@@ -6441,7 +7171,9 @@
           </w:tcPr>
           <w:p>
             <w:pPr>
-              <w:spacing w:after="60" w:before="60" w:line="252" w:lineRule="auto"/>
+              <w:spacing w:after="0" w:before="0" w:line="360" w:lineRule="auto"/>
+              <w:ind w:firstLine="0"/>
+              <w:snapToGrid w:val="0"/>
             </w:pPr>
             <w:r>
               <w:rPr>
@@ -6465,7 +7197,9 @@
           </w:tcPr>
           <w:p>
             <w:pPr>
-              <w:spacing w:after="60" w:before="60" w:line="252" w:lineRule="auto"/>
+              <w:spacing w:after="0" w:before="0" w:line="360" w:lineRule="auto"/>
+              <w:ind w:firstLine="0"/>
+              <w:snapToGrid w:val="0"/>
             </w:pPr>
             <w:r>
               <w:rPr>
@@ -6484,7 +7218,9 @@
           </w:tcPr>
           <w:p>
             <w:pPr>
-              <w:spacing w:after="60" w:before="60" w:line="252" w:lineRule="auto"/>
+              <w:spacing w:after="0" w:before="0" w:line="360" w:lineRule="auto"/>
+              <w:ind w:firstLine="0"/>
+              <w:snapToGrid w:val="0"/>
             </w:pPr>
             <w:r>
               <w:rPr>
@@ -6503,7 +7239,9 @@
           </w:tcPr>
           <w:p>
             <w:pPr>
-              <w:spacing w:after="60" w:before="60" w:line="252" w:lineRule="auto"/>
+              <w:spacing w:after="0" w:before="0" w:line="360" w:lineRule="auto"/>
+              <w:ind w:firstLine="0"/>
+              <w:snapToGrid w:val="0"/>
             </w:pPr>
             <w:r>
               <w:rPr>
@@ -6522,7 +7260,9 @@
           </w:tcPr>
           <w:p>
             <w:pPr>
-              <w:spacing w:after="60" w:before="60" w:line="252" w:lineRule="auto"/>
+              <w:spacing w:after="0" w:before="0" w:line="360" w:lineRule="auto"/>
+              <w:ind w:firstLine="0"/>
+              <w:snapToGrid w:val="0"/>
             </w:pPr>
             <w:r>
               <w:rPr>
@@ -6546,7 +7286,9 @@
           </w:tcPr>
           <w:p>
             <w:pPr>
-              <w:spacing w:after="60" w:before="60" w:line="252" w:lineRule="auto"/>
+              <w:spacing w:after="0" w:before="0" w:line="360" w:lineRule="auto"/>
+              <w:ind w:firstLine="0"/>
+              <w:snapToGrid w:val="0"/>
             </w:pPr>
             <w:r>
               <w:rPr>
@@ -6564,7 +7306,9 @@
           </w:tcPr>
           <w:p>
             <w:pPr>
-              <w:spacing w:after="60" w:before="60" w:line="252" w:lineRule="auto"/>
+              <w:spacing w:after="0" w:before="0" w:line="360" w:lineRule="auto"/>
+              <w:ind w:firstLine="0"/>
+              <w:snapToGrid w:val="0"/>
             </w:pPr>
             <w:r>
               <w:rPr>
@@ -6583,7 +7327,9 @@
           </w:tcPr>
           <w:p>
             <w:pPr>
-              <w:spacing w:after="60" w:before="60" w:line="252" w:lineRule="auto"/>
+              <w:spacing w:after="0" w:before="0" w:line="360" w:lineRule="auto"/>
+              <w:ind w:firstLine="0"/>
+              <w:snapToGrid w:val="0"/>
             </w:pPr>
             <w:r>
               <w:rPr>
@@ -6602,7 +7348,9 @@
           </w:tcPr>
           <w:p>
             <w:pPr>
-              <w:spacing w:after="60" w:before="60" w:line="252" w:lineRule="auto"/>
+              <w:spacing w:after="0" w:before="0" w:line="360" w:lineRule="auto"/>
+              <w:ind w:firstLine="0"/>
+              <w:snapToGrid w:val="0"/>
             </w:pPr>
             <w:r>
               <w:rPr>
@@ -6619,7 +7367,9 @@
     </w:tbl>
     <w:p>
       <w:pPr>
-        <w:spacing w:line="276" w:lineRule="auto" w:after="100"/>
+        <w:spacing w:line="360" w:lineRule="auto" w:after="0" w:before="0"/>
+        <w:ind w:firstLine="480" w:firstLineChars="200"/>
+        <w:snapToGrid w:val="0"/>
       </w:pPr>
       <w:r>
         <w:rPr>
@@ -6633,6 +7383,9 @@
     <w:p>
       <w:pPr>
         <w:pStyle w:val="Heading2"/>
+        <w:spacing w:line="360" w:lineRule="auto" w:before="0" w:after="0"/>
+        <w:ind w:firstLine="0"/>
+        <w:snapToGrid w:val="0"/>
       </w:pPr>
       <w:r>
         <w:rPr>
@@ -6644,7 +7397,9 @@
     </w:p>
     <w:p>
       <w:pPr>
-        <w:spacing w:line="276" w:lineRule="auto" w:after="100"/>
+        <w:spacing w:line="360" w:lineRule="auto" w:after="0" w:before="0"/>
+        <w:ind w:firstLine="480" w:firstLineChars="200"/>
+        <w:snapToGrid w:val="0"/>
       </w:pPr>
       <w:r>
         <w:rPr>
@@ -6657,7 +7412,9 @@
     </w:p>
     <w:p>
       <w:pPr>
-        <w:spacing w:line="276" w:lineRule="auto" w:after="100"/>
+        <w:spacing w:line="360" w:lineRule="auto" w:after="0" w:before="0"/>
+        <w:ind w:firstLine="480" w:firstLineChars="200"/>
+        <w:snapToGrid w:val="0"/>
       </w:pPr>
       <w:r>
         <w:rPr>
@@ -6670,7 +7427,9 @@
     </w:p>
     <w:p>
       <w:pPr>
-        <w:spacing w:line="276" w:lineRule="auto" w:after="100"/>
+        <w:spacing w:line="360" w:lineRule="auto" w:after="0" w:before="0"/>
+        <w:ind w:firstLine="0"/>
+        <w:snapToGrid w:val="0"/>
       </w:pPr>
       <w:r>
         <w:rPr>
@@ -6684,6 +7443,9 @@
     <w:p>
       <w:pPr>
         <w:pStyle w:val="Heading1"/>
+        <w:spacing w:line="360" w:lineRule="auto" w:before="0" w:after="0"/>
+        <w:ind w:firstLine="0"/>
+        <w:snapToGrid w:val="0"/>
       </w:pPr>
       <w:r>
         <w:rPr>
@@ -6695,7 +7457,9 @@
     </w:p>
     <w:p>
       <w:pPr>
-        <w:spacing w:line="276" w:lineRule="auto" w:after="100"/>
+        <w:spacing w:line="360" w:lineRule="auto" w:after="0" w:before="0"/>
+        <w:ind w:firstLine="480" w:firstLineChars="200"/>
+        <w:snapToGrid w:val="0"/>
       </w:pPr>
       <w:r>
         <w:rPr>
@@ -6709,6 +7473,9 @@
     <w:p>
       <w:pPr>
         <w:pStyle w:val="Heading2"/>
+        <w:spacing w:line="360" w:lineRule="auto" w:before="0" w:after="0"/>
+        <w:ind w:firstLine="0"/>
+        <w:snapToGrid w:val="0"/>
       </w:pPr>
       <w:r>
         <w:rPr>
@@ -6720,7 +7487,9 @@
     </w:p>
     <w:p>
       <w:pPr>
-        <w:spacing w:line="276" w:lineRule="auto" w:after="100"/>
+        <w:spacing w:line="360" w:lineRule="auto" w:after="0" w:before="0"/>
+        <w:ind w:firstLine="480" w:firstLineChars="200"/>
+        <w:snapToGrid w:val="0"/>
       </w:pPr>
       <w:r>
         <w:rPr>
@@ -6734,6 +7503,9 @@
     <w:p>
       <w:pPr>
         <w:pStyle w:val="Heading2"/>
+        <w:spacing w:line="360" w:lineRule="auto" w:before="0" w:after="0"/>
+        <w:ind w:firstLine="0"/>
+        <w:snapToGrid w:val="0"/>
       </w:pPr>
       <w:r>
         <w:rPr>
@@ -6745,7 +7517,9 @@
     </w:p>
     <w:p>
       <w:pPr>
-        <w:spacing w:line="276" w:lineRule="auto" w:after="100"/>
+        <w:spacing w:line="360" w:lineRule="auto" w:after="0" w:before="0"/>
+        <w:ind w:firstLine="480" w:firstLineChars="200"/>
+        <w:snapToGrid w:val="0"/>
       </w:pPr>
       <w:r>
         <w:rPr>
@@ -6759,6 +7533,9 @@
     <w:p>
       <w:pPr>
         <w:pStyle w:val="Heading2"/>
+        <w:spacing w:line="360" w:lineRule="auto" w:before="0" w:after="0"/>
+        <w:ind w:firstLine="0"/>
+        <w:snapToGrid w:val="0"/>
       </w:pPr>
       <w:r>
         <w:rPr>
@@ -6770,7 +7547,9 @@
     </w:p>
     <w:p>
       <w:pPr>
-        <w:spacing w:line="276" w:lineRule="auto" w:after="100"/>
+        <w:spacing w:line="360" w:lineRule="auto" w:after="0" w:before="0"/>
+        <w:ind w:firstLine="480" w:firstLineChars="200"/>
+        <w:snapToGrid w:val="0"/>
       </w:pPr>
       <w:r>
         <w:rPr>
@@ -6784,6 +7563,9 @@
     <w:p>
       <w:pPr>
         <w:pStyle w:val="Heading2"/>
+        <w:spacing w:line="360" w:lineRule="auto" w:before="0" w:after="0"/>
+        <w:ind w:firstLine="0"/>
+        <w:snapToGrid w:val="0"/>
       </w:pPr>
       <w:r>
         <w:rPr>
@@ -6826,7 +7608,9 @@
           </w:tcPr>
           <w:p>
             <w:pPr>
-              <w:spacing w:after="60" w:before="60" w:line="252" w:lineRule="auto"/>
+              <w:spacing w:after="0" w:before="0" w:line="360" w:lineRule="auto"/>
+              <w:ind w:firstLine="0"/>
+              <w:snapToGrid w:val="0"/>
             </w:pPr>
             <w:r>
               <w:rPr>
@@ -6848,7 +7632,9 @@
           </w:tcPr>
           <w:p>
             <w:pPr>
-              <w:spacing w:after="60" w:before="60" w:line="252" w:lineRule="auto"/>
+              <w:spacing w:after="0" w:before="0" w:line="360" w:lineRule="auto"/>
+              <w:ind w:firstLine="0"/>
+              <w:snapToGrid w:val="0"/>
             </w:pPr>
             <w:r>
               <w:rPr>
@@ -6870,7 +7656,9 @@
           </w:tcPr>
           <w:p>
             <w:pPr>
-              <w:spacing w:after="60" w:before="60" w:line="252" w:lineRule="auto"/>
+              <w:spacing w:after="0" w:before="0" w:line="360" w:lineRule="auto"/>
+              <w:ind w:firstLine="0"/>
+              <w:snapToGrid w:val="0"/>
             </w:pPr>
             <w:r>
               <w:rPr>
@@ -6892,7 +7680,9 @@
           </w:tcPr>
           <w:p>
             <w:pPr>
-              <w:spacing w:after="60" w:before="60" w:line="252" w:lineRule="auto"/>
+              <w:spacing w:after="0" w:before="0" w:line="360" w:lineRule="auto"/>
+              <w:ind w:firstLine="0"/>
+              <w:snapToGrid w:val="0"/>
             </w:pPr>
             <w:r>
               <w:rPr>
@@ -6916,7 +7706,9 @@
           </w:tcPr>
           <w:p>
             <w:pPr>
-              <w:spacing w:after="60" w:before="60" w:line="252" w:lineRule="auto"/>
+              <w:spacing w:after="0" w:before="0" w:line="360" w:lineRule="auto"/>
+              <w:ind w:firstLine="0"/>
+              <w:snapToGrid w:val="0"/>
             </w:pPr>
             <w:r>
               <w:rPr>
@@ -6935,7 +7727,9 @@
           </w:tcPr>
           <w:p>
             <w:pPr>
-              <w:spacing w:after="60" w:before="60" w:line="252" w:lineRule="auto"/>
+              <w:spacing w:after="0" w:before="0" w:line="360" w:lineRule="auto"/>
+              <w:ind w:firstLine="0"/>
+              <w:snapToGrid w:val="0"/>
             </w:pPr>
             <w:r>
               <w:rPr>
@@ -6954,7 +7748,9 @@
           </w:tcPr>
           <w:p>
             <w:pPr>
-              <w:spacing w:after="60" w:before="60" w:line="252" w:lineRule="auto"/>
+              <w:spacing w:after="0" w:before="0" w:line="360" w:lineRule="auto"/>
+              <w:ind w:firstLine="0"/>
+              <w:snapToGrid w:val="0"/>
             </w:pPr>
             <w:r>
               <w:rPr>
@@ -6973,7 +7769,9 @@
           </w:tcPr>
           <w:p>
             <w:pPr>
-              <w:spacing w:after="60" w:before="60" w:line="252" w:lineRule="auto"/>
+              <w:spacing w:after="0" w:before="0" w:line="360" w:lineRule="auto"/>
+              <w:ind w:firstLine="0"/>
+              <w:snapToGrid w:val="0"/>
             </w:pPr>
             <w:r>
               <w:rPr>
@@ -6997,7 +7795,9 @@
           </w:tcPr>
           <w:p>
             <w:pPr>
-              <w:spacing w:after="60" w:before="60" w:line="252" w:lineRule="auto"/>
+              <w:spacing w:after="0" w:before="0" w:line="360" w:lineRule="auto"/>
+              <w:ind w:firstLine="0"/>
+              <w:snapToGrid w:val="0"/>
             </w:pPr>
             <w:r>
               <w:rPr>
@@ -7015,7 +7815,9 @@
           </w:tcPr>
           <w:p>
             <w:pPr>
-              <w:spacing w:after="60" w:before="60" w:line="252" w:lineRule="auto"/>
+              <w:spacing w:after="0" w:before="0" w:line="360" w:lineRule="auto"/>
+              <w:ind w:firstLine="0"/>
+              <w:snapToGrid w:val="0"/>
             </w:pPr>
             <w:r>
               <w:rPr>
@@ -7034,7 +7836,9 @@
           </w:tcPr>
           <w:p>
             <w:pPr>
-              <w:spacing w:after="60" w:before="60" w:line="252" w:lineRule="auto"/>
+              <w:spacing w:after="0" w:before="0" w:line="360" w:lineRule="auto"/>
+              <w:ind w:firstLine="0"/>
+              <w:snapToGrid w:val="0"/>
             </w:pPr>
             <w:r>
               <w:rPr>
@@ -7053,7 +7857,9 @@
           </w:tcPr>
           <w:p>
             <w:pPr>
-              <w:spacing w:after="60" w:before="60" w:line="252" w:lineRule="auto"/>
+              <w:spacing w:after="0" w:before="0" w:line="360" w:lineRule="auto"/>
+              <w:ind w:firstLine="0"/>
+              <w:snapToGrid w:val="0"/>
             </w:pPr>
             <w:r>
               <w:rPr>
@@ -7070,7 +7876,9 @@
     </w:tbl>
     <w:p>
       <w:pPr>
-        <w:spacing w:line="276" w:lineRule="auto" w:after="100"/>
+        <w:spacing w:line="360" w:lineRule="auto" w:after="0" w:before="0"/>
+        <w:ind w:firstLine="480" w:firstLineChars="200"/>
+        <w:snapToGrid w:val="0"/>
       </w:pPr>
       <w:r>
         <w:rPr>
@@ -7084,6 +7892,9 @@
     <w:p>
       <w:pPr>
         <w:pStyle w:val="Heading2"/>
+        <w:spacing w:line="360" w:lineRule="auto" w:before="0" w:after="0"/>
+        <w:ind w:firstLine="0"/>
+        <w:snapToGrid w:val="0"/>
       </w:pPr>
       <w:r>
         <w:rPr>
@@ -7095,7 +7906,9 @@
     </w:p>
     <w:p>
       <w:pPr>
-        <w:spacing w:line="276" w:lineRule="auto" w:after="100"/>
+        <w:spacing w:line="360" w:lineRule="auto" w:after="0" w:before="0"/>
+        <w:ind w:firstLine="480" w:firstLineChars="200"/>
+        <w:snapToGrid w:val="0"/>
       </w:pPr>
       <w:r>
         <w:rPr>
@@ -7108,7 +7921,9 @@
     </w:p>
     <w:p>
       <w:pPr>
-        <w:spacing w:line="276" w:lineRule="auto" w:after="100"/>
+        <w:spacing w:line="360" w:lineRule="auto" w:after="0" w:before="0"/>
+        <w:ind w:firstLine="480" w:firstLineChars="200"/>
+        <w:snapToGrid w:val="0"/>
       </w:pPr>
       <w:r>
         <w:rPr>
@@ -7121,7 +7936,9 @@
     </w:p>
     <w:p>
       <w:pPr>
-        <w:spacing w:line="276" w:lineRule="auto" w:after="100"/>
+        <w:spacing w:line="360" w:lineRule="auto" w:after="0" w:before="0"/>
+        <w:ind w:firstLine="0"/>
+        <w:snapToGrid w:val="0"/>
       </w:pPr>
       <w:r>
         <w:rPr>
@@ -7135,6 +7952,9 @@
     <w:p>
       <w:pPr>
         <w:pStyle w:val="Heading1"/>
+        <w:spacing w:line="360" w:lineRule="auto" w:before="0" w:after="0"/>
+        <w:ind w:firstLine="0"/>
+        <w:snapToGrid w:val="0"/>
       </w:pPr>
       <w:r>
         <w:rPr>
@@ -7146,7 +7966,9 @@
     </w:p>
     <w:p>
       <w:pPr>
-        <w:spacing w:line="276" w:lineRule="auto" w:after="100"/>
+        <w:spacing w:line="360" w:lineRule="auto" w:after="0" w:before="0"/>
+        <w:ind w:firstLine="480" w:firstLineChars="200"/>
+        <w:snapToGrid w:val="0"/>
       </w:pPr>
       <w:r>
         <w:rPr>
@@ -7160,6 +7982,9 @@
     <w:p>
       <w:pPr>
         <w:pStyle w:val="Heading2"/>
+        <w:spacing w:line="360" w:lineRule="auto" w:before="0" w:after="0"/>
+        <w:ind w:firstLine="0"/>
+        <w:snapToGrid w:val="0"/>
       </w:pPr>
       <w:r>
         <w:rPr>
@@ -7171,7 +7996,9 @@
     </w:p>
     <w:p>
       <w:pPr>
-        <w:spacing w:line="276" w:lineRule="auto" w:after="100"/>
+        <w:spacing w:line="360" w:lineRule="auto" w:after="0" w:before="0"/>
+        <w:ind w:firstLine="480" w:firstLineChars="200"/>
+        <w:snapToGrid w:val="0"/>
       </w:pPr>
       <w:r>
         <w:rPr>
@@ -7185,6 +8012,9 @@
     <w:p>
       <w:pPr>
         <w:pStyle w:val="Heading2"/>
+        <w:spacing w:line="360" w:lineRule="auto" w:before="0" w:after="0"/>
+        <w:ind w:firstLine="0"/>
+        <w:snapToGrid w:val="0"/>
       </w:pPr>
       <w:r>
         <w:rPr>
@@ -7196,7 +8026,9 @@
     </w:p>
     <w:p>
       <w:pPr>
-        <w:spacing w:line="276" w:lineRule="auto" w:after="100"/>
+        <w:spacing w:line="360" w:lineRule="auto" w:after="0" w:before="0"/>
+        <w:ind w:firstLine="480" w:firstLineChars="200"/>
+        <w:snapToGrid w:val="0"/>
       </w:pPr>
       <w:r>
         <w:rPr>
@@ -7210,6 +8042,9 @@
     <w:p>
       <w:pPr>
         <w:pStyle w:val="Heading2"/>
+        <w:spacing w:line="360" w:lineRule="auto" w:before="0" w:after="0"/>
+        <w:ind w:firstLine="0"/>
+        <w:snapToGrid w:val="0"/>
       </w:pPr>
       <w:r>
         <w:rPr>
@@ -7221,7 +8056,9 @@
     </w:p>
     <w:p>
       <w:pPr>
-        <w:spacing w:line="276" w:lineRule="auto" w:after="100"/>
+        <w:spacing w:line="360" w:lineRule="auto" w:after="0" w:before="0"/>
+        <w:ind w:firstLine="480" w:firstLineChars="200"/>
+        <w:snapToGrid w:val="0"/>
       </w:pPr>
       <w:r>
         <w:rPr>
@@ -7235,6 +8072,9 @@
     <w:p>
       <w:pPr>
         <w:pStyle w:val="Heading2"/>
+        <w:spacing w:line="360" w:lineRule="auto" w:before="0" w:after="0"/>
+        <w:ind w:firstLine="0"/>
+        <w:snapToGrid w:val="0"/>
       </w:pPr>
       <w:r>
         <w:rPr>
@@ -7277,7 +8117,9 @@
           </w:tcPr>
           <w:p>
             <w:pPr>
-              <w:spacing w:after="60" w:before="60" w:line="252" w:lineRule="auto"/>
+              <w:spacing w:after="0" w:before="0" w:line="360" w:lineRule="auto"/>
+              <w:ind w:firstLine="0"/>
+              <w:snapToGrid w:val="0"/>
             </w:pPr>
             <w:r>
               <w:rPr>
@@ -7299,7 +8141,9 @@
           </w:tcPr>
           <w:p>
             <w:pPr>
-              <w:spacing w:after="60" w:before="60" w:line="252" w:lineRule="auto"/>
+              <w:spacing w:after="0" w:before="0" w:line="360" w:lineRule="auto"/>
+              <w:ind w:firstLine="0"/>
+              <w:snapToGrid w:val="0"/>
             </w:pPr>
             <w:r>
               <w:rPr>
@@ -7321,7 +8165,9 @@
           </w:tcPr>
           <w:p>
             <w:pPr>
-              <w:spacing w:after="60" w:before="60" w:line="252" w:lineRule="auto"/>
+              <w:spacing w:after="0" w:before="0" w:line="360" w:lineRule="auto"/>
+              <w:ind w:firstLine="0"/>
+              <w:snapToGrid w:val="0"/>
             </w:pPr>
             <w:r>
               <w:rPr>
@@ -7343,7 +8189,9 @@
           </w:tcPr>
           <w:p>
             <w:pPr>
-              <w:spacing w:after="60" w:before="60" w:line="252" w:lineRule="auto"/>
+              <w:spacing w:after="0" w:before="0" w:line="360" w:lineRule="auto"/>
+              <w:ind w:firstLine="0"/>
+              <w:snapToGrid w:val="0"/>
             </w:pPr>
             <w:r>
               <w:rPr>
@@ -7367,7 +8215,9 @@
           </w:tcPr>
           <w:p>
             <w:pPr>
-              <w:spacing w:after="60" w:before="60" w:line="252" w:lineRule="auto"/>
+              <w:spacing w:after="0" w:before="0" w:line="360" w:lineRule="auto"/>
+              <w:ind w:firstLine="0"/>
+              <w:snapToGrid w:val="0"/>
             </w:pPr>
             <w:r>
               <w:rPr>
@@ -7386,7 +8236,9 @@
           </w:tcPr>
           <w:p>
             <w:pPr>
-              <w:spacing w:after="60" w:before="60" w:line="252" w:lineRule="auto"/>
+              <w:spacing w:after="0" w:before="0" w:line="360" w:lineRule="auto"/>
+              <w:ind w:firstLine="0"/>
+              <w:snapToGrid w:val="0"/>
             </w:pPr>
             <w:r>
               <w:rPr>
@@ -7405,7 +8257,9 @@
           </w:tcPr>
           <w:p>
             <w:pPr>
-              <w:spacing w:after="60" w:before="60" w:line="252" w:lineRule="auto"/>
+              <w:spacing w:after="0" w:before="0" w:line="360" w:lineRule="auto"/>
+              <w:ind w:firstLine="0"/>
+              <w:snapToGrid w:val="0"/>
             </w:pPr>
             <w:r>
               <w:rPr>
@@ -7424,7 +8278,9 @@
           </w:tcPr>
           <w:p>
             <w:pPr>
-              <w:spacing w:after="60" w:before="60" w:line="252" w:lineRule="auto"/>
+              <w:spacing w:after="0" w:before="0" w:line="360" w:lineRule="auto"/>
+              <w:ind w:firstLine="0"/>
+              <w:snapToGrid w:val="0"/>
             </w:pPr>
             <w:r>
               <w:rPr>
@@ -7448,7 +8304,9 @@
           </w:tcPr>
           <w:p>
             <w:pPr>
-              <w:spacing w:after="60" w:before="60" w:line="252" w:lineRule="auto"/>
+              <w:spacing w:after="0" w:before="0" w:line="360" w:lineRule="auto"/>
+              <w:ind w:firstLine="0"/>
+              <w:snapToGrid w:val="0"/>
             </w:pPr>
             <w:r>
               <w:rPr>
@@ -7466,7 +8324,9 @@
           </w:tcPr>
           <w:p>
             <w:pPr>
-              <w:spacing w:after="60" w:before="60" w:line="252" w:lineRule="auto"/>
+              <w:spacing w:after="0" w:before="0" w:line="360" w:lineRule="auto"/>
+              <w:ind w:firstLine="0"/>
+              <w:snapToGrid w:val="0"/>
             </w:pPr>
             <w:r>
               <w:rPr>
@@ -7485,7 +8345,9 @@
           </w:tcPr>
           <w:p>
             <w:pPr>
-              <w:spacing w:after="60" w:before="60" w:line="252" w:lineRule="auto"/>
+              <w:spacing w:after="0" w:before="0" w:line="360" w:lineRule="auto"/>
+              <w:ind w:firstLine="0"/>
+              <w:snapToGrid w:val="0"/>
             </w:pPr>
             <w:r>
               <w:rPr>
@@ -7504,7 +8366,9 @@
           </w:tcPr>
           <w:p>
             <w:pPr>
-              <w:spacing w:after="60" w:before="60" w:line="252" w:lineRule="auto"/>
+              <w:spacing w:after="0" w:before="0" w:line="360" w:lineRule="auto"/>
+              <w:ind w:firstLine="0"/>
+              <w:snapToGrid w:val="0"/>
             </w:pPr>
             <w:r>
               <w:rPr>
@@ -7521,7 +8385,9 @@
     </w:tbl>
     <w:p>
       <w:pPr>
-        <w:spacing w:line="276" w:lineRule="auto" w:after="100"/>
+        <w:spacing w:line="360" w:lineRule="auto" w:after="0" w:before="0"/>
+        <w:ind w:firstLine="480" w:firstLineChars="200"/>
+        <w:snapToGrid w:val="0"/>
       </w:pPr>
       <w:r>
         <w:rPr>
@@ -7535,6 +8401,9 @@
     <w:p>
       <w:pPr>
         <w:pStyle w:val="Heading2"/>
+        <w:spacing w:line="360" w:lineRule="auto" w:before="0" w:after="0"/>
+        <w:ind w:firstLine="0"/>
+        <w:snapToGrid w:val="0"/>
       </w:pPr>
       <w:r>
         <w:rPr>
@@ -7546,7 +8415,9 @@
     </w:p>
     <w:p>
       <w:pPr>
-        <w:spacing w:line="276" w:lineRule="auto" w:after="100"/>
+        <w:spacing w:line="360" w:lineRule="auto" w:after="0" w:before="0"/>
+        <w:ind w:firstLine="480" w:firstLineChars="200"/>
+        <w:snapToGrid w:val="0"/>
       </w:pPr>
       <w:r>
         <w:rPr>
@@ -7559,7 +8430,9 @@
     </w:p>
     <w:p>
       <w:pPr>
-        <w:spacing w:line="276" w:lineRule="auto" w:after="100"/>
+        <w:spacing w:line="360" w:lineRule="auto" w:after="0" w:before="0"/>
+        <w:ind w:firstLine="480" w:firstLineChars="200"/>
+        <w:snapToGrid w:val="0"/>
       </w:pPr>
       <w:r>
         <w:rPr>
@@ -7572,7 +8445,9 @@
     </w:p>
     <w:p>
       <w:pPr>
-        <w:spacing w:line="276" w:lineRule="auto" w:after="100"/>
+        <w:spacing w:line="360" w:lineRule="auto" w:after="0" w:before="0"/>
+        <w:ind w:firstLine="0"/>
+        <w:snapToGrid w:val="0"/>
       </w:pPr>
       <w:r>
         <w:rPr>
@@ -7586,6 +8461,9 @@
     <w:p>
       <w:pPr>
         <w:pStyle w:val="Heading1"/>
+        <w:spacing w:line="360" w:lineRule="auto" w:before="0" w:after="0"/>
+        <w:ind w:firstLine="0"/>
+        <w:snapToGrid w:val="0"/>
       </w:pPr>
       <w:r>
         <w:rPr>
@@ -7597,7 +8475,9 @@
     </w:p>
     <w:p>
       <w:pPr>
-        <w:spacing w:line="276" w:lineRule="auto" w:after="100"/>
+        <w:spacing w:line="360" w:lineRule="auto" w:after="0" w:before="0"/>
+        <w:ind w:firstLine="480" w:firstLineChars="200"/>
+        <w:snapToGrid w:val="0"/>
       </w:pPr>
       <w:r>
         <w:rPr>
@@ -7611,6 +8491,9 @@
     <w:p>
       <w:pPr>
         <w:pStyle w:val="Heading2"/>
+        <w:spacing w:line="360" w:lineRule="auto" w:before="0" w:after="0"/>
+        <w:ind w:firstLine="0"/>
+        <w:snapToGrid w:val="0"/>
       </w:pPr>
       <w:r>
         <w:rPr>
@@ -7622,7 +8505,9 @@
     </w:p>
     <w:p>
       <w:pPr>
-        <w:spacing w:line="276" w:lineRule="auto" w:after="100"/>
+        <w:spacing w:line="360" w:lineRule="auto" w:after="0" w:before="0"/>
+        <w:ind w:firstLine="480" w:firstLineChars="200"/>
+        <w:snapToGrid w:val="0"/>
       </w:pPr>
       <w:r>
         <w:rPr>
@@ -7636,6 +8521,9 @@
     <w:p>
       <w:pPr>
         <w:pStyle w:val="Heading2"/>
+        <w:spacing w:line="360" w:lineRule="auto" w:before="0" w:after="0"/>
+        <w:ind w:firstLine="0"/>
+        <w:snapToGrid w:val="0"/>
       </w:pPr>
       <w:r>
         <w:rPr>
@@ -7647,7 +8535,9 @@
     </w:p>
     <w:p>
       <w:pPr>
-        <w:spacing w:line="276" w:lineRule="auto" w:after="100"/>
+        <w:spacing w:line="360" w:lineRule="auto" w:after="0" w:before="0"/>
+        <w:ind w:firstLine="480" w:firstLineChars="200"/>
+        <w:snapToGrid w:val="0"/>
       </w:pPr>
       <w:r>
         <w:rPr>
@@ -7661,6 +8551,9 @@
     <w:p>
       <w:pPr>
         <w:pStyle w:val="Heading2"/>
+        <w:spacing w:line="360" w:lineRule="auto" w:before="0" w:after="0"/>
+        <w:ind w:firstLine="0"/>
+        <w:snapToGrid w:val="0"/>
       </w:pPr>
       <w:r>
         <w:rPr>
@@ -7672,7 +8565,9 @@
     </w:p>
     <w:p>
       <w:pPr>
-        <w:spacing w:line="276" w:lineRule="auto" w:after="100"/>
+        <w:spacing w:line="360" w:lineRule="auto" w:after="0" w:before="0"/>
+        <w:ind w:firstLine="480" w:firstLineChars="200"/>
+        <w:snapToGrid w:val="0"/>
       </w:pPr>
       <w:r>
         <w:rPr>
@@ -7686,6 +8581,9 @@
     <w:p>
       <w:pPr>
         <w:pStyle w:val="Heading2"/>
+        <w:spacing w:line="360" w:lineRule="auto" w:before="0" w:after="0"/>
+        <w:ind w:firstLine="0"/>
+        <w:snapToGrid w:val="0"/>
       </w:pPr>
       <w:r>
         <w:rPr>
@@ -7728,7 +8626,9 @@
           </w:tcPr>
           <w:p>
             <w:pPr>
-              <w:spacing w:after="60" w:before="60" w:line="252" w:lineRule="auto"/>
+              <w:spacing w:after="0" w:before="0" w:line="360" w:lineRule="auto"/>
+              <w:ind w:firstLine="0"/>
+              <w:snapToGrid w:val="0"/>
             </w:pPr>
             <w:r>
               <w:rPr>
@@ -7750,7 +8650,9 @@
           </w:tcPr>
           <w:p>
             <w:pPr>
-              <w:spacing w:after="60" w:before="60" w:line="252" w:lineRule="auto"/>
+              <w:spacing w:after="0" w:before="0" w:line="360" w:lineRule="auto"/>
+              <w:ind w:firstLine="0"/>
+              <w:snapToGrid w:val="0"/>
             </w:pPr>
             <w:r>
               <w:rPr>
@@ -7772,7 +8674,9 @@
           </w:tcPr>
           <w:p>
             <w:pPr>
-              <w:spacing w:after="60" w:before="60" w:line="252" w:lineRule="auto"/>
+              <w:spacing w:after="0" w:before="0" w:line="360" w:lineRule="auto"/>
+              <w:ind w:firstLine="0"/>
+              <w:snapToGrid w:val="0"/>
             </w:pPr>
             <w:r>
               <w:rPr>
@@ -7794,7 +8698,9 @@
           </w:tcPr>
           <w:p>
             <w:pPr>
-              <w:spacing w:after="60" w:before="60" w:line="252" w:lineRule="auto"/>
+              <w:spacing w:after="0" w:before="0" w:line="360" w:lineRule="auto"/>
+              <w:ind w:firstLine="0"/>
+              <w:snapToGrid w:val="0"/>
             </w:pPr>
             <w:r>
               <w:rPr>
@@ -7818,7 +8724,9 @@
           </w:tcPr>
           <w:p>
             <w:pPr>
-              <w:spacing w:after="60" w:before="60" w:line="252" w:lineRule="auto"/>
+              <w:spacing w:after="0" w:before="0" w:line="360" w:lineRule="auto"/>
+              <w:ind w:firstLine="0"/>
+              <w:snapToGrid w:val="0"/>
             </w:pPr>
             <w:r>
               <w:rPr>
@@ -7837,7 +8745,9 @@
           </w:tcPr>
           <w:p>
             <w:pPr>
-              <w:spacing w:after="60" w:before="60" w:line="252" w:lineRule="auto"/>
+              <w:spacing w:after="0" w:before="0" w:line="360" w:lineRule="auto"/>
+              <w:ind w:firstLine="0"/>
+              <w:snapToGrid w:val="0"/>
             </w:pPr>
             <w:r>
               <w:rPr>
@@ -7856,7 +8766,9 @@
           </w:tcPr>
           <w:p>
             <w:pPr>
-              <w:spacing w:after="60" w:before="60" w:line="252" w:lineRule="auto"/>
+              <w:spacing w:after="0" w:before="0" w:line="360" w:lineRule="auto"/>
+              <w:ind w:firstLine="0"/>
+              <w:snapToGrid w:val="0"/>
             </w:pPr>
             <w:r>
               <w:rPr>
@@ -7875,7 +8787,9 @@
           </w:tcPr>
           <w:p>
             <w:pPr>
-              <w:spacing w:after="60" w:before="60" w:line="252" w:lineRule="auto"/>
+              <w:spacing w:after="0" w:before="0" w:line="360" w:lineRule="auto"/>
+              <w:ind w:firstLine="0"/>
+              <w:snapToGrid w:val="0"/>
             </w:pPr>
             <w:r>
               <w:rPr>
@@ -7899,7 +8813,9 @@
           </w:tcPr>
           <w:p>
             <w:pPr>
-              <w:spacing w:after="60" w:before="60" w:line="252" w:lineRule="auto"/>
+              <w:spacing w:after="0" w:before="0" w:line="360" w:lineRule="auto"/>
+              <w:ind w:firstLine="0"/>
+              <w:snapToGrid w:val="0"/>
             </w:pPr>
             <w:r>
               <w:rPr>
@@ -7917,7 +8833,9 @@
           </w:tcPr>
           <w:p>
             <w:pPr>
-              <w:spacing w:after="60" w:before="60" w:line="252" w:lineRule="auto"/>
+              <w:spacing w:after="0" w:before="0" w:line="360" w:lineRule="auto"/>
+              <w:ind w:firstLine="0"/>
+              <w:snapToGrid w:val="0"/>
             </w:pPr>
             <w:r>
               <w:rPr>
@@ -7936,7 +8854,9 @@
           </w:tcPr>
           <w:p>
             <w:pPr>
-              <w:spacing w:after="60" w:before="60" w:line="252" w:lineRule="auto"/>
+              <w:spacing w:after="0" w:before="0" w:line="360" w:lineRule="auto"/>
+              <w:ind w:firstLine="0"/>
+              <w:snapToGrid w:val="0"/>
             </w:pPr>
             <w:r>
               <w:rPr>
@@ -7955,7 +8875,9 @@
           </w:tcPr>
           <w:p>
             <w:pPr>
-              <w:spacing w:after="60" w:before="60" w:line="252" w:lineRule="auto"/>
+              <w:spacing w:after="0" w:before="0" w:line="360" w:lineRule="auto"/>
+              <w:ind w:firstLine="0"/>
+              <w:snapToGrid w:val="0"/>
             </w:pPr>
             <w:r>
               <w:rPr>
@@ -7972,7 +8894,9 @@
     </w:tbl>
     <w:p>
       <w:pPr>
-        <w:spacing w:line="276" w:lineRule="auto" w:after="100"/>
+        <w:spacing w:line="360" w:lineRule="auto" w:after="0" w:before="0"/>
+        <w:ind w:firstLine="480" w:firstLineChars="200"/>
+        <w:snapToGrid w:val="0"/>
       </w:pPr>
       <w:r>
         <w:rPr>
@@ -7986,6 +8910,9 @@
     <w:p>
       <w:pPr>
         <w:pStyle w:val="Heading2"/>
+        <w:spacing w:line="360" w:lineRule="auto" w:before="0" w:after="0"/>
+        <w:ind w:firstLine="0"/>
+        <w:snapToGrid w:val="0"/>
       </w:pPr>
       <w:r>
         <w:rPr>
@@ -7997,7 +8924,9 @@
     </w:p>
     <w:p>
       <w:pPr>
-        <w:spacing w:line="276" w:lineRule="auto" w:after="100"/>
+        <w:spacing w:line="360" w:lineRule="auto" w:after="0" w:before="0"/>
+        <w:ind w:firstLine="480" w:firstLineChars="200"/>
+        <w:snapToGrid w:val="0"/>
       </w:pPr>
       <w:r>
         <w:rPr>
@@ -8010,7 +8939,9 @@
     </w:p>
     <w:p>
       <w:pPr>
-        <w:spacing w:line="276" w:lineRule="auto" w:after="100"/>
+        <w:spacing w:line="360" w:lineRule="auto" w:after="0" w:before="0"/>
+        <w:ind w:firstLine="480" w:firstLineChars="200"/>
+        <w:snapToGrid w:val="0"/>
       </w:pPr>
       <w:r>
         <w:rPr>
@@ -8023,7 +8954,9 @@
     </w:p>
     <w:p>
       <w:pPr>
-        <w:spacing w:line="276" w:lineRule="auto" w:after="100"/>
+        <w:spacing w:line="360" w:lineRule="auto" w:after="0" w:before="0"/>
+        <w:ind w:firstLine="0"/>
+        <w:snapToGrid w:val="0"/>
       </w:pPr>
       <w:r>
         <w:rPr>
@@ -8037,6 +8970,9 @@
     <w:p>
       <w:pPr>
         <w:pStyle w:val="Heading1"/>
+        <w:spacing w:line="360" w:lineRule="auto" w:before="0" w:after="0"/>
+        <w:ind w:firstLine="0"/>
+        <w:snapToGrid w:val="0"/>
       </w:pPr>
       <w:r>
         <w:rPr>
@@ -8048,7 +8984,9 @@
     </w:p>
     <w:p>
       <w:pPr>
-        <w:spacing w:line="276" w:lineRule="auto" w:after="100"/>
+        <w:spacing w:line="360" w:lineRule="auto" w:after="0" w:before="0"/>
+        <w:ind w:firstLine="480" w:firstLineChars="200"/>
+        <w:snapToGrid w:val="0"/>
       </w:pPr>
       <w:r>
         <w:rPr>
@@ -8062,6 +9000,9 @@
     <w:p>
       <w:pPr>
         <w:pStyle w:val="Heading2"/>
+        <w:spacing w:line="360" w:lineRule="auto" w:before="0" w:after="0"/>
+        <w:ind w:firstLine="0"/>
+        <w:snapToGrid w:val="0"/>
       </w:pPr>
       <w:r>
         <w:rPr>
@@ -8073,7 +9014,9 @@
     </w:p>
     <w:p>
       <w:pPr>
-        <w:spacing w:line="276" w:lineRule="auto" w:after="100"/>
+        <w:spacing w:line="360" w:lineRule="auto" w:after="0" w:before="0"/>
+        <w:ind w:firstLine="480" w:firstLineChars="200"/>
+        <w:snapToGrid w:val="0"/>
       </w:pPr>
       <w:r>
         <w:rPr>
@@ -8087,6 +9030,9 @@
     <w:p>
       <w:pPr>
         <w:pStyle w:val="Heading2"/>
+        <w:spacing w:line="360" w:lineRule="auto" w:before="0" w:after="0"/>
+        <w:ind w:firstLine="0"/>
+        <w:snapToGrid w:val="0"/>
       </w:pPr>
       <w:r>
         <w:rPr>
@@ -8098,7 +9044,9 @@
     </w:p>
     <w:p>
       <w:pPr>
-        <w:spacing w:line="276" w:lineRule="auto" w:after="100"/>
+        <w:spacing w:line="360" w:lineRule="auto" w:after="0" w:before="0"/>
+        <w:ind w:firstLine="480" w:firstLineChars="200"/>
+        <w:snapToGrid w:val="0"/>
       </w:pPr>
       <w:r>
         <w:rPr>
@@ -8112,6 +9060,9 @@
     <w:p>
       <w:pPr>
         <w:pStyle w:val="Heading2"/>
+        <w:spacing w:line="360" w:lineRule="auto" w:before="0" w:after="0"/>
+        <w:ind w:firstLine="0"/>
+        <w:snapToGrid w:val="0"/>
       </w:pPr>
       <w:r>
         <w:rPr>
@@ -8123,7 +9074,9 @@
     </w:p>
     <w:p>
       <w:pPr>
-        <w:spacing w:line="276" w:lineRule="auto" w:after="100"/>
+        <w:spacing w:line="360" w:lineRule="auto" w:after="0" w:before="0"/>
+        <w:ind w:firstLine="480" w:firstLineChars="200"/>
+        <w:snapToGrid w:val="0"/>
       </w:pPr>
       <w:r>
         <w:rPr>
@@ -8137,6 +9090,9 @@
     <w:p>
       <w:pPr>
         <w:pStyle w:val="Heading2"/>
+        <w:spacing w:line="360" w:lineRule="auto" w:before="0" w:after="0"/>
+        <w:ind w:firstLine="0"/>
+        <w:snapToGrid w:val="0"/>
       </w:pPr>
       <w:r>
         <w:rPr>
@@ -8180,7 +9136,9 @@
           </w:tcPr>
           <w:p>
             <w:pPr>
-              <w:spacing w:after="60" w:before="60" w:line="252" w:lineRule="auto"/>
+              <w:spacing w:after="0" w:before="0" w:line="360" w:lineRule="auto"/>
+              <w:ind w:firstLine="0"/>
+              <w:snapToGrid w:val="0"/>
             </w:pPr>
             <w:r>
               <w:rPr>
@@ -8202,7 +9160,9 @@
           </w:tcPr>
           <w:p>
             <w:pPr>
-              <w:spacing w:after="60" w:before="60" w:line="252" w:lineRule="auto"/>
+              <w:spacing w:after="0" w:before="0" w:line="360" w:lineRule="auto"/>
+              <w:ind w:firstLine="0"/>
+              <w:snapToGrid w:val="0"/>
             </w:pPr>
             <w:r>
               <w:rPr>
@@ -8224,7 +9184,9 @@
           </w:tcPr>
           <w:p>
             <w:pPr>
-              <w:spacing w:after="60" w:before="60" w:line="252" w:lineRule="auto"/>
+              <w:spacing w:after="0" w:before="0" w:line="360" w:lineRule="auto"/>
+              <w:ind w:firstLine="0"/>
+              <w:snapToGrid w:val="0"/>
             </w:pPr>
             <w:r>
               <w:rPr>
@@ -8246,7 +9208,9 @@
           </w:tcPr>
           <w:p>
             <w:pPr>
-              <w:spacing w:after="60" w:before="60" w:line="252" w:lineRule="auto"/>
+              <w:spacing w:after="0" w:before="0" w:line="360" w:lineRule="auto"/>
+              <w:ind w:firstLine="0"/>
+              <w:snapToGrid w:val="0"/>
             </w:pPr>
             <w:r>
               <w:rPr>
@@ -8268,7 +9232,9 @@
           </w:tcPr>
           <w:p>
             <w:pPr>
-              <w:spacing w:after="60" w:before="60" w:line="252" w:lineRule="auto"/>
+              <w:spacing w:after="0" w:before="0" w:line="360" w:lineRule="auto"/>
+              <w:ind w:firstLine="0"/>
+              <w:snapToGrid w:val="0"/>
             </w:pPr>
             <w:r>
               <w:rPr>
@@ -8292,7 +9258,9 @@
           </w:tcPr>
           <w:p>
             <w:pPr>
-              <w:spacing w:after="60" w:before="60" w:line="252" w:lineRule="auto"/>
+              <w:spacing w:after="0" w:before="0" w:line="360" w:lineRule="auto"/>
+              <w:ind w:firstLine="0"/>
+              <w:snapToGrid w:val="0"/>
             </w:pPr>
             <w:r>
               <w:rPr>
@@ -8311,7 +9279,9 @@
           </w:tcPr>
           <w:p>
             <w:pPr>
-              <w:spacing w:after="60" w:before="60" w:line="252" w:lineRule="auto"/>
+              <w:spacing w:after="0" w:before="0" w:line="360" w:lineRule="auto"/>
+              <w:ind w:firstLine="0"/>
+              <w:snapToGrid w:val="0"/>
             </w:pPr>
             <w:r>
               <w:rPr>
@@ -8330,7 +9300,9 @@
           </w:tcPr>
           <w:p>
             <w:pPr>
-              <w:spacing w:after="60" w:before="60" w:line="252" w:lineRule="auto"/>
+              <w:spacing w:after="0" w:before="0" w:line="360" w:lineRule="auto"/>
+              <w:ind w:firstLine="0"/>
+              <w:snapToGrid w:val="0"/>
             </w:pPr>
             <w:r>
               <w:rPr>
@@ -8349,7 +9321,9 @@
           </w:tcPr>
           <w:p>
             <w:pPr>
-              <w:spacing w:after="60" w:before="60" w:line="252" w:lineRule="auto"/>
+              <w:spacing w:after="0" w:before="0" w:line="360" w:lineRule="auto"/>
+              <w:ind w:firstLine="0"/>
+              <w:snapToGrid w:val="0"/>
             </w:pPr>
             <w:r>
               <w:rPr>
@@ -8368,7 +9342,9 @@
           </w:tcPr>
           <w:p>
             <w:pPr>
-              <w:spacing w:after="60" w:before="60" w:line="252" w:lineRule="auto"/>
+              <w:spacing w:after="0" w:before="0" w:line="360" w:lineRule="auto"/>
+              <w:ind w:firstLine="0"/>
+              <w:snapToGrid w:val="0"/>
             </w:pPr>
             <w:r>
               <w:rPr>
@@ -8392,7 +9368,9 @@
           </w:tcPr>
           <w:p>
             <w:pPr>
-              <w:spacing w:after="60" w:before="60" w:line="252" w:lineRule="auto"/>
+              <w:spacing w:after="0" w:before="0" w:line="360" w:lineRule="auto"/>
+              <w:ind w:firstLine="0"/>
+              <w:snapToGrid w:val="0"/>
             </w:pPr>
             <w:r>
               <w:rPr>
@@ -8411,7 +9389,9 @@
           </w:tcPr>
           <w:p>
             <w:pPr>
-              <w:spacing w:after="60" w:before="60" w:line="252" w:lineRule="auto"/>
+              <w:spacing w:after="0" w:before="0" w:line="360" w:lineRule="auto"/>
+              <w:ind w:firstLine="0"/>
+              <w:snapToGrid w:val="0"/>
             </w:pPr>
             <w:r>
               <w:rPr>
@@ -8430,7 +9410,9 @@
           </w:tcPr>
           <w:p>
             <w:pPr>
-              <w:spacing w:after="60" w:before="60" w:line="252" w:lineRule="auto"/>
+              <w:spacing w:after="0" w:before="0" w:line="360" w:lineRule="auto"/>
+              <w:ind w:firstLine="0"/>
+              <w:snapToGrid w:val="0"/>
             </w:pPr>
             <w:r>
               <w:rPr>
@@ -8449,7 +9431,9 @@
           </w:tcPr>
           <w:p>
             <w:pPr>
-              <w:spacing w:after="60" w:before="60" w:line="252" w:lineRule="auto"/>
+              <w:spacing w:after="0" w:before="0" w:line="360" w:lineRule="auto"/>
+              <w:ind w:firstLine="0"/>
+              <w:snapToGrid w:val="0"/>
             </w:pPr>
             <w:r>
               <w:rPr>
@@ -8468,7 +9452,9 @@
           </w:tcPr>
           <w:p>
             <w:pPr>
-              <w:spacing w:after="60" w:before="60" w:line="252" w:lineRule="auto"/>
+              <w:spacing w:after="0" w:before="0" w:line="360" w:lineRule="auto"/>
+              <w:ind w:firstLine="0"/>
+              <w:snapToGrid w:val="0"/>
             </w:pPr>
             <w:r>
               <w:rPr>
@@ -8492,7 +9478,9 @@
           </w:tcPr>
           <w:p>
             <w:pPr>
-              <w:spacing w:after="60" w:before="60" w:line="252" w:lineRule="auto"/>
+              <w:spacing w:after="0" w:before="0" w:line="360" w:lineRule="auto"/>
+              <w:ind w:firstLine="0"/>
+              <w:snapToGrid w:val="0"/>
             </w:pPr>
             <w:r>
               <w:rPr>
@@ -8511,7 +9499,9 @@
           </w:tcPr>
           <w:p>
             <w:pPr>
-              <w:spacing w:after="60" w:before="60" w:line="252" w:lineRule="auto"/>
+              <w:spacing w:after="0" w:before="0" w:line="360" w:lineRule="auto"/>
+              <w:ind w:firstLine="0"/>
+              <w:snapToGrid w:val="0"/>
             </w:pPr>
             <w:r>
               <w:rPr>
@@ -8530,7 +9520,9 @@
           </w:tcPr>
           <w:p>
             <w:pPr>
-              <w:spacing w:after="60" w:before="60" w:line="252" w:lineRule="auto"/>
+              <w:spacing w:after="0" w:before="0" w:line="360" w:lineRule="auto"/>
+              <w:ind w:firstLine="0"/>
+              <w:snapToGrid w:val="0"/>
             </w:pPr>
             <w:r>
               <w:rPr>
@@ -8549,7 +9541,9 @@
           </w:tcPr>
           <w:p>
             <w:pPr>
-              <w:spacing w:after="60" w:before="60" w:line="252" w:lineRule="auto"/>
+              <w:spacing w:after="0" w:before="0" w:line="360" w:lineRule="auto"/>
+              <w:ind w:firstLine="0"/>
+              <w:snapToGrid w:val="0"/>
             </w:pPr>
             <w:r>
               <w:rPr>
@@ -8568,7 +9562,9 @@
           </w:tcPr>
           <w:p>
             <w:pPr>
-              <w:spacing w:after="60" w:before="60" w:line="252" w:lineRule="auto"/>
+              <w:spacing w:after="0" w:before="0" w:line="360" w:lineRule="auto"/>
+              <w:ind w:firstLine="0"/>
+              <w:snapToGrid w:val="0"/>
             </w:pPr>
             <w:r>
               <w:rPr>
@@ -8592,7 +9588,9 @@
           </w:tcPr>
           <w:p>
             <w:pPr>
-              <w:spacing w:after="60" w:before="60" w:line="252" w:lineRule="auto"/>
+              <w:spacing w:after="0" w:before="0" w:line="360" w:lineRule="auto"/>
+              <w:ind w:firstLine="0"/>
+              <w:snapToGrid w:val="0"/>
             </w:pPr>
             <w:r>
               <w:rPr>
@@ -8611,7 +9609,9 @@
           </w:tcPr>
           <w:p>
             <w:pPr>
-              <w:spacing w:after="60" w:before="60" w:line="252" w:lineRule="auto"/>
+              <w:spacing w:after="0" w:before="0" w:line="360" w:lineRule="auto"/>
+              <w:ind w:firstLine="0"/>
+              <w:snapToGrid w:val="0"/>
             </w:pPr>
             <w:r>
               <w:rPr>
@@ -8630,7 +9630,9 @@
           </w:tcPr>
           <w:p>
             <w:pPr>
-              <w:spacing w:after="60" w:before="60" w:line="252" w:lineRule="auto"/>
+              <w:spacing w:after="0" w:before="0" w:line="360" w:lineRule="auto"/>
+              <w:ind w:firstLine="0"/>
+              <w:snapToGrid w:val="0"/>
             </w:pPr>
             <w:r>
               <w:rPr>
@@ -8649,7 +9651,9 @@
           </w:tcPr>
           <w:p>
             <w:pPr>
-              <w:spacing w:after="60" w:before="60" w:line="252" w:lineRule="auto"/>
+              <w:spacing w:after="0" w:before="0" w:line="360" w:lineRule="auto"/>
+              <w:ind w:firstLine="0"/>
+              <w:snapToGrid w:val="0"/>
             </w:pPr>
             <w:r>
               <w:rPr>
@@ -8668,7 +9672,9 @@
           </w:tcPr>
           <w:p>
             <w:pPr>
-              <w:spacing w:after="60" w:before="60" w:line="252" w:lineRule="auto"/>
+              <w:spacing w:after="0" w:before="0" w:line="360" w:lineRule="auto"/>
+              <w:ind w:firstLine="0"/>
+              <w:snapToGrid w:val="0"/>
             </w:pPr>
             <w:r>
               <w:rPr>
@@ -8692,7 +9698,9 @@
           </w:tcPr>
           <w:p>
             <w:pPr>
-              <w:spacing w:after="60" w:before="60" w:line="252" w:lineRule="auto"/>
+              <w:spacing w:after="0" w:before="0" w:line="360" w:lineRule="auto"/>
+              <w:ind w:firstLine="0"/>
+              <w:snapToGrid w:val="0"/>
             </w:pPr>
             <w:r>
               <w:rPr>
@@ -8711,7 +9719,9 @@
           </w:tcPr>
           <w:p>
             <w:pPr>
-              <w:spacing w:after="60" w:before="60" w:line="252" w:lineRule="auto"/>
+              <w:spacing w:after="0" w:before="0" w:line="360" w:lineRule="auto"/>
+              <w:ind w:firstLine="0"/>
+              <w:snapToGrid w:val="0"/>
             </w:pPr>
             <w:r>
               <w:rPr>
@@ -8730,7 +9740,9 @@
           </w:tcPr>
           <w:p>
             <w:pPr>
-              <w:spacing w:after="60" w:before="60" w:line="252" w:lineRule="auto"/>
+              <w:spacing w:after="0" w:before="0" w:line="360" w:lineRule="auto"/>
+              <w:ind w:firstLine="0"/>
+              <w:snapToGrid w:val="0"/>
             </w:pPr>
             <w:r>
               <w:rPr>
@@ -8749,7 +9761,9 @@
           </w:tcPr>
           <w:p>
             <w:pPr>
-              <w:spacing w:after="60" w:before="60" w:line="252" w:lineRule="auto"/>
+              <w:spacing w:after="0" w:before="0" w:line="360" w:lineRule="auto"/>
+              <w:ind w:firstLine="0"/>
+              <w:snapToGrid w:val="0"/>
             </w:pPr>
             <w:r>
               <w:rPr>
@@ -8768,7 +9782,9 @@
           </w:tcPr>
           <w:p>
             <w:pPr>
-              <w:spacing w:after="60" w:before="60" w:line="252" w:lineRule="auto"/>
+              <w:spacing w:after="0" w:before="0" w:line="360" w:lineRule="auto"/>
+              <w:ind w:firstLine="0"/>
+              <w:snapToGrid w:val="0"/>
             </w:pPr>
             <w:r>
               <w:rPr>
@@ -8792,7 +9808,9 @@
           </w:tcPr>
           <w:p>
             <w:pPr>
-              <w:spacing w:after="60" w:before="60" w:line="252" w:lineRule="auto"/>
+              <w:spacing w:after="0" w:before="0" w:line="360" w:lineRule="auto"/>
+              <w:ind w:firstLine="0"/>
+              <w:snapToGrid w:val="0"/>
             </w:pPr>
             <w:r>
               <w:rPr>
@@ -8811,7 +9829,9 @@
           </w:tcPr>
           <w:p>
             <w:pPr>
-              <w:spacing w:after="60" w:before="60" w:line="252" w:lineRule="auto"/>
+              <w:spacing w:after="0" w:before="0" w:line="360" w:lineRule="auto"/>
+              <w:ind w:firstLine="0"/>
+              <w:snapToGrid w:val="0"/>
             </w:pPr>
             <w:r>
               <w:rPr>
@@ -8830,7 +9850,9 @@
           </w:tcPr>
           <w:p>
             <w:pPr>
-              <w:spacing w:after="60" w:before="60" w:line="252" w:lineRule="auto"/>
+              <w:spacing w:after="0" w:before="0" w:line="360" w:lineRule="auto"/>
+              <w:ind w:firstLine="0"/>
+              <w:snapToGrid w:val="0"/>
             </w:pPr>
             <w:r>
               <w:rPr>
@@ -8849,7 +9871,9 @@
           </w:tcPr>
           <w:p>
             <w:pPr>
-              <w:spacing w:after="60" w:before="60" w:line="252" w:lineRule="auto"/>
+              <w:spacing w:after="0" w:before="0" w:line="360" w:lineRule="auto"/>
+              <w:ind w:firstLine="0"/>
+              <w:snapToGrid w:val="0"/>
             </w:pPr>
             <w:r>
               <w:rPr>
@@ -8868,7 +9892,9 @@
           </w:tcPr>
           <w:p>
             <w:pPr>
-              <w:spacing w:after="60" w:before="60" w:line="252" w:lineRule="auto"/>
+              <w:spacing w:after="0" w:before="0" w:line="360" w:lineRule="auto"/>
+              <w:ind w:firstLine="0"/>
+              <w:snapToGrid w:val="0"/>
             </w:pPr>
             <w:r>
               <w:rPr>
@@ -8892,7 +9918,9 @@
           </w:tcPr>
           <w:p>
             <w:pPr>
-              <w:spacing w:after="60" w:before="60" w:line="252" w:lineRule="auto"/>
+              <w:spacing w:after="0" w:before="0" w:line="360" w:lineRule="auto"/>
+              <w:ind w:firstLine="0"/>
+              <w:snapToGrid w:val="0"/>
             </w:pPr>
             <w:r>
               <w:rPr>
@@ -8911,7 +9939,9 @@
           </w:tcPr>
           <w:p>
             <w:pPr>
-              <w:spacing w:after="60" w:before="60" w:line="252" w:lineRule="auto"/>
+              <w:spacing w:after="0" w:before="0" w:line="360" w:lineRule="auto"/>
+              <w:ind w:firstLine="0"/>
+              <w:snapToGrid w:val="0"/>
             </w:pPr>
             <w:r>
               <w:rPr>
@@ -8930,7 +9960,9 @@
           </w:tcPr>
           <w:p>
             <w:pPr>
-              <w:spacing w:after="60" w:before="60" w:line="252" w:lineRule="auto"/>
+              <w:spacing w:after="0" w:before="0" w:line="360" w:lineRule="auto"/>
+              <w:ind w:firstLine="0"/>
+              <w:snapToGrid w:val="0"/>
             </w:pPr>
             <w:r>
               <w:rPr>
@@ -8949,7 +9981,9 @@
           </w:tcPr>
           <w:p>
             <w:pPr>
-              <w:spacing w:after="60" w:before="60" w:line="252" w:lineRule="auto"/>
+              <w:spacing w:after="0" w:before="0" w:line="360" w:lineRule="auto"/>
+              <w:ind w:firstLine="0"/>
+              <w:snapToGrid w:val="0"/>
             </w:pPr>
             <w:r>
               <w:rPr>
@@ -8968,7 +10002,9 @@
           </w:tcPr>
           <w:p>
             <w:pPr>
-              <w:spacing w:after="60" w:before="60" w:line="252" w:lineRule="auto"/>
+              <w:spacing w:after="0" w:before="0" w:line="360" w:lineRule="auto"/>
+              <w:ind w:firstLine="0"/>
+              <w:snapToGrid w:val="0"/>
             </w:pPr>
             <w:r>
               <w:rPr>
@@ -8992,7 +10028,9 @@
           </w:tcPr>
           <w:p>
             <w:pPr>
-              <w:spacing w:after="60" w:before="60" w:line="252" w:lineRule="auto"/>
+              <w:spacing w:after="0" w:before="0" w:line="360" w:lineRule="auto"/>
+              <w:ind w:firstLine="0"/>
+              <w:snapToGrid w:val="0"/>
             </w:pPr>
             <w:r>
               <w:rPr>
@@ -9011,7 +10049,9 @@
           </w:tcPr>
           <w:p>
             <w:pPr>
-              <w:spacing w:after="60" w:before="60" w:line="252" w:lineRule="auto"/>
+              <w:spacing w:after="0" w:before="0" w:line="360" w:lineRule="auto"/>
+              <w:ind w:firstLine="0"/>
+              <w:snapToGrid w:val="0"/>
             </w:pPr>
             <w:r>
               <w:rPr>
@@ -9030,7 +10070,9 @@
           </w:tcPr>
           <w:p>
             <w:pPr>
-              <w:spacing w:after="60" w:before="60" w:line="252" w:lineRule="auto"/>
+              <w:spacing w:after="0" w:before="0" w:line="360" w:lineRule="auto"/>
+              <w:ind w:firstLine="0"/>
+              <w:snapToGrid w:val="0"/>
             </w:pPr>
             <w:r>
               <w:rPr>
@@ -9049,7 +10091,9 @@
           </w:tcPr>
           <w:p>
             <w:pPr>
-              <w:spacing w:after="60" w:before="60" w:line="252" w:lineRule="auto"/>
+              <w:spacing w:after="0" w:before="0" w:line="360" w:lineRule="auto"/>
+              <w:ind w:firstLine="0"/>
+              <w:snapToGrid w:val="0"/>
             </w:pPr>
             <w:r>
               <w:rPr>
@@ -9068,7 +10112,9 @@
           </w:tcPr>
           <w:p>
             <w:pPr>
-              <w:spacing w:after="60" w:before="60" w:line="252" w:lineRule="auto"/>
+              <w:spacing w:after="0" w:before="0" w:line="360" w:lineRule="auto"/>
+              <w:ind w:firstLine="0"/>
+              <w:snapToGrid w:val="0"/>
             </w:pPr>
             <w:r>
               <w:rPr>
@@ -9086,6 +10132,9 @@
     <w:p>
       <w:pPr>
         <w:pStyle w:val="Heading2"/>
+        <w:spacing w:line="360" w:lineRule="auto" w:before="0" w:after="0"/>
+        <w:ind w:firstLine="0"/>
+        <w:snapToGrid w:val="0"/>
       </w:pPr>
       <w:r>
         <w:rPr>
@@ -9097,7 +10146,9 @@
     </w:p>
     <w:p>
       <w:pPr>
-        <w:spacing w:line="276" w:lineRule="auto" w:after="100"/>
+        <w:spacing w:line="360" w:lineRule="auto" w:after="0" w:before="0"/>
+        <w:ind w:firstLine="480" w:firstLineChars="200"/>
+        <w:snapToGrid w:val="0"/>
       </w:pPr>
       <w:r>
         <w:rPr>
@@ -9110,7 +10161,9 @@
     </w:p>
     <w:p>
       <w:pPr>
-        <w:spacing w:line="276" w:lineRule="auto" w:after="100"/>
+        <w:spacing w:line="360" w:lineRule="auto" w:after="0" w:before="0"/>
+        <w:ind w:firstLine="480" w:firstLineChars="200"/>
+        <w:snapToGrid w:val="0"/>
       </w:pPr>
       <w:r>
         <w:rPr>
@@ -9123,7 +10176,9 @@
     </w:p>
     <w:p>
       <w:pPr>
-        <w:spacing w:line="276" w:lineRule="auto" w:after="100"/>
+        <w:spacing w:line="360" w:lineRule="auto" w:after="0" w:before="0"/>
+        <w:ind w:firstLine="0"/>
+        <w:snapToGrid w:val="0"/>
       </w:pPr>
       <w:r>
         <w:rPr>
@@ -9137,6 +10192,9 @@
     <w:p>
       <w:pPr>
         <w:pStyle w:val="Heading1"/>
+        <w:spacing w:line="360" w:lineRule="auto" w:before="0" w:after="0"/>
+        <w:ind w:firstLine="0"/>
+        <w:snapToGrid w:val="0"/>
       </w:pPr>
       <w:r>
         <w:rPr>
@@ -9148,7 +10206,9 @@
     </w:p>
     <w:p>
       <w:pPr>
-        <w:spacing w:line="276" w:lineRule="auto" w:after="100"/>
+        <w:spacing w:line="360" w:lineRule="auto" w:after="0" w:before="0"/>
+        <w:ind w:firstLine="480" w:firstLineChars="200"/>
+        <w:snapToGrid w:val="0"/>
       </w:pPr>
       <w:r>
         <w:rPr>
@@ -9162,6 +10222,9 @@
     <w:p>
       <w:pPr>
         <w:pStyle w:val="Heading2"/>
+        <w:spacing w:line="360" w:lineRule="auto" w:before="0" w:after="0"/>
+        <w:ind w:firstLine="0"/>
+        <w:snapToGrid w:val="0"/>
       </w:pPr>
       <w:r>
         <w:rPr>
@@ -9173,7 +10236,9 @@
     </w:p>
     <w:p>
       <w:pPr>
-        <w:spacing w:line="276" w:lineRule="auto" w:after="100"/>
+        <w:spacing w:line="360" w:lineRule="auto" w:after="0" w:before="0"/>
+        <w:ind w:firstLine="480" w:firstLineChars="200"/>
+        <w:snapToGrid w:val="0"/>
       </w:pPr>
       <w:r>
         <w:rPr>
@@ -9187,6 +10252,9 @@
     <w:p>
       <w:pPr>
         <w:pStyle w:val="Heading2"/>
+        <w:spacing w:line="360" w:lineRule="auto" w:before="0" w:after="0"/>
+        <w:ind w:firstLine="0"/>
+        <w:snapToGrid w:val="0"/>
       </w:pPr>
       <w:r>
         <w:rPr>
@@ -9198,7 +10266,9 @@
     </w:p>
     <w:p>
       <w:pPr>
-        <w:spacing w:line="276" w:lineRule="auto" w:after="100"/>
+        <w:spacing w:line="360" w:lineRule="auto" w:after="0" w:before="0"/>
+        <w:ind w:firstLine="480" w:firstLineChars="200"/>
+        <w:snapToGrid w:val="0"/>
       </w:pPr>
       <w:r>
         <w:rPr>
@@ -9212,6 +10282,9 @@
     <w:p>
       <w:pPr>
         <w:pStyle w:val="Heading2"/>
+        <w:spacing w:line="360" w:lineRule="auto" w:before="0" w:after="0"/>
+        <w:ind w:firstLine="0"/>
+        <w:snapToGrid w:val="0"/>
       </w:pPr>
       <w:r>
         <w:rPr>
@@ -9223,7 +10296,9 @@
     </w:p>
     <w:p>
       <w:pPr>
-        <w:spacing w:line="276" w:lineRule="auto" w:after="100"/>
+        <w:spacing w:line="360" w:lineRule="auto" w:after="0" w:before="0"/>
+        <w:ind w:firstLine="480" w:firstLineChars="200"/>
+        <w:snapToGrid w:val="0"/>
       </w:pPr>
       <w:r>
         <w:rPr>
@@ -9237,6 +10312,9 @@
     <w:p>
       <w:pPr>
         <w:pStyle w:val="Heading2"/>
+        <w:spacing w:line="360" w:lineRule="auto" w:before="0" w:after="0"/>
+        <w:ind w:firstLine="0"/>
+        <w:snapToGrid w:val="0"/>
       </w:pPr>
       <w:r>
         <w:rPr>
@@ -9279,7 +10357,9 @@
           </w:tcPr>
           <w:p>
             <w:pPr>
-              <w:spacing w:after="60" w:before="60" w:line="252" w:lineRule="auto"/>
+              <w:spacing w:after="0" w:before="0" w:line="360" w:lineRule="auto"/>
+              <w:ind w:firstLine="0"/>
+              <w:snapToGrid w:val="0"/>
             </w:pPr>
             <w:r>
               <w:rPr>
@@ -9301,7 +10381,9 @@
           </w:tcPr>
           <w:p>
             <w:pPr>
-              <w:spacing w:after="60" w:before="60" w:line="252" w:lineRule="auto"/>
+              <w:spacing w:after="0" w:before="0" w:line="360" w:lineRule="auto"/>
+              <w:ind w:firstLine="0"/>
+              <w:snapToGrid w:val="0"/>
             </w:pPr>
             <w:r>
               <w:rPr>
@@ -9323,7 +10405,9 @@
           </w:tcPr>
           <w:p>
             <w:pPr>
-              <w:spacing w:after="60" w:before="60" w:line="252" w:lineRule="auto"/>
+              <w:spacing w:after="0" w:before="0" w:line="360" w:lineRule="auto"/>
+              <w:ind w:firstLine="0"/>
+              <w:snapToGrid w:val="0"/>
             </w:pPr>
             <w:r>
               <w:rPr>
@@ -9345,7 +10429,9 @@
           </w:tcPr>
           <w:p>
             <w:pPr>
-              <w:spacing w:after="60" w:before="60" w:line="252" w:lineRule="auto"/>
+              <w:spacing w:after="0" w:before="0" w:line="360" w:lineRule="auto"/>
+              <w:ind w:firstLine="0"/>
+              <w:snapToGrid w:val="0"/>
             </w:pPr>
             <w:r>
               <w:rPr>
@@ -9369,7 +10455,9 @@
           </w:tcPr>
           <w:p>
             <w:pPr>
-              <w:spacing w:after="60" w:before="60" w:line="252" w:lineRule="auto"/>
+              <w:spacing w:after="0" w:before="0" w:line="360" w:lineRule="auto"/>
+              <w:ind w:firstLine="0"/>
+              <w:snapToGrid w:val="0"/>
             </w:pPr>
             <w:r>
               <w:rPr>
@@ -9388,7 +10476,9 @@
           </w:tcPr>
           <w:p>
             <w:pPr>
-              <w:spacing w:after="60" w:before="60" w:line="252" w:lineRule="auto"/>
+              <w:spacing w:after="0" w:before="0" w:line="360" w:lineRule="auto"/>
+              <w:ind w:firstLine="0"/>
+              <w:snapToGrid w:val="0"/>
             </w:pPr>
             <w:r>
               <w:rPr>
@@ -9407,7 +10497,9 @@
           </w:tcPr>
           <w:p>
             <w:pPr>
-              <w:spacing w:after="60" w:before="60" w:line="252" w:lineRule="auto"/>
+              <w:spacing w:after="0" w:before="0" w:line="360" w:lineRule="auto"/>
+              <w:ind w:firstLine="0"/>
+              <w:snapToGrid w:val="0"/>
             </w:pPr>
             <w:r>
               <w:rPr>
@@ -9426,7 +10518,9 @@
           </w:tcPr>
           <w:p>
             <w:pPr>
-              <w:spacing w:after="60" w:before="60" w:line="252" w:lineRule="auto"/>
+              <w:spacing w:after="0" w:before="0" w:line="360" w:lineRule="auto"/>
+              <w:ind w:firstLine="0"/>
+              <w:snapToGrid w:val="0"/>
             </w:pPr>
             <w:r>
               <w:rPr>
@@ -9450,7 +10544,9 @@
           </w:tcPr>
           <w:p>
             <w:pPr>
-              <w:spacing w:after="60" w:before="60" w:line="252" w:lineRule="auto"/>
+              <w:spacing w:after="0" w:before="0" w:line="360" w:lineRule="auto"/>
+              <w:ind w:firstLine="0"/>
+              <w:snapToGrid w:val="0"/>
             </w:pPr>
             <w:r>
               <w:rPr>
@@ -9468,7 +10564,9 @@
           </w:tcPr>
           <w:p>
             <w:pPr>
-              <w:spacing w:after="60" w:before="60" w:line="252" w:lineRule="auto"/>
+              <w:spacing w:after="0" w:before="0" w:line="360" w:lineRule="auto"/>
+              <w:ind w:firstLine="0"/>
+              <w:snapToGrid w:val="0"/>
             </w:pPr>
             <w:r>
               <w:rPr>
@@ -9487,7 +10585,9 @@
           </w:tcPr>
           <w:p>
             <w:pPr>
-              <w:spacing w:after="60" w:before="60" w:line="252" w:lineRule="auto"/>
+              <w:spacing w:after="0" w:before="0" w:line="360" w:lineRule="auto"/>
+              <w:ind w:firstLine="0"/>
+              <w:snapToGrid w:val="0"/>
             </w:pPr>
             <w:r>
               <w:rPr>
@@ -9506,7 +10606,9 @@
           </w:tcPr>
           <w:p>
             <w:pPr>
-              <w:spacing w:after="60" w:before="60" w:line="252" w:lineRule="auto"/>
+              <w:spacing w:after="0" w:before="0" w:line="360" w:lineRule="auto"/>
+              <w:ind w:firstLine="0"/>
+              <w:snapToGrid w:val="0"/>
             </w:pPr>
             <w:r>
               <w:rPr>
@@ -9530,7 +10632,9 @@
           </w:tcPr>
           <w:p>
             <w:pPr>
-              <w:spacing w:after="60" w:before="60" w:line="252" w:lineRule="auto"/>
+              <w:spacing w:after="0" w:before="0" w:line="360" w:lineRule="auto"/>
+              <w:ind w:firstLine="0"/>
+              <w:snapToGrid w:val="0"/>
             </w:pPr>
             <w:r>
               <w:rPr>
@@ -9549,7 +10653,9 @@
           </w:tcPr>
           <w:p>
             <w:pPr>
-              <w:spacing w:after="60" w:before="60" w:line="252" w:lineRule="auto"/>
+              <w:spacing w:after="0" w:before="0" w:line="360" w:lineRule="auto"/>
+              <w:ind w:firstLine="0"/>
+              <w:snapToGrid w:val="0"/>
             </w:pPr>
             <w:r>
               <w:rPr>
@@ -9568,7 +10674,9 @@
           </w:tcPr>
           <w:p>
             <w:pPr>
-              <w:spacing w:after="60" w:before="60" w:line="252" w:lineRule="auto"/>
+              <w:spacing w:after="0" w:before="0" w:line="360" w:lineRule="auto"/>
+              <w:ind w:firstLine="0"/>
+              <w:snapToGrid w:val="0"/>
             </w:pPr>
             <w:r>
               <w:rPr>
@@ -9587,7 +10695,9 @@
           </w:tcPr>
           <w:p>
             <w:pPr>
-              <w:spacing w:after="60" w:before="60" w:line="252" w:lineRule="auto"/>
+              <w:spacing w:after="0" w:before="0" w:line="360" w:lineRule="auto"/>
+              <w:ind w:firstLine="0"/>
+              <w:snapToGrid w:val="0"/>
             </w:pPr>
             <w:r>
               <w:rPr>
@@ -9611,7 +10721,9 @@
           </w:tcPr>
           <w:p>
             <w:pPr>
-              <w:spacing w:after="60" w:before="60" w:line="252" w:lineRule="auto"/>
+              <w:spacing w:after="0" w:before="0" w:line="360" w:lineRule="auto"/>
+              <w:ind w:firstLine="0"/>
+              <w:snapToGrid w:val="0"/>
             </w:pPr>
             <w:r>
               <w:rPr>
@@ -9629,7 +10741,9 @@
           </w:tcPr>
           <w:p>
             <w:pPr>
-              <w:spacing w:after="60" w:before="60" w:line="252" w:lineRule="auto"/>
+              <w:spacing w:after="0" w:before="0" w:line="360" w:lineRule="auto"/>
+              <w:ind w:firstLine="0"/>
+              <w:snapToGrid w:val="0"/>
             </w:pPr>
             <w:r>
               <w:rPr>
@@ -9648,7 +10762,9 @@
           </w:tcPr>
           <w:p>
             <w:pPr>
-              <w:spacing w:after="60" w:before="60" w:line="252" w:lineRule="auto"/>
+              <w:spacing w:after="0" w:before="0" w:line="360" w:lineRule="auto"/>
+              <w:ind w:firstLine="0"/>
+              <w:snapToGrid w:val="0"/>
             </w:pPr>
             <w:r>
               <w:rPr>
@@ -9667,7 +10783,9 @@
           </w:tcPr>
           <w:p>
             <w:pPr>
-              <w:spacing w:after="60" w:before="60" w:line="252" w:lineRule="auto"/>
+              <w:spacing w:after="0" w:before="0" w:line="360" w:lineRule="auto"/>
+              <w:ind w:firstLine="0"/>
+              <w:snapToGrid w:val="0"/>
             </w:pPr>
             <w:r>
               <w:rPr>
@@ -9684,7 +10802,9 @@
     </w:tbl>
     <w:p>
       <w:pPr>
-        <w:spacing w:line="276" w:lineRule="auto" w:after="100"/>
+        <w:spacing w:line="360" w:lineRule="auto" w:after="0" w:before="0"/>
+        <w:ind w:firstLine="480" w:firstLineChars="200"/>
+        <w:snapToGrid w:val="0"/>
       </w:pPr>
       <w:r>
         <w:rPr>
@@ -9697,7 +10817,9 @@
     </w:p>
     <w:p>
       <w:pPr>
-        <w:spacing w:line="276" w:lineRule="auto" w:after="100"/>
+        <w:spacing w:line="360" w:lineRule="auto" w:after="0" w:before="0"/>
+        <w:ind w:firstLine="480" w:firstLineChars="200"/>
+        <w:snapToGrid w:val="0"/>
       </w:pPr>
       <w:r>
         <w:rPr>
@@ -9710,7 +10832,9 @@
     </w:p>
     <w:p>
       <w:pPr>
-        <w:spacing w:line="276" w:lineRule="auto" w:after="100"/>
+        <w:spacing w:line="360" w:lineRule="auto" w:after="0" w:before="0"/>
+        <w:ind w:firstLine="0"/>
+        <w:snapToGrid w:val="0"/>
       </w:pPr>
       <w:r>
         <w:rPr>
@@ -9724,6 +10848,9 @@
     <w:p>
       <w:pPr>
         <w:pStyle w:val="Heading1"/>
+        <w:spacing w:line="360" w:lineRule="auto" w:before="0" w:after="0"/>
+        <w:ind w:firstLine="0"/>
+        <w:snapToGrid w:val="0"/>
       </w:pPr>
       <w:r>
         <w:rPr>
@@ -9735,7 +10862,9 @@
     </w:p>
     <w:p>
       <w:pPr>
-        <w:spacing w:line="276" w:lineRule="auto" w:after="100"/>
+        <w:spacing w:line="360" w:lineRule="auto" w:after="0" w:before="0"/>
+        <w:ind w:firstLine="480" w:firstLineChars="200"/>
+        <w:snapToGrid w:val="0"/>
       </w:pPr>
       <w:r>
         <w:rPr>
@@ -9749,6 +10878,9 @@
     <w:p>
       <w:pPr>
         <w:pStyle w:val="Heading2"/>
+        <w:spacing w:line="360" w:lineRule="auto" w:before="0" w:after="0"/>
+        <w:ind w:firstLine="0"/>
+        <w:snapToGrid w:val="0"/>
       </w:pPr>
       <w:r>
         <w:rPr>
@@ -9760,7 +10892,9 @@
     </w:p>
     <w:p>
       <w:pPr>
-        <w:spacing w:line="276" w:lineRule="auto" w:after="100"/>
+        <w:spacing w:line="360" w:lineRule="auto" w:after="0" w:before="0"/>
+        <w:ind w:firstLine="480" w:firstLineChars="200"/>
+        <w:snapToGrid w:val="0"/>
       </w:pPr>
       <w:r>
         <w:rPr>
@@ -9774,6 +10908,9 @@
     <w:p>
       <w:pPr>
         <w:pStyle w:val="Heading2"/>
+        <w:spacing w:line="360" w:lineRule="auto" w:before="0" w:after="0"/>
+        <w:ind w:firstLine="0"/>
+        <w:snapToGrid w:val="0"/>
       </w:pPr>
       <w:r>
         <w:rPr>
@@ -9785,7 +10922,9 @@
     </w:p>
     <w:p>
       <w:pPr>
-        <w:spacing w:line="276" w:lineRule="auto" w:after="100"/>
+        <w:spacing w:line="360" w:lineRule="auto" w:after="0" w:before="0"/>
+        <w:ind w:firstLine="480" w:firstLineChars="200"/>
+        <w:snapToGrid w:val="0"/>
       </w:pPr>
       <w:r>
         <w:rPr>
@@ -9799,6 +10938,9 @@
     <w:p>
       <w:pPr>
         <w:pStyle w:val="Heading2"/>
+        <w:spacing w:line="360" w:lineRule="auto" w:before="0" w:after="0"/>
+        <w:ind w:firstLine="0"/>
+        <w:snapToGrid w:val="0"/>
       </w:pPr>
       <w:r>
         <w:rPr>
@@ -9810,7 +10952,9 @@
     </w:p>
     <w:p>
       <w:pPr>
-        <w:spacing w:line="276" w:lineRule="auto" w:after="100"/>
+        <w:spacing w:line="360" w:lineRule="auto" w:after="0" w:before="0"/>
+        <w:ind w:firstLine="480" w:firstLineChars="200"/>
+        <w:snapToGrid w:val="0"/>
       </w:pPr>
       <w:r>
         <w:rPr>
@@ -9824,6 +10968,9 @@
     <w:p>
       <w:pPr>
         <w:pStyle w:val="Heading2"/>
+        <w:spacing w:line="360" w:lineRule="auto" w:before="0" w:after="0"/>
+        <w:ind w:firstLine="0"/>
+        <w:snapToGrid w:val="0"/>
       </w:pPr>
       <w:r>
         <w:rPr>
@@ -9866,7 +11013,9 @@
           </w:tcPr>
           <w:p>
             <w:pPr>
-              <w:spacing w:after="60" w:before="60" w:line="252" w:lineRule="auto"/>
+              <w:spacing w:after="0" w:before="0" w:line="360" w:lineRule="auto"/>
+              <w:ind w:firstLine="0"/>
+              <w:snapToGrid w:val="0"/>
             </w:pPr>
             <w:r>
               <w:rPr>
@@ -9888,7 +11037,9 @@
           </w:tcPr>
           <w:p>
             <w:pPr>
-              <w:spacing w:after="60" w:before="60" w:line="252" w:lineRule="auto"/>
+              <w:spacing w:after="0" w:before="0" w:line="360" w:lineRule="auto"/>
+              <w:ind w:firstLine="0"/>
+              <w:snapToGrid w:val="0"/>
             </w:pPr>
             <w:r>
               <w:rPr>
@@ -9910,7 +11061,9 @@
           </w:tcPr>
           <w:p>
             <w:pPr>
-              <w:spacing w:after="60" w:before="60" w:line="252" w:lineRule="auto"/>
+              <w:spacing w:after="0" w:before="0" w:line="360" w:lineRule="auto"/>
+              <w:ind w:firstLine="0"/>
+              <w:snapToGrid w:val="0"/>
             </w:pPr>
             <w:r>
               <w:rPr>
@@ -9932,7 +11085,9 @@
           </w:tcPr>
           <w:p>
             <w:pPr>
-              <w:spacing w:after="60" w:before="60" w:line="252" w:lineRule="auto"/>
+              <w:spacing w:after="0" w:before="0" w:line="360" w:lineRule="auto"/>
+              <w:ind w:firstLine="0"/>
+              <w:snapToGrid w:val="0"/>
             </w:pPr>
             <w:r>
               <w:rPr>
@@ -9956,7 +11111,9 @@
           </w:tcPr>
           <w:p>
             <w:pPr>
-              <w:spacing w:after="60" w:before="60" w:line="252" w:lineRule="auto"/>
+              <w:spacing w:after="0" w:before="0" w:line="360" w:lineRule="auto"/>
+              <w:ind w:firstLine="0"/>
+              <w:snapToGrid w:val="0"/>
             </w:pPr>
             <w:r>
               <w:rPr>
@@ -9975,7 +11132,9 @@
           </w:tcPr>
           <w:p>
             <w:pPr>
-              <w:spacing w:after="60" w:before="60" w:line="252" w:lineRule="auto"/>
+              <w:spacing w:after="0" w:before="0" w:line="360" w:lineRule="auto"/>
+              <w:ind w:firstLine="0"/>
+              <w:snapToGrid w:val="0"/>
             </w:pPr>
             <w:r>
               <w:rPr>
@@ -9994,7 +11153,9 @@
           </w:tcPr>
           <w:p>
             <w:pPr>
-              <w:spacing w:after="60" w:before="60" w:line="252" w:lineRule="auto"/>
+              <w:spacing w:after="0" w:before="0" w:line="360" w:lineRule="auto"/>
+              <w:ind w:firstLine="0"/>
+              <w:snapToGrid w:val="0"/>
             </w:pPr>
             <w:r>
               <w:rPr>
@@ -10013,7 +11174,9 @@
           </w:tcPr>
           <w:p>
             <w:pPr>
-              <w:spacing w:after="60" w:before="60" w:line="252" w:lineRule="auto"/>
+              <w:spacing w:after="0" w:before="0" w:line="360" w:lineRule="auto"/>
+              <w:ind w:firstLine="0"/>
+              <w:snapToGrid w:val="0"/>
             </w:pPr>
             <w:r>
               <w:rPr>
@@ -10037,7 +11200,9 @@
           </w:tcPr>
           <w:p>
             <w:pPr>
-              <w:spacing w:after="60" w:before="60" w:line="252" w:lineRule="auto"/>
+              <w:spacing w:after="0" w:before="0" w:line="360" w:lineRule="auto"/>
+              <w:ind w:firstLine="0"/>
+              <w:snapToGrid w:val="0"/>
             </w:pPr>
             <w:r>
               <w:rPr>
@@ -10055,7 +11220,9 @@
           </w:tcPr>
           <w:p>
             <w:pPr>
-              <w:spacing w:after="60" w:before="60" w:line="252" w:lineRule="auto"/>
+              <w:spacing w:after="0" w:before="0" w:line="360" w:lineRule="auto"/>
+              <w:ind w:firstLine="0"/>
+              <w:snapToGrid w:val="0"/>
             </w:pPr>
             <w:r>
               <w:rPr>
@@ -10074,7 +11241,9 @@
           </w:tcPr>
           <w:p>
             <w:pPr>
-              <w:spacing w:after="60" w:before="60" w:line="252" w:lineRule="auto"/>
+              <w:spacing w:after="0" w:before="0" w:line="360" w:lineRule="auto"/>
+              <w:ind w:firstLine="0"/>
+              <w:snapToGrid w:val="0"/>
             </w:pPr>
             <w:r>
               <w:rPr>
@@ -10093,7 +11262,9 @@
           </w:tcPr>
           <w:p>
             <w:pPr>
-              <w:spacing w:after="60" w:before="60" w:line="252" w:lineRule="auto"/>
+              <w:spacing w:after="0" w:before="0" w:line="360" w:lineRule="auto"/>
+              <w:ind w:firstLine="0"/>
+              <w:snapToGrid w:val="0"/>
             </w:pPr>
             <w:r>
               <w:rPr>
@@ -10111,6 +11282,9 @@
     <w:p>
       <w:pPr>
         <w:pStyle w:val="Heading2"/>
+        <w:spacing w:line="360" w:lineRule="auto" w:before="0" w:after="0"/>
+        <w:ind w:firstLine="0"/>
+        <w:snapToGrid w:val="0"/>
       </w:pPr>
       <w:r>
         <w:rPr>
@@ -10122,7 +11296,9 @@
     </w:p>
     <w:p>
       <w:pPr>
-        <w:spacing w:line="276" w:lineRule="auto" w:after="100"/>
+        <w:spacing w:line="360" w:lineRule="auto" w:after="0" w:before="0"/>
+        <w:ind w:firstLine="480" w:firstLineChars="200"/>
+        <w:snapToGrid w:val="0"/>
       </w:pPr>
       <w:r>
         <w:rPr>
@@ -10135,7 +11311,9 @@
     </w:p>
     <w:p>
       <w:pPr>
-        <w:spacing w:line="276" w:lineRule="auto" w:after="100"/>
+        <w:spacing w:line="360" w:lineRule="auto" w:after="0" w:before="0"/>
+        <w:ind w:firstLine="480" w:firstLineChars="200"/>
+        <w:snapToGrid w:val="0"/>
       </w:pPr>
       <w:r>
         <w:rPr>
@@ -10148,7 +11326,9 @@
     </w:p>
     <w:p>
       <w:pPr>
-        <w:spacing w:line="276" w:lineRule="auto" w:after="100"/>
+        <w:spacing w:line="360" w:lineRule="auto" w:after="0" w:before="0"/>
+        <w:ind w:firstLine="0"/>
+        <w:snapToGrid w:val="0"/>
       </w:pPr>
       <w:r>
         <w:rPr>
@@ -10162,6 +11342,9 @@
     <w:p>
       <w:pPr>
         <w:pStyle w:val="Heading1"/>
+        <w:spacing w:line="360" w:lineRule="auto" w:before="0" w:after="0"/>
+        <w:ind w:firstLine="0"/>
+        <w:snapToGrid w:val="0"/>
       </w:pPr>
       <w:r>
         <w:rPr>
@@ -10173,7 +11356,9 @@
     </w:p>
     <w:p>
       <w:pPr>
-        <w:spacing w:line="276" w:lineRule="auto" w:after="100"/>
+        <w:spacing w:line="360" w:lineRule="auto" w:after="0" w:before="0"/>
+        <w:ind w:firstLine="480" w:firstLineChars="200"/>
+        <w:snapToGrid w:val="0"/>
       </w:pPr>
       <w:r>
         <w:rPr>
@@ -10187,6 +11372,9 @@
     <w:p>
       <w:pPr>
         <w:pStyle w:val="Heading2"/>
+        <w:spacing w:line="360" w:lineRule="auto" w:before="0" w:after="0"/>
+        <w:ind w:firstLine="0"/>
+        <w:snapToGrid w:val="0"/>
       </w:pPr>
       <w:r>
         <w:rPr>
@@ -10198,7 +11386,9 @@
     </w:p>
     <w:p>
       <w:pPr>
-        <w:spacing w:line="276" w:lineRule="auto" w:after="100"/>
+        <w:spacing w:line="360" w:lineRule="auto" w:after="0" w:before="0"/>
+        <w:ind w:firstLine="480" w:firstLineChars="200"/>
+        <w:snapToGrid w:val="0"/>
       </w:pPr>
       <w:r>
         <w:rPr>
@@ -10212,6 +11402,9 @@
     <w:p>
       <w:pPr>
         <w:pStyle w:val="Heading2"/>
+        <w:spacing w:line="360" w:lineRule="auto" w:before="0" w:after="0"/>
+        <w:ind w:firstLine="0"/>
+        <w:snapToGrid w:val="0"/>
       </w:pPr>
       <w:r>
         <w:rPr>
@@ -10223,7 +11416,9 @@
     </w:p>
     <w:p>
       <w:pPr>
-        <w:spacing w:line="276" w:lineRule="auto" w:after="100"/>
+        <w:spacing w:line="360" w:lineRule="auto" w:after="0" w:before="0"/>
+        <w:ind w:firstLine="480" w:firstLineChars="200"/>
+        <w:snapToGrid w:val="0"/>
       </w:pPr>
       <w:r>
         <w:rPr>
@@ -10237,6 +11432,9 @@
     <w:p>
       <w:pPr>
         <w:pStyle w:val="Heading2"/>
+        <w:spacing w:line="360" w:lineRule="auto" w:before="0" w:after="0"/>
+        <w:ind w:firstLine="0"/>
+        <w:snapToGrid w:val="0"/>
       </w:pPr>
       <w:r>
         <w:rPr>
@@ -10248,7 +11446,9 @@
     </w:p>
     <w:p>
       <w:pPr>
-        <w:spacing w:line="276" w:lineRule="auto" w:after="100"/>
+        <w:spacing w:line="360" w:lineRule="auto" w:after="0" w:before="0"/>
+        <w:ind w:firstLine="480" w:firstLineChars="200"/>
+        <w:snapToGrid w:val="0"/>
       </w:pPr>
       <w:r>
         <w:rPr>
@@ -10262,6 +11462,9 @@
     <w:p>
       <w:pPr>
         <w:pStyle w:val="Heading2"/>
+        <w:spacing w:line="360" w:lineRule="auto" w:before="0" w:after="0"/>
+        <w:ind w:firstLine="0"/>
+        <w:snapToGrid w:val="0"/>
       </w:pPr>
       <w:r>
         <w:rPr>
@@ -10304,7 +11507,9 @@
           </w:tcPr>
           <w:p>
             <w:pPr>
-              <w:spacing w:after="60" w:before="60" w:line="252" w:lineRule="auto"/>
+              <w:spacing w:after="0" w:before="0" w:line="360" w:lineRule="auto"/>
+              <w:ind w:firstLine="0"/>
+              <w:snapToGrid w:val="0"/>
             </w:pPr>
             <w:r>
               <w:rPr>
@@ -10326,7 +11531,9 @@
           </w:tcPr>
           <w:p>
             <w:pPr>
-              <w:spacing w:after="60" w:before="60" w:line="252" w:lineRule="auto"/>
+              <w:spacing w:after="0" w:before="0" w:line="360" w:lineRule="auto"/>
+              <w:ind w:firstLine="0"/>
+              <w:snapToGrid w:val="0"/>
             </w:pPr>
             <w:r>
               <w:rPr>
@@ -10348,7 +11555,9 @@
           </w:tcPr>
           <w:p>
             <w:pPr>
-              <w:spacing w:after="60" w:before="60" w:line="252" w:lineRule="auto"/>
+              <w:spacing w:after="0" w:before="0" w:line="360" w:lineRule="auto"/>
+              <w:ind w:firstLine="0"/>
+              <w:snapToGrid w:val="0"/>
             </w:pPr>
             <w:r>
               <w:rPr>
@@ -10370,7 +11579,9 @@
           </w:tcPr>
           <w:p>
             <w:pPr>
-              <w:spacing w:after="60" w:before="60" w:line="252" w:lineRule="auto"/>
+              <w:spacing w:after="0" w:before="0" w:line="360" w:lineRule="auto"/>
+              <w:ind w:firstLine="0"/>
+              <w:snapToGrid w:val="0"/>
             </w:pPr>
             <w:r>
               <w:rPr>
@@ -10394,7 +11605,9 @@
           </w:tcPr>
           <w:p>
             <w:pPr>
-              <w:spacing w:after="60" w:before="60" w:line="252" w:lineRule="auto"/>
+              <w:spacing w:after="0" w:before="0" w:line="360" w:lineRule="auto"/>
+              <w:ind w:firstLine="0"/>
+              <w:snapToGrid w:val="0"/>
             </w:pPr>
             <w:r>
               <w:rPr>
@@ -10413,7 +11626,9 @@
           </w:tcPr>
           <w:p>
             <w:pPr>
-              <w:spacing w:after="60" w:before="60" w:line="252" w:lineRule="auto"/>
+              <w:spacing w:after="0" w:before="0" w:line="360" w:lineRule="auto"/>
+              <w:ind w:firstLine="0"/>
+              <w:snapToGrid w:val="0"/>
             </w:pPr>
             <w:r>
               <w:rPr>
@@ -10432,7 +11647,9 @@
           </w:tcPr>
           <w:p>
             <w:pPr>
-              <w:spacing w:after="60" w:before="60" w:line="252" w:lineRule="auto"/>
+              <w:spacing w:after="0" w:before="0" w:line="360" w:lineRule="auto"/>
+              <w:ind w:firstLine="0"/>
+              <w:snapToGrid w:val="0"/>
             </w:pPr>
             <w:r>
               <w:rPr>
@@ -10451,7 +11668,9 @@
           </w:tcPr>
           <w:p>
             <w:pPr>
-              <w:spacing w:after="60" w:before="60" w:line="252" w:lineRule="auto"/>
+              <w:spacing w:after="0" w:before="0" w:line="360" w:lineRule="auto"/>
+              <w:ind w:firstLine="0"/>
+              <w:snapToGrid w:val="0"/>
             </w:pPr>
             <w:r>
               <w:rPr>
@@ -10475,7 +11694,9 @@
           </w:tcPr>
           <w:p>
             <w:pPr>
-              <w:spacing w:after="60" w:before="60" w:line="252" w:lineRule="auto"/>
+              <w:spacing w:after="0" w:before="0" w:line="360" w:lineRule="auto"/>
+              <w:ind w:firstLine="0"/>
+              <w:snapToGrid w:val="0"/>
             </w:pPr>
             <w:r>
               <w:rPr>
@@ -10493,7 +11714,9 @@
           </w:tcPr>
           <w:p>
             <w:pPr>
-              <w:spacing w:after="60" w:before="60" w:line="252" w:lineRule="auto"/>
+              <w:spacing w:after="0" w:before="0" w:line="360" w:lineRule="auto"/>
+              <w:ind w:firstLine="0"/>
+              <w:snapToGrid w:val="0"/>
             </w:pPr>
             <w:r>
               <w:rPr>
@@ -10512,7 +11735,9 @@
           </w:tcPr>
           <w:p>
             <w:pPr>
-              <w:spacing w:after="60" w:before="60" w:line="252" w:lineRule="auto"/>
+              <w:spacing w:after="0" w:before="0" w:line="360" w:lineRule="auto"/>
+              <w:ind w:firstLine="0"/>
+              <w:snapToGrid w:val="0"/>
             </w:pPr>
             <w:r>
               <w:rPr>
@@ -10531,7 +11756,9 @@
           </w:tcPr>
           <w:p>
             <w:pPr>
-              <w:spacing w:after="60" w:before="60" w:line="252" w:lineRule="auto"/>
+              <w:spacing w:after="0" w:before="0" w:line="360" w:lineRule="auto"/>
+              <w:ind w:firstLine="0"/>
+              <w:snapToGrid w:val="0"/>
             </w:pPr>
             <w:r>
               <w:rPr>
@@ -10549,6 +11776,9 @@
     <w:p>
       <w:pPr>
         <w:pStyle w:val="Heading2"/>
+        <w:spacing w:line="360" w:lineRule="auto" w:before="0" w:after="0"/>
+        <w:ind w:firstLine="0"/>
+        <w:snapToGrid w:val="0"/>
       </w:pPr>
       <w:r>
         <w:rPr>
@@ -10560,7 +11790,9 @@
     </w:p>
     <w:p>
       <w:pPr>
-        <w:spacing w:line="276" w:lineRule="auto" w:after="100"/>
+        <w:spacing w:line="360" w:lineRule="auto" w:after="0" w:before="0"/>
+        <w:ind w:firstLine="480" w:firstLineChars="200"/>
+        <w:snapToGrid w:val="0"/>
       </w:pPr>
       <w:r>
         <w:rPr>
@@ -10573,7 +11805,9 @@
     </w:p>
     <w:p>
       <w:pPr>
-        <w:spacing w:line="276" w:lineRule="auto" w:after="100"/>
+        <w:spacing w:line="360" w:lineRule="auto" w:after="0" w:before="0"/>
+        <w:ind w:firstLine="480" w:firstLineChars="200"/>
+        <w:snapToGrid w:val="0"/>
       </w:pPr>
       <w:r>
         <w:rPr>
@@ -10586,7 +11820,9 @@
     </w:p>
     <w:p>
       <w:pPr>
-        <w:spacing w:line="276" w:lineRule="auto" w:after="100"/>
+        <w:spacing w:line="360" w:lineRule="auto" w:after="0" w:before="0"/>
+        <w:ind w:firstLine="0"/>
+        <w:snapToGrid w:val="0"/>
       </w:pPr>
       <w:r>
         <w:rPr>
@@ -10600,6 +11836,9 @@
     <w:p>
       <w:pPr>
         <w:pStyle w:val="Heading1"/>
+        <w:spacing w:line="360" w:lineRule="auto" w:before="0" w:after="0"/>
+        <w:ind w:firstLine="0"/>
+        <w:snapToGrid w:val="0"/>
       </w:pPr>
       <w:r>
         <w:rPr>
@@ -10611,7 +11850,9 @@
     </w:p>
     <w:p>
       <w:pPr>
-        <w:spacing w:line="276" w:lineRule="auto" w:after="100"/>
+        <w:spacing w:line="360" w:lineRule="auto" w:after="0" w:before="0"/>
+        <w:ind w:firstLine="480" w:firstLineChars="200"/>
+        <w:snapToGrid w:val="0"/>
       </w:pPr>
       <w:r>
         <w:rPr>
@@ -10625,6 +11866,9 @@
     <w:p>
       <w:pPr>
         <w:pStyle w:val="Heading2"/>
+        <w:spacing w:line="360" w:lineRule="auto" w:before="0" w:after="0"/>
+        <w:ind w:firstLine="0"/>
+        <w:snapToGrid w:val="0"/>
       </w:pPr>
       <w:r>
         <w:rPr>
@@ -10636,7 +11880,9 @@
     </w:p>
     <w:p>
       <w:pPr>
-        <w:spacing w:line="276" w:lineRule="auto" w:after="100"/>
+        <w:spacing w:line="360" w:lineRule="auto" w:after="0" w:before="0"/>
+        <w:ind w:firstLine="480" w:firstLineChars="200"/>
+        <w:snapToGrid w:val="0"/>
       </w:pPr>
       <w:r>
         <w:rPr>
@@ -10650,6 +11896,9 @@
     <w:p>
       <w:pPr>
         <w:pStyle w:val="Heading2"/>
+        <w:spacing w:line="360" w:lineRule="auto" w:before="0" w:after="0"/>
+        <w:ind w:firstLine="0"/>
+        <w:snapToGrid w:val="0"/>
       </w:pPr>
       <w:r>
         <w:rPr>
@@ -10661,7 +11910,9 @@
     </w:p>
     <w:p>
       <w:pPr>
-        <w:spacing w:line="276" w:lineRule="auto" w:after="100"/>
+        <w:spacing w:line="360" w:lineRule="auto" w:after="0" w:before="0"/>
+        <w:ind w:firstLine="480" w:firstLineChars="200"/>
+        <w:snapToGrid w:val="0"/>
       </w:pPr>
       <w:r>
         <w:rPr>
@@ -10675,6 +11926,9 @@
     <w:p>
       <w:pPr>
         <w:pStyle w:val="Heading2"/>
+        <w:spacing w:line="360" w:lineRule="auto" w:before="0" w:after="0"/>
+        <w:ind w:firstLine="0"/>
+        <w:snapToGrid w:val="0"/>
       </w:pPr>
       <w:r>
         <w:rPr>
@@ -10686,7 +11940,9 @@
     </w:p>
     <w:p>
       <w:pPr>
-        <w:spacing w:line="276" w:lineRule="auto" w:after="100"/>
+        <w:spacing w:line="360" w:lineRule="auto" w:after="0" w:before="0"/>
+        <w:ind w:firstLine="480" w:firstLineChars="200"/>
+        <w:snapToGrid w:val="0"/>
       </w:pPr>
       <w:r>
         <w:rPr>
@@ -10700,6 +11956,9 @@
     <w:p>
       <w:pPr>
         <w:pStyle w:val="Heading2"/>
+        <w:spacing w:line="360" w:lineRule="auto" w:before="0" w:after="0"/>
+        <w:ind w:firstLine="0"/>
+        <w:snapToGrid w:val="0"/>
       </w:pPr>
       <w:r>
         <w:rPr>
@@ -10742,7 +12001,9 @@
           </w:tcPr>
           <w:p>
             <w:pPr>
-              <w:spacing w:after="60" w:before="60" w:line="252" w:lineRule="auto"/>
+              <w:spacing w:after="0" w:before="0" w:line="360" w:lineRule="auto"/>
+              <w:ind w:firstLine="0"/>
+              <w:snapToGrid w:val="0"/>
             </w:pPr>
             <w:r>
               <w:rPr>
@@ -10764,7 +12025,9 @@
           </w:tcPr>
           <w:p>
             <w:pPr>
-              <w:spacing w:after="60" w:before="60" w:line="252" w:lineRule="auto"/>
+              <w:spacing w:after="0" w:before="0" w:line="360" w:lineRule="auto"/>
+              <w:ind w:firstLine="0"/>
+              <w:snapToGrid w:val="0"/>
             </w:pPr>
             <w:r>
               <w:rPr>
@@ -10786,7 +12049,9 @@
           </w:tcPr>
           <w:p>
             <w:pPr>
-              <w:spacing w:after="60" w:before="60" w:line="252" w:lineRule="auto"/>
+              <w:spacing w:after="0" w:before="0" w:line="360" w:lineRule="auto"/>
+              <w:ind w:firstLine="0"/>
+              <w:snapToGrid w:val="0"/>
             </w:pPr>
             <w:r>
               <w:rPr>
@@ -10808,7 +12073,9 @@
           </w:tcPr>
           <w:p>
             <w:pPr>
-              <w:spacing w:after="60" w:before="60" w:line="252" w:lineRule="auto"/>
+              <w:spacing w:after="0" w:before="0" w:line="360" w:lineRule="auto"/>
+              <w:ind w:firstLine="0"/>
+              <w:snapToGrid w:val="0"/>
             </w:pPr>
             <w:r>
               <w:rPr>
@@ -10832,7 +12099,9 @@
           </w:tcPr>
           <w:p>
             <w:pPr>
-              <w:spacing w:after="60" w:before="60" w:line="252" w:lineRule="auto"/>
+              <w:spacing w:after="0" w:before="0" w:line="360" w:lineRule="auto"/>
+              <w:ind w:firstLine="0"/>
+              <w:snapToGrid w:val="0"/>
             </w:pPr>
             <w:r>
               <w:rPr>
@@ -10851,7 +12120,9 @@
           </w:tcPr>
           <w:p>
             <w:pPr>
-              <w:spacing w:after="60" w:before="60" w:line="252" w:lineRule="auto"/>
+              <w:spacing w:after="0" w:before="0" w:line="360" w:lineRule="auto"/>
+              <w:ind w:firstLine="0"/>
+              <w:snapToGrid w:val="0"/>
             </w:pPr>
             <w:r>
               <w:rPr>
@@ -10870,7 +12141,9 @@
           </w:tcPr>
           <w:p>
             <w:pPr>
-              <w:spacing w:after="60" w:before="60" w:line="252" w:lineRule="auto"/>
+              <w:spacing w:after="0" w:before="0" w:line="360" w:lineRule="auto"/>
+              <w:ind w:firstLine="0"/>
+              <w:snapToGrid w:val="0"/>
             </w:pPr>
             <w:r>
               <w:rPr>
@@ -10889,7 +12162,9 @@
           </w:tcPr>
           <w:p>
             <w:pPr>
-              <w:spacing w:after="60" w:before="60" w:line="252" w:lineRule="auto"/>
+              <w:spacing w:after="0" w:before="0" w:line="360" w:lineRule="auto"/>
+              <w:ind w:firstLine="0"/>
+              <w:snapToGrid w:val="0"/>
             </w:pPr>
             <w:r>
               <w:rPr>
@@ -10913,7 +12188,9 @@
           </w:tcPr>
           <w:p>
             <w:pPr>
-              <w:spacing w:after="60" w:before="60" w:line="252" w:lineRule="auto"/>
+              <w:spacing w:after="0" w:before="0" w:line="360" w:lineRule="auto"/>
+              <w:ind w:firstLine="0"/>
+              <w:snapToGrid w:val="0"/>
             </w:pPr>
             <w:r>
               <w:rPr>
@@ -10931,7 +12208,9 @@
           </w:tcPr>
           <w:p>
             <w:pPr>
-              <w:spacing w:after="60" w:before="60" w:line="252" w:lineRule="auto"/>
+              <w:spacing w:after="0" w:before="0" w:line="360" w:lineRule="auto"/>
+              <w:ind w:firstLine="0"/>
+              <w:snapToGrid w:val="0"/>
             </w:pPr>
             <w:r>
               <w:rPr>
@@ -10950,7 +12229,9 @@
           </w:tcPr>
           <w:p>
             <w:pPr>
-              <w:spacing w:after="60" w:before="60" w:line="252" w:lineRule="auto"/>
+              <w:spacing w:after="0" w:before="0" w:line="360" w:lineRule="auto"/>
+              <w:ind w:firstLine="0"/>
+              <w:snapToGrid w:val="0"/>
             </w:pPr>
             <w:r>
               <w:rPr>
@@ -10969,7 +12250,9 @@
           </w:tcPr>
           <w:p>
             <w:pPr>
-              <w:spacing w:after="60" w:before="60" w:line="252" w:lineRule="auto"/>
+              <w:spacing w:after="0" w:before="0" w:line="360" w:lineRule="auto"/>
+              <w:ind w:firstLine="0"/>
+              <w:snapToGrid w:val="0"/>
             </w:pPr>
             <w:r>
               <w:rPr>
@@ -10987,6 +12270,9 @@
     <w:p>
       <w:pPr>
         <w:pStyle w:val="Heading2"/>
+        <w:spacing w:line="360" w:lineRule="auto" w:before="0" w:after="0"/>
+        <w:ind w:firstLine="0"/>
+        <w:snapToGrid w:val="0"/>
       </w:pPr>
       <w:r>
         <w:rPr>
@@ -10998,7 +12284,9 @@
     </w:p>
     <w:p>
       <w:pPr>
-        <w:spacing w:line="276" w:lineRule="auto" w:after="100"/>
+        <w:spacing w:line="360" w:lineRule="auto" w:after="0" w:before="0"/>
+        <w:ind w:firstLine="480" w:firstLineChars="200"/>
+        <w:snapToGrid w:val="0"/>
       </w:pPr>
       <w:r>
         <w:rPr>
@@ -11011,7 +12299,9 @@
     </w:p>
     <w:p>
       <w:pPr>
-        <w:spacing w:line="276" w:lineRule="auto" w:after="100"/>
+        <w:spacing w:line="360" w:lineRule="auto" w:after="0" w:before="0"/>
+        <w:ind w:firstLine="480" w:firstLineChars="200"/>
+        <w:snapToGrid w:val="0"/>
       </w:pPr>
       <w:r>
         <w:rPr>
@@ -11024,7 +12314,9 @@
     </w:p>
     <w:p>
       <w:pPr>
-        <w:spacing w:line="276" w:lineRule="auto" w:after="100"/>
+        <w:spacing w:line="360" w:lineRule="auto" w:after="0" w:before="0"/>
+        <w:ind w:firstLine="0"/>
+        <w:snapToGrid w:val="0"/>
       </w:pPr>
       <w:r>
         <w:rPr>
@@ -11038,6 +12330,9 @@
     <w:p>
       <w:pPr>
         <w:pStyle w:val="Heading1"/>
+        <w:spacing w:line="360" w:lineRule="auto" w:before="0" w:after="0"/>
+        <w:ind w:firstLine="0"/>
+        <w:snapToGrid w:val="0"/>
       </w:pPr>
       <w:r>
         <w:rPr>
@@ -11049,7 +12344,9 @@
     </w:p>
     <w:p>
       <w:pPr>
-        <w:spacing w:line="276" w:lineRule="auto" w:after="100"/>
+        <w:spacing w:line="360" w:lineRule="auto" w:after="0" w:before="0"/>
+        <w:ind w:firstLine="480" w:firstLineChars="200"/>
+        <w:snapToGrid w:val="0"/>
       </w:pPr>
       <w:r>
         <w:rPr>
@@ -11063,6 +12360,9 @@
     <w:p>
       <w:pPr>
         <w:pStyle w:val="Heading2"/>
+        <w:spacing w:line="360" w:lineRule="auto" w:before="0" w:after="0"/>
+        <w:ind w:firstLine="0"/>
+        <w:snapToGrid w:val="0"/>
       </w:pPr>
       <w:r>
         <w:rPr>
@@ -11074,7 +12374,9 @@
     </w:p>
     <w:p>
       <w:pPr>
-        <w:spacing w:line="276" w:lineRule="auto" w:after="100"/>
+        <w:spacing w:line="360" w:lineRule="auto" w:after="0" w:before="0"/>
+        <w:ind w:firstLine="480" w:firstLineChars="200"/>
+        <w:snapToGrid w:val="0"/>
       </w:pPr>
       <w:r>
         <w:rPr>
@@ -11088,6 +12390,9 @@
     <w:p>
       <w:pPr>
         <w:pStyle w:val="Heading2"/>
+        <w:spacing w:line="360" w:lineRule="auto" w:before="0" w:after="0"/>
+        <w:ind w:firstLine="0"/>
+        <w:snapToGrid w:val="0"/>
       </w:pPr>
       <w:r>
         <w:rPr>
@@ -11099,7 +12404,9 @@
     </w:p>
     <w:p>
       <w:pPr>
-        <w:spacing w:line="276" w:lineRule="auto" w:after="100"/>
+        <w:spacing w:line="360" w:lineRule="auto" w:after="0" w:before="0"/>
+        <w:ind w:firstLine="480" w:firstLineChars="200"/>
+        <w:snapToGrid w:val="0"/>
       </w:pPr>
       <w:r>
         <w:rPr>
@@ -11113,6 +12420,9 @@
     <w:p>
       <w:pPr>
         <w:pStyle w:val="Heading2"/>
+        <w:spacing w:line="360" w:lineRule="auto" w:before="0" w:after="0"/>
+        <w:ind w:firstLine="0"/>
+        <w:snapToGrid w:val="0"/>
       </w:pPr>
       <w:r>
         <w:rPr>
@@ -11124,7 +12434,9 @@
     </w:p>
     <w:p>
       <w:pPr>
-        <w:spacing w:line="276" w:lineRule="auto" w:after="100"/>
+        <w:spacing w:line="360" w:lineRule="auto" w:after="0" w:before="0"/>
+        <w:ind w:firstLine="480" w:firstLineChars="200"/>
+        <w:snapToGrid w:val="0"/>
       </w:pPr>
       <w:r>
         <w:rPr>
@@ -11138,6 +12450,9 @@
     <w:p>
       <w:pPr>
         <w:pStyle w:val="Heading2"/>
+        <w:spacing w:line="360" w:lineRule="auto" w:before="0" w:after="0"/>
+        <w:ind w:firstLine="0"/>
+        <w:snapToGrid w:val="0"/>
       </w:pPr>
       <w:r>
         <w:rPr>
@@ -11180,7 +12495,9 @@
           </w:tcPr>
           <w:p>
             <w:pPr>
-              <w:spacing w:after="60" w:before="60" w:line="252" w:lineRule="auto"/>
+              <w:spacing w:after="0" w:before="0" w:line="360" w:lineRule="auto"/>
+              <w:ind w:firstLine="0"/>
+              <w:snapToGrid w:val="0"/>
             </w:pPr>
             <w:r>
               <w:rPr>
@@ -11202,7 +12519,9 @@
           </w:tcPr>
           <w:p>
             <w:pPr>
-              <w:spacing w:after="60" w:before="60" w:line="252" w:lineRule="auto"/>
+              <w:spacing w:after="0" w:before="0" w:line="360" w:lineRule="auto"/>
+              <w:ind w:firstLine="0"/>
+              <w:snapToGrid w:val="0"/>
             </w:pPr>
             <w:r>
               <w:rPr>
@@ -11224,7 +12543,9 @@
           </w:tcPr>
           <w:p>
             <w:pPr>
-              <w:spacing w:after="60" w:before="60" w:line="252" w:lineRule="auto"/>
+              <w:spacing w:after="0" w:before="0" w:line="360" w:lineRule="auto"/>
+              <w:ind w:firstLine="0"/>
+              <w:snapToGrid w:val="0"/>
             </w:pPr>
             <w:r>
               <w:rPr>
@@ -11246,7 +12567,9 @@
           </w:tcPr>
           <w:p>
             <w:pPr>
-              <w:spacing w:after="60" w:before="60" w:line="252" w:lineRule="auto"/>
+              <w:spacing w:after="0" w:before="0" w:line="360" w:lineRule="auto"/>
+              <w:ind w:firstLine="0"/>
+              <w:snapToGrid w:val="0"/>
             </w:pPr>
             <w:r>
               <w:rPr>
@@ -11270,7 +12593,9 @@
           </w:tcPr>
           <w:p>
             <w:pPr>
-              <w:spacing w:after="60" w:before="60" w:line="252" w:lineRule="auto"/>
+              <w:spacing w:after="0" w:before="0" w:line="360" w:lineRule="auto"/>
+              <w:ind w:firstLine="0"/>
+              <w:snapToGrid w:val="0"/>
             </w:pPr>
             <w:r>
               <w:rPr>
@@ -11289,7 +12614,9 @@
           </w:tcPr>
           <w:p>
             <w:pPr>
-              <w:spacing w:after="60" w:before="60" w:line="252" w:lineRule="auto"/>
+              <w:spacing w:after="0" w:before="0" w:line="360" w:lineRule="auto"/>
+              <w:ind w:firstLine="0"/>
+              <w:snapToGrid w:val="0"/>
             </w:pPr>
             <w:r>
               <w:rPr>
@@ -11308,7 +12635,9 @@
           </w:tcPr>
           <w:p>
             <w:pPr>
-              <w:spacing w:after="60" w:before="60" w:line="252" w:lineRule="auto"/>
+              <w:spacing w:after="0" w:before="0" w:line="360" w:lineRule="auto"/>
+              <w:ind w:firstLine="0"/>
+              <w:snapToGrid w:val="0"/>
             </w:pPr>
             <w:r>
               <w:rPr>
@@ -11327,7 +12656,9 @@
           </w:tcPr>
           <w:p>
             <w:pPr>
-              <w:spacing w:after="60" w:before="60" w:line="252" w:lineRule="auto"/>
+              <w:spacing w:after="0" w:before="0" w:line="360" w:lineRule="auto"/>
+              <w:ind w:firstLine="0"/>
+              <w:snapToGrid w:val="0"/>
             </w:pPr>
             <w:r>
               <w:rPr>
@@ -11351,7 +12682,9 @@
           </w:tcPr>
           <w:p>
             <w:pPr>
-              <w:spacing w:after="60" w:before="60" w:line="252" w:lineRule="auto"/>
+              <w:spacing w:after="0" w:before="0" w:line="360" w:lineRule="auto"/>
+              <w:ind w:firstLine="0"/>
+              <w:snapToGrid w:val="0"/>
             </w:pPr>
             <w:r>
               <w:rPr>
@@ -11369,7 +12702,9 @@
           </w:tcPr>
           <w:p>
             <w:pPr>
-              <w:spacing w:after="60" w:before="60" w:line="252" w:lineRule="auto"/>
+              <w:spacing w:after="0" w:before="0" w:line="360" w:lineRule="auto"/>
+              <w:ind w:firstLine="0"/>
+              <w:snapToGrid w:val="0"/>
             </w:pPr>
             <w:r>
               <w:rPr>
@@ -11388,7 +12723,9 @@
           </w:tcPr>
           <w:p>
             <w:pPr>
-              <w:spacing w:after="60" w:before="60" w:line="252" w:lineRule="auto"/>
+              <w:spacing w:after="0" w:before="0" w:line="360" w:lineRule="auto"/>
+              <w:ind w:firstLine="0"/>
+              <w:snapToGrid w:val="0"/>
             </w:pPr>
             <w:r>
               <w:rPr>
@@ -11407,7 +12744,9 @@
           </w:tcPr>
           <w:p>
             <w:pPr>
-              <w:spacing w:after="60" w:before="60" w:line="252" w:lineRule="auto"/>
+              <w:spacing w:after="0" w:before="0" w:line="360" w:lineRule="auto"/>
+              <w:ind w:firstLine="0"/>
+              <w:snapToGrid w:val="0"/>
             </w:pPr>
             <w:r>
               <w:rPr>
@@ -11425,6 +12764,9 @@
     <w:p>
       <w:pPr>
         <w:pStyle w:val="Heading2"/>
+        <w:spacing w:line="360" w:lineRule="auto" w:before="0" w:after="0"/>
+        <w:ind w:firstLine="0"/>
+        <w:snapToGrid w:val="0"/>
       </w:pPr>
       <w:r>
         <w:rPr>
@@ -11436,7 +12778,9 @@
     </w:p>
     <w:p>
       <w:pPr>
-        <w:spacing w:line="276" w:lineRule="auto" w:after="100"/>
+        <w:spacing w:line="360" w:lineRule="auto" w:after="0" w:before="0"/>
+        <w:ind w:firstLine="480" w:firstLineChars="200"/>
+        <w:snapToGrid w:val="0"/>
       </w:pPr>
       <w:r>
         <w:rPr>
@@ -11449,7 +12793,9 @@
     </w:p>
     <w:p>
       <w:pPr>
-        <w:spacing w:line="276" w:lineRule="auto" w:after="100"/>
+        <w:spacing w:line="360" w:lineRule="auto" w:after="0" w:before="0"/>
+        <w:ind w:firstLine="480" w:firstLineChars="200"/>
+        <w:snapToGrid w:val="0"/>
       </w:pPr>
       <w:r>
         <w:rPr>
@@ -11462,7 +12808,9 @@
     </w:p>
     <w:p>
       <w:pPr>
-        <w:spacing w:line="276" w:lineRule="auto" w:after="100"/>
+        <w:spacing w:line="360" w:lineRule="auto" w:after="0" w:before="0"/>
+        <w:ind w:firstLine="0"/>
+        <w:snapToGrid w:val="0"/>
       </w:pPr>
       <w:r>
         <w:rPr>
@@ -11476,6 +12824,9 @@
     <w:p>
       <w:pPr>
         <w:pStyle w:val="Heading1"/>
+        <w:spacing w:line="360" w:lineRule="auto" w:before="0" w:after="0"/>
+        <w:ind w:firstLine="0"/>
+        <w:snapToGrid w:val="0"/>
       </w:pPr>
       <w:r>
         <w:rPr>
@@ -11487,7 +12838,9 @@
     </w:p>
     <w:p>
       <w:pPr>
-        <w:spacing w:line="276" w:lineRule="auto" w:after="100"/>
+        <w:spacing w:line="360" w:lineRule="auto" w:after="0" w:before="0"/>
+        <w:ind w:firstLine="480" w:firstLineChars="200"/>
+        <w:snapToGrid w:val="0"/>
       </w:pPr>
       <w:r>
         <w:rPr>
@@ -11501,6 +12854,9 @@
     <w:p>
       <w:pPr>
         <w:pStyle w:val="Heading2"/>
+        <w:spacing w:line="360" w:lineRule="auto" w:before="0" w:after="0"/>
+        <w:ind w:firstLine="0"/>
+        <w:snapToGrid w:val="0"/>
       </w:pPr>
       <w:r>
         <w:rPr>
@@ -11512,7 +12868,9 @@
     </w:p>
     <w:p>
       <w:pPr>
-        <w:spacing w:line="276" w:lineRule="auto" w:after="100"/>
+        <w:spacing w:line="360" w:lineRule="auto" w:after="0" w:before="0"/>
+        <w:ind w:firstLine="480" w:firstLineChars="200"/>
+        <w:snapToGrid w:val="0"/>
       </w:pPr>
       <w:r>
         <w:rPr>
@@ -11526,6 +12884,9 @@
     <w:p>
       <w:pPr>
         <w:pStyle w:val="Heading2"/>
+        <w:spacing w:line="360" w:lineRule="auto" w:before="0" w:after="0"/>
+        <w:ind w:firstLine="0"/>
+        <w:snapToGrid w:val="0"/>
       </w:pPr>
       <w:r>
         <w:rPr>
@@ -11537,7 +12898,9 @@
     </w:p>
     <w:p>
       <w:pPr>
-        <w:spacing w:line="276" w:lineRule="auto" w:after="100"/>
+        <w:spacing w:line="360" w:lineRule="auto" w:after="0" w:before="0"/>
+        <w:ind w:firstLine="480" w:firstLineChars="200"/>
+        <w:snapToGrid w:val="0"/>
       </w:pPr>
       <w:r>
         <w:rPr>
@@ -11551,6 +12914,9 @@
     <w:p>
       <w:pPr>
         <w:pStyle w:val="Heading2"/>
+        <w:spacing w:line="360" w:lineRule="auto" w:before="0" w:after="0"/>
+        <w:ind w:firstLine="0"/>
+        <w:snapToGrid w:val="0"/>
       </w:pPr>
       <w:r>
         <w:rPr>
@@ -11562,7 +12928,9 @@
     </w:p>
     <w:p>
       <w:pPr>
-        <w:spacing w:line="276" w:lineRule="auto" w:after="100"/>
+        <w:spacing w:line="360" w:lineRule="auto" w:after="0" w:before="0"/>
+        <w:ind w:firstLine="480" w:firstLineChars="200"/>
+        <w:snapToGrid w:val="0"/>
       </w:pPr>
       <w:r>
         <w:rPr>
@@ -11576,6 +12944,9 @@
     <w:p>
       <w:pPr>
         <w:pStyle w:val="Heading2"/>
+        <w:spacing w:line="360" w:lineRule="auto" w:before="0" w:after="0"/>
+        <w:ind w:firstLine="0"/>
+        <w:snapToGrid w:val="0"/>
       </w:pPr>
       <w:r>
         <w:rPr>
@@ -11618,7 +12989,9 @@
           </w:tcPr>
           <w:p>
             <w:pPr>
-              <w:spacing w:after="60" w:before="60" w:line="252" w:lineRule="auto"/>
+              <w:spacing w:after="0" w:before="0" w:line="360" w:lineRule="auto"/>
+              <w:ind w:firstLine="0"/>
+              <w:snapToGrid w:val="0"/>
             </w:pPr>
             <w:r>
               <w:rPr>
@@ -11640,7 +13013,9 @@
           </w:tcPr>
           <w:p>
             <w:pPr>
-              <w:spacing w:after="60" w:before="60" w:line="252" w:lineRule="auto"/>
+              <w:spacing w:after="0" w:before="0" w:line="360" w:lineRule="auto"/>
+              <w:ind w:firstLine="0"/>
+              <w:snapToGrid w:val="0"/>
             </w:pPr>
             <w:r>
               <w:rPr>
@@ -11662,7 +13037,9 @@
           </w:tcPr>
           <w:p>
             <w:pPr>
-              <w:spacing w:after="60" w:before="60" w:line="252" w:lineRule="auto"/>
+              <w:spacing w:after="0" w:before="0" w:line="360" w:lineRule="auto"/>
+              <w:ind w:firstLine="0"/>
+              <w:snapToGrid w:val="0"/>
             </w:pPr>
             <w:r>
               <w:rPr>
@@ -11684,7 +13061,9 @@
           </w:tcPr>
           <w:p>
             <w:pPr>
-              <w:spacing w:after="60" w:before="60" w:line="252" w:lineRule="auto"/>
+              <w:spacing w:after="0" w:before="0" w:line="360" w:lineRule="auto"/>
+              <w:ind w:firstLine="0"/>
+              <w:snapToGrid w:val="0"/>
             </w:pPr>
             <w:r>
               <w:rPr>
@@ -11708,7 +13087,9 @@
           </w:tcPr>
           <w:p>
             <w:pPr>
-              <w:spacing w:after="60" w:before="60" w:line="252" w:lineRule="auto"/>
+              <w:spacing w:after="0" w:before="0" w:line="360" w:lineRule="auto"/>
+              <w:ind w:firstLine="0"/>
+              <w:snapToGrid w:val="0"/>
             </w:pPr>
             <w:r>
               <w:rPr>
@@ -11727,7 +13108,9 @@
           </w:tcPr>
           <w:p>
             <w:pPr>
-              <w:spacing w:after="60" w:before="60" w:line="252" w:lineRule="auto"/>
+              <w:spacing w:after="0" w:before="0" w:line="360" w:lineRule="auto"/>
+              <w:ind w:firstLine="0"/>
+              <w:snapToGrid w:val="0"/>
             </w:pPr>
             <w:r>
               <w:rPr>
@@ -11746,7 +13129,9 @@
           </w:tcPr>
           <w:p>
             <w:pPr>
-              <w:spacing w:after="60" w:before="60" w:line="252" w:lineRule="auto"/>
+              <w:spacing w:after="0" w:before="0" w:line="360" w:lineRule="auto"/>
+              <w:ind w:firstLine="0"/>
+              <w:snapToGrid w:val="0"/>
             </w:pPr>
             <w:r>
               <w:rPr>
@@ -11765,7 +13150,9 @@
           </w:tcPr>
           <w:p>
             <w:pPr>
-              <w:spacing w:after="60" w:before="60" w:line="252" w:lineRule="auto"/>
+              <w:spacing w:after="0" w:before="0" w:line="360" w:lineRule="auto"/>
+              <w:ind w:firstLine="0"/>
+              <w:snapToGrid w:val="0"/>
             </w:pPr>
             <w:r>
               <w:rPr>
@@ -11789,7 +13176,9 @@
           </w:tcPr>
           <w:p>
             <w:pPr>
-              <w:spacing w:after="60" w:before="60" w:line="252" w:lineRule="auto"/>
+              <w:spacing w:after="0" w:before="0" w:line="360" w:lineRule="auto"/>
+              <w:ind w:firstLine="0"/>
+              <w:snapToGrid w:val="0"/>
             </w:pPr>
             <w:r>
               <w:rPr>
@@ -11807,7 +13196,9 @@
           </w:tcPr>
           <w:p>
             <w:pPr>
-              <w:spacing w:after="60" w:before="60" w:line="252" w:lineRule="auto"/>
+              <w:spacing w:after="0" w:before="0" w:line="360" w:lineRule="auto"/>
+              <w:ind w:firstLine="0"/>
+              <w:snapToGrid w:val="0"/>
             </w:pPr>
             <w:r>
               <w:rPr>
@@ -11826,7 +13217,9 @@
           </w:tcPr>
           <w:p>
             <w:pPr>
-              <w:spacing w:after="60" w:before="60" w:line="252" w:lineRule="auto"/>
+              <w:spacing w:after="0" w:before="0" w:line="360" w:lineRule="auto"/>
+              <w:ind w:firstLine="0"/>
+              <w:snapToGrid w:val="0"/>
             </w:pPr>
             <w:r>
               <w:rPr>
@@ -11845,7 +13238,9 @@
           </w:tcPr>
           <w:p>
             <w:pPr>
-              <w:spacing w:after="60" w:before="60" w:line="252" w:lineRule="auto"/>
+              <w:spacing w:after="0" w:before="0" w:line="360" w:lineRule="auto"/>
+              <w:ind w:firstLine="0"/>
+              <w:snapToGrid w:val="0"/>
             </w:pPr>
             <w:r>
               <w:rPr>
@@ -11863,6 +13258,9 @@
     <w:p>
       <w:pPr>
         <w:pStyle w:val="Heading2"/>
+        <w:spacing w:line="360" w:lineRule="auto" w:before="0" w:after="0"/>
+        <w:ind w:firstLine="0"/>
+        <w:snapToGrid w:val="0"/>
       </w:pPr>
       <w:r>
         <w:rPr>
@@ -11874,7 +13272,9 @@
     </w:p>
     <w:p>
       <w:pPr>
-        <w:spacing w:line="276" w:lineRule="auto" w:after="100"/>
+        <w:spacing w:line="360" w:lineRule="auto" w:after="0" w:before="0"/>
+        <w:ind w:firstLine="480" w:firstLineChars="200"/>
+        <w:snapToGrid w:val="0"/>
       </w:pPr>
       <w:r>
         <w:rPr>
@@ -11887,7 +13287,9 @@
     </w:p>
     <w:p>
       <w:pPr>
-        <w:spacing w:line="276" w:lineRule="auto" w:after="100"/>
+        <w:spacing w:line="360" w:lineRule="auto" w:after="0" w:before="0"/>
+        <w:ind w:firstLine="480" w:firstLineChars="200"/>
+        <w:snapToGrid w:val="0"/>
       </w:pPr>
       <w:r>
         <w:rPr>
@@ -11900,7 +13302,9 @@
     </w:p>
     <w:p>
       <w:pPr>
-        <w:spacing w:line="276" w:lineRule="auto" w:after="100"/>
+        <w:spacing w:line="360" w:lineRule="auto" w:after="0" w:before="0"/>
+        <w:ind w:firstLine="0"/>
+        <w:snapToGrid w:val="0"/>
       </w:pPr>
       <w:r>
         <w:rPr>
@@ -11914,6 +13318,9 @@
     <w:p>
       <w:pPr>
         <w:pStyle w:val="Heading1"/>
+        <w:spacing w:line="360" w:lineRule="auto" w:before="0" w:after="0"/>
+        <w:ind w:firstLine="0"/>
+        <w:snapToGrid w:val="0"/>
       </w:pPr>
       <w:r>
         <w:rPr>
@@ -11925,7 +13332,9 @@
     </w:p>
     <w:p>
       <w:pPr>
-        <w:spacing w:line="276" w:lineRule="auto" w:after="100"/>
+        <w:spacing w:line="360" w:lineRule="auto" w:after="0" w:before="0"/>
+        <w:ind w:firstLine="480" w:firstLineChars="200"/>
+        <w:snapToGrid w:val="0"/>
       </w:pPr>
       <w:r>
         <w:rPr>
@@ -11939,6 +13348,9 @@
     <w:p>
       <w:pPr>
         <w:pStyle w:val="Heading2"/>
+        <w:spacing w:line="360" w:lineRule="auto" w:before="0" w:after="0"/>
+        <w:ind w:firstLine="0"/>
+        <w:snapToGrid w:val="0"/>
       </w:pPr>
       <w:r>
         <w:rPr>
@@ -11950,7 +13362,9 @@
     </w:p>
     <w:p>
       <w:pPr>
-        <w:spacing w:line="276" w:lineRule="auto" w:after="100"/>
+        <w:spacing w:line="360" w:lineRule="auto" w:after="0" w:before="0"/>
+        <w:ind w:firstLine="480" w:firstLineChars="200"/>
+        <w:snapToGrid w:val="0"/>
       </w:pPr>
       <w:r>
         <w:rPr>
@@ -11964,6 +13378,9 @@
     <w:p>
       <w:pPr>
         <w:pStyle w:val="Heading2"/>
+        <w:spacing w:line="360" w:lineRule="auto" w:before="0" w:after="0"/>
+        <w:ind w:firstLine="0"/>
+        <w:snapToGrid w:val="0"/>
       </w:pPr>
       <w:r>
         <w:rPr>
@@ -11975,7 +13392,9 @@
     </w:p>
     <w:p>
       <w:pPr>
-        <w:spacing w:line="276" w:lineRule="auto" w:after="100"/>
+        <w:spacing w:line="360" w:lineRule="auto" w:after="0" w:before="0"/>
+        <w:ind w:firstLine="480" w:firstLineChars="200"/>
+        <w:snapToGrid w:val="0"/>
       </w:pPr>
       <w:r>
         <w:rPr>
@@ -11989,6 +13408,9 @@
     <w:p>
       <w:pPr>
         <w:pStyle w:val="Heading2"/>
+        <w:spacing w:line="360" w:lineRule="auto" w:before="0" w:after="0"/>
+        <w:ind w:firstLine="0"/>
+        <w:snapToGrid w:val="0"/>
       </w:pPr>
       <w:r>
         <w:rPr>
@@ -12000,7 +13422,9 @@
     </w:p>
     <w:p>
       <w:pPr>
-        <w:spacing w:line="276" w:lineRule="auto" w:after="100"/>
+        <w:spacing w:line="360" w:lineRule="auto" w:after="0" w:before="0"/>
+        <w:ind w:firstLine="480" w:firstLineChars="200"/>
+        <w:snapToGrid w:val="0"/>
       </w:pPr>
       <w:r>
         <w:rPr>
@@ -12014,6 +13438,9 @@
     <w:p>
       <w:pPr>
         <w:pStyle w:val="Heading2"/>
+        <w:spacing w:line="360" w:lineRule="auto" w:before="0" w:after="0"/>
+        <w:ind w:firstLine="0"/>
+        <w:snapToGrid w:val="0"/>
       </w:pPr>
       <w:r>
         <w:rPr>
@@ -12056,7 +13483,9 @@
           </w:tcPr>
           <w:p>
             <w:pPr>
-              <w:spacing w:after="60" w:before="60" w:line="252" w:lineRule="auto"/>
+              <w:spacing w:after="0" w:before="0" w:line="360" w:lineRule="auto"/>
+              <w:ind w:firstLine="0"/>
+              <w:snapToGrid w:val="0"/>
             </w:pPr>
             <w:r>
               <w:rPr>
@@ -12078,7 +13507,9 @@
           </w:tcPr>
           <w:p>
             <w:pPr>
-              <w:spacing w:after="60" w:before="60" w:line="252" w:lineRule="auto"/>
+              <w:spacing w:after="0" w:before="0" w:line="360" w:lineRule="auto"/>
+              <w:ind w:firstLine="0"/>
+              <w:snapToGrid w:val="0"/>
             </w:pPr>
             <w:r>
               <w:rPr>
@@ -12100,7 +13531,9 @@
           </w:tcPr>
           <w:p>
             <w:pPr>
-              <w:spacing w:after="60" w:before="60" w:line="252" w:lineRule="auto"/>
+              <w:spacing w:after="0" w:before="0" w:line="360" w:lineRule="auto"/>
+              <w:ind w:firstLine="0"/>
+              <w:snapToGrid w:val="0"/>
             </w:pPr>
             <w:r>
               <w:rPr>
@@ -12122,7 +13555,9 @@
           </w:tcPr>
           <w:p>
             <w:pPr>
-              <w:spacing w:after="60" w:before="60" w:line="252" w:lineRule="auto"/>
+              <w:spacing w:after="0" w:before="0" w:line="360" w:lineRule="auto"/>
+              <w:ind w:firstLine="0"/>
+              <w:snapToGrid w:val="0"/>
             </w:pPr>
             <w:r>
               <w:rPr>
@@ -12146,7 +13581,9 @@
           </w:tcPr>
           <w:p>
             <w:pPr>
-              <w:spacing w:after="60" w:before="60" w:line="252" w:lineRule="auto"/>
+              <w:spacing w:after="0" w:before="0" w:line="360" w:lineRule="auto"/>
+              <w:ind w:firstLine="0"/>
+              <w:snapToGrid w:val="0"/>
             </w:pPr>
             <w:r>
               <w:rPr>
@@ -12165,7 +13602,9 @@
           </w:tcPr>
           <w:p>
             <w:pPr>
-              <w:spacing w:after="60" w:before="60" w:line="252" w:lineRule="auto"/>
+              <w:spacing w:after="0" w:before="0" w:line="360" w:lineRule="auto"/>
+              <w:ind w:firstLine="0"/>
+              <w:snapToGrid w:val="0"/>
             </w:pPr>
             <w:r>
               <w:rPr>
@@ -12184,7 +13623,9 @@
           </w:tcPr>
           <w:p>
             <w:pPr>
-              <w:spacing w:after="60" w:before="60" w:line="252" w:lineRule="auto"/>
+              <w:spacing w:after="0" w:before="0" w:line="360" w:lineRule="auto"/>
+              <w:ind w:firstLine="0"/>
+              <w:snapToGrid w:val="0"/>
             </w:pPr>
             <w:r>
               <w:rPr>
@@ -12203,7 +13644,9 @@
           </w:tcPr>
           <w:p>
             <w:pPr>
-              <w:spacing w:after="60" w:before="60" w:line="252" w:lineRule="auto"/>
+              <w:spacing w:after="0" w:before="0" w:line="360" w:lineRule="auto"/>
+              <w:ind w:firstLine="0"/>
+              <w:snapToGrid w:val="0"/>
             </w:pPr>
             <w:r>
               <w:rPr>
@@ -12227,7 +13670,9 @@
           </w:tcPr>
           <w:p>
             <w:pPr>
-              <w:spacing w:after="60" w:before="60" w:line="252" w:lineRule="auto"/>
+              <w:spacing w:after="0" w:before="0" w:line="360" w:lineRule="auto"/>
+              <w:ind w:firstLine="0"/>
+              <w:snapToGrid w:val="0"/>
             </w:pPr>
             <w:r>
               <w:rPr>
@@ -12245,7 +13690,9 @@
           </w:tcPr>
           <w:p>
             <w:pPr>
-              <w:spacing w:after="60" w:before="60" w:line="252" w:lineRule="auto"/>
+              <w:spacing w:after="0" w:before="0" w:line="360" w:lineRule="auto"/>
+              <w:ind w:firstLine="0"/>
+              <w:snapToGrid w:val="0"/>
             </w:pPr>
             <w:r>
               <w:rPr>
@@ -12264,7 +13711,9 @@
           </w:tcPr>
           <w:p>
             <w:pPr>
-              <w:spacing w:after="60" w:before="60" w:line="252" w:lineRule="auto"/>
+              <w:spacing w:after="0" w:before="0" w:line="360" w:lineRule="auto"/>
+              <w:ind w:firstLine="0"/>
+              <w:snapToGrid w:val="0"/>
             </w:pPr>
             <w:r>
               <w:rPr>
@@ -12283,7 +13732,9 @@
           </w:tcPr>
           <w:p>
             <w:pPr>
-              <w:spacing w:after="60" w:before="60" w:line="252" w:lineRule="auto"/>
+              <w:spacing w:after="0" w:before="0" w:line="360" w:lineRule="auto"/>
+              <w:ind w:firstLine="0"/>
+              <w:snapToGrid w:val="0"/>
             </w:pPr>
             <w:r>
               <w:rPr>
@@ -12301,6 +13752,9 @@
     <w:p>
       <w:pPr>
         <w:pStyle w:val="Heading2"/>
+        <w:spacing w:line="360" w:lineRule="auto" w:before="0" w:after="0"/>
+        <w:ind w:firstLine="0"/>
+        <w:snapToGrid w:val="0"/>
       </w:pPr>
       <w:r>
         <w:rPr>
@@ -12312,7 +13766,9 @@
     </w:p>
     <w:p>
       <w:pPr>
-        <w:spacing w:line="276" w:lineRule="auto" w:after="100"/>
+        <w:spacing w:line="360" w:lineRule="auto" w:after="0" w:before="0"/>
+        <w:ind w:firstLine="480" w:firstLineChars="200"/>
+        <w:snapToGrid w:val="0"/>
       </w:pPr>
       <w:r>
         <w:rPr>
@@ -12325,7 +13781,9 @@
     </w:p>
     <w:p>
       <w:pPr>
-        <w:spacing w:line="276" w:lineRule="auto" w:after="100"/>
+        <w:spacing w:line="360" w:lineRule="auto" w:after="0" w:before="0"/>
+        <w:ind w:firstLine="480" w:firstLineChars="200"/>
+        <w:snapToGrid w:val="0"/>
       </w:pPr>
       <w:r>
         <w:rPr>
@@ -12338,7 +13796,9 @@
     </w:p>
     <w:p>
       <w:pPr>
-        <w:spacing w:line="276" w:lineRule="auto" w:after="100"/>
+        <w:spacing w:line="360" w:lineRule="auto" w:after="0" w:before="0"/>
+        <w:ind w:firstLine="0"/>
+        <w:snapToGrid w:val="0"/>
       </w:pPr>
       <w:r>
         <w:rPr>
@@ -12352,6 +13812,9 @@
     <w:p>
       <w:pPr>
         <w:pStyle w:val="Heading1"/>
+        <w:spacing w:line="360" w:lineRule="auto" w:before="0" w:after="0"/>
+        <w:ind w:firstLine="0"/>
+        <w:snapToGrid w:val="0"/>
       </w:pPr>
       <w:r>
         <w:rPr>
@@ -12363,7 +13826,9 @@
     </w:p>
     <w:p>
       <w:pPr>
-        <w:spacing w:line="276" w:lineRule="auto" w:after="100"/>
+        <w:spacing w:line="360" w:lineRule="auto" w:after="0" w:before="0"/>
+        <w:ind w:firstLine="480" w:firstLineChars="200"/>
+        <w:snapToGrid w:val="0"/>
       </w:pPr>
       <w:r>
         <w:rPr>
@@ -12377,6 +13842,9 @@
     <w:p>
       <w:pPr>
         <w:pStyle w:val="Heading2"/>
+        <w:spacing w:line="360" w:lineRule="auto" w:before="0" w:after="0"/>
+        <w:ind w:firstLine="0"/>
+        <w:snapToGrid w:val="0"/>
       </w:pPr>
       <w:r>
         <w:rPr>
@@ -12388,7 +13856,9 @@
     </w:p>
     <w:p>
       <w:pPr>
-        <w:spacing w:line="276" w:lineRule="auto" w:after="100"/>
+        <w:spacing w:line="360" w:lineRule="auto" w:after="0" w:before="0"/>
+        <w:ind w:firstLine="480" w:firstLineChars="200"/>
+        <w:snapToGrid w:val="0"/>
       </w:pPr>
       <w:r>
         <w:rPr>
@@ -12402,6 +13872,9 @@
     <w:p>
       <w:pPr>
         <w:pStyle w:val="Heading2"/>
+        <w:spacing w:line="360" w:lineRule="auto" w:before="0" w:after="0"/>
+        <w:ind w:firstLine="0"/>
+        <w:snapToGrid w:val="0"/>
       </w:pPr>
       <w:r>
         <w:rPr>
@@ -12413,7 +13886,9 @@
     </w:p>
     <w:p>
       <w:pPr>
-        <w:spacing w:line="276" w:lineRule="auto" w:after="100"/>
+        <w:spacing w:line="360" w:lineRule="auto" w:after="0" w:before="0"/>
+        <w:ind w:firstLine="480" w:firstLineChars="200"/>
+        <w:snapToGrid w:val="0"/>
       </w:pPr>
       <w:r>
         <w:rPr>
@@ -12427,6 +13902,9 @@
     <w:p>
       <w:pPr>
         <w:pStyle w:val="Heading2"/>
+        <w:spacing w:line="360" w:lineRule="auto" w:before="0" w:after="0"/>
+        <w:ind w:firstLine="0"/>
+        <w:snapToGrid w:val="0"/>
       </w:pPr>
       <w:r>
         <w:rPr>
@@ -12438,7 +13916,9 @@
     </w:p>
     <w:p>
       <w:pPr>
-        <w:spacing w:line="276" w:lineRule="auto" w:after="100"/>
+        <w:spacing w:line="360" w:lineRule="auto" w:after="0" w:before="0"/>
+        <w:ind w:firstLine="480" w:firstLineChars="200"/>
+        <w:snapToGrid w:val="0"/>
       </w:pPr>
       <w:r>
         <w:rPr>
@@ -12452,6 +13932,9 @@
     <w:p>
       <w:pPr>
         <w:pStyle w:val="Heading2"/>
+        <w:spacing w:line="360" w:lineRule="auto" w:before="0" w:after="0"/>
+        <w:ind w:firstLine="0"/>
+        <w:snapToGrid w:val="0"/>
       </w:pPr>
       <w:r>
         <w:rPr>
@@ -12494,7 +13977,9 @@
           </w:tcPr>
           <w:p>
             <w:pPr>
-              <w:spacing w:after="60" w:before="60" w:line="252" w:lineRule="auto"/>
+              <w:spacing w:after="0" w:before="0" w:line="360" w:lineRule="auto"/>
+              <w:ind w:firstLine="0"/>
+              <w:snapToGrid w:val="0"/>
             </w:pPr>
             <w:r>
               <w:rPr>
@@ -12516,7 +14001,9 @@
           </w:tcPr>
           <w:p>
             <w:pPr>
-              <w:spacing w:after="60" w:before="60" w:line="252" w:lineRule="auto"/>
+              <w:spacing w:after="0" w:before="0" w:line="360" w:lineRule="auto"/>
+              <w:ind w:firstLine="0"/>
+              <w:snapToGrid w:val="0"/>
             </w:pPr>
             <w:r>
               <w:rPr>
@@ -12538,7 +14025,9 @@
           </w:tcPr>
           <w:p>
             <w:pPr>
-              <w:spacing w:after="60" w:before="60" w:line="252" w:lineRule="auto"/>
+              <w:spacing w:after="0" w:before="0" w:line="360" w:lineRule="auto"/>
+              <w:ind w:firstLine="0"/>
+              <w:snapToGrid w:val="0"/>
             </w:pPr>
             <w:r>
               <w:rPr>
@@ -12560,7 +14049,9 @@
           </w:tcPr>
           <w:p>
             <w:pPr>
-              <w:spacing w:after="60" w:before="60" w:line="252" w:lineRule="auto"/>
+              <w:spacing w:after="0" w:before="0" w:line="360" w:lineRule="auto"/>
+              <w:ind w:firstLine="0"/>
+              <w:snapToGrid w:val="0"/>
             </w:pPr>
             <w:r>
               <w:rPr>
@@ -12584,7 +14075,9 @@
           </w:tcPr>
           <w:p>
             <w:pPr>
-              <w:spacing w:after="60" w:before="60" w:line="252" w:lineRule="auto"/>
+              <w:spacing w:after="0" w:before="0" w:line="360" w:lineRule="auto"/>
+              <w:ind w:firstLine="0"/>
+              <w:snapToGrid w:val="0"/>
             </w:pPr>
             <w:r>
               <w:rPr>
@@ -12603,7 +14096,9 @@
           </w:tcPr>
           <w:p>
             <w:pPr>
-              <w:spacing w:after="60" w:before="60" w:line="252" w:lineRule="auto"/>
+              <w:spacing w:after="0" w:before="0" w:line="360" w:lineRule="auto"/>
+              <w:ind w:firstLine="0"/>
+              <w:snapToGrid w:val="0"/>
             </w:pPr>
             <w:r>
               <w:rPr>
@@ -12622,7 +14117,9 @@
           </w:tcPr>
           <w:p>
             <w:pPr>
-              <w:spacing w:after="60" w:before="60" w:line="252" w:lineRule="auto"/>
+              <w:spacing w:after="0" w:before="0" w:line="360" w:lineRule="auto"/>
+              <w:ind w:firstLine="0"/>
+              <w:snapToGrid w:val="0"/>
             </w:pPr>
             <w:r>
               <w:rPr>
@@ -12641,7 +14138,9 @@
           </w:tcPr>
           <w:p>
             <w:pPr>
-              <w:spacing w:after="60" w:before="60" w:line="252" w:lineRule="auto"/>
+              <w:spacing w:after="0" w:before="0" w:line="360" w:lineRule="auto"/>
+              <w:ind w:firstLine="0"/>
+              <w:snapToGrid w:val="0"/>
             </w:pPr>
             <w:r>
               <w:rPr>
@@ -12665,7 +14164,9 @@
           </w:tcPr>
           <w:p>
             <w:pPr>
-              <w:spacing w:after="60" w:before="60" w:line="252" w:lineRule="auto"/>
+              <w:spacing w:after="0" w:before="0" w:line="360" w:lineRule="auto"/>
+              <w:ind w:firstLine="0"/>
+              <w:snapToGrid w:val="0"/>
             </w:pPr>
             <w:r>
               <w:rPr>
@@ -12683,7 +14184,9 @@
           </w:tcPr>
           <w:p>
             <w:pPr>
-              <w:spacing w:after="60" w:before="60" w:line="252" w:lineRule="auto"/>
+              <w:spacing w:after="0" w:before="0" w:line="360" w:lineRule="auto"/>
+              <w:ind w:firstLine="0"/>
+              <w:snapToGrid w:val="0"/>
             </w:pPr>
             <w:r>
               <w:rPr>
@@ -12702,7 +14205,9 @@
           </w:tcPr>
           <w:p>
             <w:pPr>
-              <w:spacing w:after="60" w:before="60" w:line="252" w:lineRule="auto"/>
+              <w:spacing w:after="0" w:before="0" w:line="360" w:lineRule="auto"/>
+              <w:ind w:firstLine="0"/>
+              <w:snapToGrid w:val="0"/>
             </w:pPr>
             <w:r>
               <w:rPr>
@@ -12721,7 +14226,9 @@
           </w:tcPr>
           <w:p>
             <w:pPr>
-              <w:spacing w:after="60" w:before="60" w:line="252" w:lineRule="auto"/>
+              <w:spacing w:after="0" w:before="0" w:line="360" w:lineRule="auto"/>
+              <w:ind w:firstLine="0"/>
+              <w:snapToGrid w:val="0"/>
             </w:pPr>
             <w:r>
               <w:rPr>
@@ -12739,6 +14246,9 @@
     <w:p>
       <w:pPr>
         <w:pStyle w:val="Heading2"/>
+        <w:spacing w:line="360" w:lineRule="auto" w:before="0" w:after="0"/>
+        <w:ind w:firstLine="0"/>
+        <w:snapToGrid w:val="0"/>
       </w:pPr>
       <w:r>
         <w:rPr>
@@ -12750,7 +14260,9 @@
     </w:p>
     <w:p>
       <w:pPr>
-        <w:spacing w:line="276" w:lineRule="auto" w:after="100"/>
+        <w:spacing w:line="360" w:lineRule="auto" w:after="0" w:before="0"/>
+        <w:ind w:firstLine="480" w:firstLineChars="200"/>
+        <w:snapToGrid w:val="0"/>
       </w:pPr>
       <w:r>
         <w:rPr>
@@ -12763,7 +14275,9 @@
     </w:p>
     <w:p>
       <w:pPr>
-        <w:spacing w:line="276" w:lineRule="auto" w:after="100"/>
+        <w:spacing w:line="360" w:lineRule="auto" w:after="0" w:before="0"/>
+        <w:ind w:firstLine="480" w:firstLineChars="200"/>
+        <w:snapToGrid w:val="0"/>
       </w:pPr>
       <w:r>
         <w:rPr>
@@ -12776,7 +14290,9 @@
     </w:p>
     <w:p>
       <w:pPr>
-        <w:spacing w:line="276" w:lineRule="auto" w:after="100"/>
+        <w:spacing w:line="360" w:lineRule="auto" w:after="0" w:before="0"/>
+        <w:ind w:firstLine="0"/>
+        <w:snapToGrid w:val="0"/>
       </w:pPr>
       <w:r>
         <w:rPr>
@@ -12790,6 +14306,9 @@
     <w:p>
       <w:pPr>
         <w:pStyle w:val="Heading1"/>
+        <w:spacing w:line="360" w:lineRule="auto" w:before="0" w:after="0"/>
+        <w:ind w:firstLine="0"/>
+        <w:snapToGrid w:val="0"/>
       </w:pPr>
       <w:r>
         <w:rPr>
@@ -12801,7 +14320,9 @@
     </w:p>
     <w:p>
       <w:pPr>
-        <w:spacing w:line="276" w:lineRule="auto" w:after="100"/>
+        <w:spacing w:line="360" w:lineRule="auto" w:after="0" w:before="0"/>
+        <w:ind w:firstLine="480" w:firstLineChars="200"/>
+        <w:snapToGrid w:val="0"/>
       </w:pPr>
       <w:r>
         <w:rPr>
@@ -12815,6 +14336,9 @@
     <w:p>
       <w:pPr>
         <w:pStyle w:val="Heading2"/>
+        <w:spacing w:line="360" w:lineRule="auto" w:before="0" w:after="0"/>
+        <w:ind w:firstLine="0"/>
+        <w:snapToGrid w:val="0"/>
       </w:pPr>
       <w:r>
         <w:rPr>
@@ -12826,7 +14350,9 @@
     </w:p>
     <w:p>
       <w:pPr>
-        <w:spacing w:line="276" w:lineRule="auto" w:after="100"/>
+        <w:spacing w:line="360" w:lineRule="auto" w:after="0" w:before="0"/>
+        <w:ind w:firstLine="480" w:firstLineChars="200"/>
+        <w:snapToGrid w:val="0"/>
       </w:pPr>
       <w:r>
         <w:rPr>
@@ -12840,6 +14366,9 @@
     <w:p>
       <w:pPr>
         <w:pStyle w:val="Heading2"/>
+        <w:spacing w:line="360" w:lineRule="auto" w:before="0" w:after="0"/>
+        <w:ind w:firstLine="0"/>
+        <w:snapToGrid w:val="0"/>
       </w:pPr>
       <w:r>
         <w:rPr>
@@ -12851,7 +14380,9 @@
     </w:p>
     <w:p>
       <w:pPr>
-        <w:spacing w:line="276" w:lineRule="auto" w:after="100"/>
+        <w:spacing w:line="360" w:lineRule="auto" w:after="0" w:before="0"/>
+        <w:ind w:firstLine="480" w:firstLineChars="200"/>
+        <w:snapToGrid w:val="0"/>
       </w:pPr>
       <w:r>
         <w:rPr>
@@ -12865,6 +14396,9 @@
     <w:p>
       <w:pPr>
         <w:pStyle w:val="Heading2"/>
+        <w:spacing w:line="360" w:lineRule="auto" w:before="0" w:after="0"/>
+        <w:ind w:firstLine="0"/>
+        <w:snapToGrid w:val="0"/>
       </w:pPr>
       <w:r>
         <w:rPr>
@@ -12876,7 +14410,9 @@
     </w:p>
     <w:p>
       <w:pPr>
-        <w:spacing w:line="276" w:lineRule="auto" w:after="100"/>
+        <w:spacing w:line="360" w:lineRule="auto" w:after="0" w:before="0"/>
+        <w:ind w:firstLine="480" w:firstLineChars="200"/>
+        <w:snapToGrid w:val="0"/>
       </w:pPr>
       <w:r>
         <w:rPr>
@@ -12890,6 +14426,9 @@
     <w:p>
       <w:pPr>
         <w:pStyle w:val="Heading2"/>
+        <w:spacing w:line="360" w:lineRule="auto" w:before="0" w:after="0"/>
+        <w:ind w:firstLine="0"/>
+        <w:snapToGrid w:val="0"/>
       </w:pPr>
       <w:r>
         <w:rPr>
@@ -12932,7 +14471,9 @@
           </w:tcPr>
           <w:p>
             <w:pPr>
-              <w:spacing w:after="60" w:before="60" w:line="252" w:lineRule="auto"/>
+              <w:spacing w:after="0" w:before="0" w:line="360" w:lineRule="auto"/>
+              <w:ind w:firstLine="0"/>
+              <w:snapToGrid w:val="0"/>
             </w:pPr>
             <w:r>
               <w:rPr>
@@ -12954,7 +14495,9 @@
           </w:tcPr>
           <w:p>
             <w:pPr>
-              <w:spacing w:after="60" w:before="60" w:line="252" w:lineRule="auto"/>
+              <w:spacing w:after="0" w:before="0" w:line="360" w:lineRule="auto"/>
+              <w:ind w:firstLine="0"/>
+              <w:snapToGrid w:val="0"/>
             </w:pPr>
             <w:r>
               <w:rPr>
@@ -12976,7 +14519,9 @@
           </w:tcPr>
           <w:p>
             <w:pPr>
-              <w:spacing w:after="60" w:before="60" w:line="252" w:lineRule="auto"/>
+              <w:spacing w:after="0" w:before="0" w:line="360" w:lineRule="auto"/>
+              <w:ind w:firstLine="0"/>
+              <w:snapToGrid w:val="0"/>
             </w:pPr>
             <w:r>
               <w:rPr>
@@ -12998,7 +14543,9 @@
           </w:tcPr>
           <w:p>
             <w:pPr>
-              <w:spacing w:after="60" w:before="60" w:line="252" w:lineRule="auto"/>
+              <w:spacing w:after="0" w:before="0" w:line="360" w:lineRule="auto"/>
+              <w:ind w:firstLine="0"/>
+              <w:snapToGrid w:val="0"/>
             </w:pPr>
             <w:r>
               <w:rPr>
@@ -13022,7 +14569,9 @@
           </w:tcPr>
           <w:p>
             <w:pPr>
-              <w:spacing w:after="60" w:before="60" w:line="252" w:lineRule="auto"/>
+              <w:spacing w:after="0" w:before="0" w:line="360" w:lineRule="auto"/>
+              <w:ind w:firstLine="0"/>
+              <w:snapToGrid w:val="0"/>
             </w:pPr>
             <w:r>
               <w:rPr>
@@ -13041,7 +14590,9 @@
           </w:tcPr>
           <w:p>
             <w:pPr>
-              <w:spacing w:after="60" w:before="60" w:line="252" w:lineRule="auto"/>
+              <w:spacing w:after="0" w:before="0" w:line="360" w:lineRule="auto"/>
+              <w:ind w:firstLine="0"/>
+              <w:snapToGrid w:val="0"/>
             </w:pPr>
             <w:r>
               <w:rPr>
@@ -13060,7 +14611,9 @@
           </w:tcPr>
           <w:p>
             <w:pPr>
-              <w:spacing w:after="60" w:before="60" w:line="252" w:lineRule="auto"/>
+              <w:spacing w:after="0" w:before="0" w:line="360" w:lineRule="auto"/>
+              <w:ind w:firstLine="0"/>
+              <w:snapToGrid w:val="0"/>
             </w:pPr>
             <w:r>
               <w:rPr>
@@ -13079,7 +14632,9 @@
           </w:tcPr>
           <w:p>
             <w:pPr>
-              <w:spacing w:after="60" w:before="60" w:line="252" w:lineRule="auto"/>
+              <w:spacing w:after="0" w:before="0" w:line="360" w:lineRule="auto"/>
+              <w:ind w:firstLine="0"/>
+              <w:snapToGrid w:val="0"/>
             </w:pPr>
             <w:r>
               <w:rPr>
@@ -13103,7 +14658,9 @@
           </w:tcPr>
           <w:p>
             <w:pPr>
-              <w:spacing w:after="60" w:before="60" w:line="252" w:lineRule="auto"/>
+              <w:spacing w:after="0" w:before="0" w:line="360" w:lineRule="auto"/>
+              <w:ind w:firstLine="0"/>
+              <w:snapToGrid w:val="0"/>
             </w:pPr>
             <w:r>
               <w:rPr>
@@ -13121,7 +14678,9 @@
           </w:tcPr>
           <w:p>
             <w:pPr>
-              <w:spacing w:after="60" w:before="60" w:line="252" w:lineRule="auto"/>
+              <w:spacing w:after="0" w:before="0" w:line="360" w:lineRule="auto"/>
+              <w:ind w:firstLine="0"/>
+              <w:snapToGrid w:val="0"/>
             </w:pPr>
             <w:r>
               <w:rPr>
@@ -13140,7 +14699,9 @@
           </w:tcPr>
           <w:p>
             <w:pPr>
-              <w:spacing w:after="60" w:before="60" w:line="252" w:lineRule="auto"/>
+              <w:spacing w:after="0" w:before="0" w:line="360" w:lineRule="auto"/>
+              <w:ind w:firstLine="0"/>
+              <w:snapToGrid w:val="0"/>
             </w:pPr>
             <w:r>
               <w:rPr>
@@ -13159,7 +14720,9 @@
           </w:tcPr>
           <w:p>
             <w:pPr>
-              <w:spacing w:after="60" w:before="60" w:line="252" w:lineRule="auto"/>
+              <w:spacing w:after="0" w:before="0" w:line="360" w:lineRule="auto"/>
+              <w:ind w:firstLine="0"/>
+              <w:snapToGrid w:val="0"/>
             </w:pPr>
             <w:r>
               <w:rPr>
@@ -13177,6 +14740,9 @@
     <w:p>
       <w:pPr>
         <w:pStyle w:val="Heading2"/>
+        <w:spacing w:line="360" w:lineRule="auto" w:before="0" w:after="0"/>
+        <w:ind w:firstLine="0"/>
+        <w:snapToGrid w:val="0"/>
       </w:pPr>
       <w:r>
         <w:rPr>
@@ -13188,7 +14754,9 @@
     </w:p>
     <w:p>
       <w:pPr>
-        <w:spacing w:line="276" w:lineRule="auto" w:after="100"/>
+        <w:spacing w:line="360" w:lineRule="auto" w:after="0" w:before="0"/>
+        <w:ind w:firstLine="480" w:firstLineChars="200"/>
+        <w:snapToGrid w:val="0"/>
       </w:pPr>
       <w:r>
         <w:rPr>
@@ -13201,7 +14769,9 @@
     </w:p>
     <w:p>
       <w:pPr>
-        <w:spacing w:line="276" w:lineRule="auto" w:after="100"/>
+        <w:spacing w:line="360" w:lineRule="auto" w:after="0" w:before="0"/>
+        <w:ind w:firstLine="480" w:firstLineChars="200"/>
+        <w:snapToGrid w:val="0"/>
       </w:pPr>
       <w:r>
         <w:rPr>
@@ -13214,7 +14784,9 @@
     </w:p>
     <w:p>
       <w:pPr>
-        <w:spacing w:line="276" w:lineRule="auto" w:after="100"/>
+        <w:spacing w:line="360" w:lineRule="auto" w:after="0" w:before="0"/>
+        <w:ind w:firstLine="0"/>
+        <w:snapToGrid w:val="0"/>
       </w:pPr>
       <w:r>
         <w:rPr>
@@ -13228,6 +14800,9 @@
     <w:p>
       <w:pPr>
         <w:pStyle w:val="Heading1"/>
+        <w:spacing w:line="360" w:lineRule="auto" w:before="0" w:after="0"/>
+        <w:ind w:firstLine="0"/>
+        <w:snapToGrid w:val="0"/>
       </w:pPr>
       <w:r>
         <w:rPr>
@@ -13239,7 +14814,9 @@
     </w:p>
     <w:p>
       <w:pPr>
-        <w:spacing w:line="276" w:lineRule="auto" w:after="100"/>
+        <w:spacing w:line="360" w:lineRule="auto" w:after="0" w:before="0"/>
+        <w:ind w:firstLine="480" w:firstLineChars="200"/>
+        <w:snapToGrid w:val="0"/>
       </w:pPr>
       <w:r>
         <w:rPr>
@@ -13253,6 +14830,9 @@
     <w:p>
       <w:pPr>
         <w:pStyle w:val="Heading2"/>
+        <w:spacing w:line="360" w:lineRule="auto" w:before="0" w:after="0"/>
+        <w:ind w:firstLine="0"/>
+        <w:snapToGrid w:val="0"/>
       </w:pPr>
       <w:r>
         <w:rPr>
@@ -13264,7 +14844,9 @@
     </w:p>
     <w:p>
       <w:pPr>
-        <w:spacing w:line="276" w:lineRule="auto" w:after="100"/>
+        <w:spacing w:line="360" w:lineRule="auto" w:after="0" w:before="0"/>
+        <w:ind w:firstLine="480" w:firstLineChars="200"/>
+        <w:snapToGrid w:val="0"/>
       </w:pPr>
       <w:r>
         <w:rPr>
@@ -13278,6 +14860,9 @@
     <w:p>
       <w:pPr>
         <w:pStyle w:val="Heading2"/>
+        <w:spacing w:line="360" w:lineRule="auto" w:before="0" w:after="0"/>
+        <w:ind w:firstLine="0"/>
+        <w:snapToGrid w:val="0"/>
       </w:pPr>
       <w:r>
         <w:rPr>
@@ -13289,7 +14874,9 @@
     </w:p>
     <w:p>
       <w:pPr>
-        <w:spacing w:line="276" w:lineRule="auto" w:after="100"/>
+        <w:spacing w:line="360" w:lineRule="auto" w:after="0" w:before="0"/>
+        <w:ind w:firstLine="480" w:firstLineChars="200"/>
+        <w:snapToGrid w:val="0"/>
       </w:pPr>
       <w:r>
         <w:rPr>
@@ -13303,6 +14890,9 @@
     <w:p>
       <w:pPr>
         <w:pStyle w:val="Heading2"/>
+        <w:spacing w:line="360" w:lineRule="auto" w:before="0" w:after="0"/>
+        <w:ind w:firstLine="0"/>
+        <w:snapToGrid w:val="0"/>
       </w:pPr>
       <w:r>
         <w:rPr>
@@ -13314,7 +14904,9 @@
     </w:p>
     <w:p>
       <w:pPr>
-        <w:spacing w:line="276" w:lineRule="auto" w:after="100"/>
+        <w:spacing w:line="360" w:lineRule="auto" w:after="0" w:before="0"/>
+        <w:ind w:firstLine="480" w:firstLineChars="200"/>
+        <w:snapToGrid w:val="0"/>
       </w:pPr>
       <w:r>
         <w:rPr>
@@ -13328,6 +14920,9 @@
     <w:p>
       <w:pPr>
         <w:pStyle w:val="Heading2"/>
+        <w:spacing w:line="360" w:lineRule="auto" w:before="0" w:after="0"/>
+        <w:ind w:firstLine="0"/>
+        <w:snapToGrid w:val="0"/>
       </w:pPr>
       <w:r>
         <w:rPr>
@@ -13370,7 +14965,9 @@
           </w:tcPr>
           <w:p>
             <w:pPr>
-              <w:spacing w:after="60" w:before="60" w:line="252" w:lineRule="auto"/>
+              <w:spacing w:after="0" w:before="0" w:line="360" w:lineRule="auto"/>
+              <w:ind w:firstLine="0"/>
+              <w:snapToGrid w:val="0"/>
             </w:pPr>
             <w:r>
               <w:rPr>
@@ -13392,7 +14989,9 @@
           </w:tcPr>
           <w:p>
             <w:pPr>
-              <w:spacing w:after="60" w:before="60" w:line="252" w:lineRule="auto"/>
+              <w:spacing w:after="0" w:before="0" w:line="360" w:lineRule="auto"/>
+              <w:ind w:firstLine="0"/>
+              <w:snapToGrid w:val="0"/>
             </w:pPr>
             <w:r>
               <w:rPr>
@@ -13414,7 +15013,9 @@
           </w:tcPr>
           <w:p>
             <w:pPr>
-              <w:spacing w:after="60" w:before="60" w:line="252" w:lineRule="auto"/>
+              <w:spacing w:after="0" w:before="0" w:line="360" w:lineRule="auto"/>
+              <w:ind w:firstLine="0"/>
+              <w:snapToGrid w:val="0"/>
             </w:pPr>
             <w:r>
               <w:rPr>
@@ -13436,7 +15037,9 @@
           </w:tcPr>
           <w:p>
             <w:pPr>
-              <w:spacing w:after="60" w:before="60" w:line="252" w:lineRule="auto"/>
+              <w:spacing w:after="0" w:before="0" w:line="360" w:lineRule="auto"/>
+              <w:ind w:firstLine="0"/>
+              <w:snapToGrid w:val="0"/>
             </w:pPr>
             <w:r>
               <w:rPr>
@@ -13460,7 +15063,9 @@
           </w:tcPr>
           <w:p>
             <w:pPr>
-              <w:spacing w:after="60" w:before="60" w:line="252" w:lineRule="auto"/>
+              <w:spacing w:after="0" w:before="0" w:line="360" w:lineRule="auto"/>
+              <w:ind w:firstLine="0"/>
+              <w:snapToGrid w:val="0"/>
             </w:pPr>
             <w:r>
               <w:rPr>
@@ -13479,7 +15084,9 @@
           </w:tcPr>
           <w:p>
             <w:pPr>
-              <w:spacing w:after="60" w:before="60" w:line="252" w:lineRule="auto"/>
+              <w:spacing w:after="0" w:before="0" w:line="360" w:lineRule="auto"/>
+              <w:ind w:firstLine="0"/>
+              <w:snapToGrid w:val="0"/>
             </w:pPr>
             <w:r>
               <w:rPr>
@@ -13498,7 +15105,9 @@
           </w:tcPr>
           <w:p>
             <w:pPr>
-              <w:spacing w:after="60" w:before="60" w:line="252" w:lineRule="auto"/>
+              <w:spacing w:after="0" w:before="0" w:line="360" w:lineRule="auto"/>
+              <w:ind w:firstLine="0"/>
+              <w:snapToGrid w:val="0"/>
             </w:pPr>
             <w:r>
               <w:rPr>
@@ -13517,7 +15126,9 @@
           </w:tcPr>
           <w:p>
             <w:pPr>
-              <w:spacing w:after="60" w:before="60" w:line="252" w:lineRule="auto"/>
+              <w:spacing w:after="0" w:before="0" w:line="360" w:lineRule="auto"/>
+              <w:ind w:firstLine="0"/>
+              <w:snapToGrid w:val="0"/>
             </w:pPr>
             <w:r>
               <w:rPr>
@@ -13541,7 +15152,9 @@
           </w:tcPr>
           <w:p>
             <w:pPr>
-              <w:spacing w:after="60" w:before="60" w:line="252" w:lineRule="auto"/>
+              <w:spacing w:after="0" w:before="0" w:line="360" w:lineRule="auto"/>
+              <w:ind w:firstLine="0"/>
+              <w:snapToGrid w:val="0"/>
             </w:pPr>
             <w:r>
               <w:rPr>
@@ -13559,7 +15172,9 @@
           </w:tcPr>
           <w:p>
             <w:pPr>
-              <w:spacing w:after="60" w:before="60" w:line="252" w:lineRule="auto"/>
+              <w:spacing w:after="0" w:before="0" w:line="360" w:lineRule="auto"/>
+              <w:ind w:firstLine="0"/>
+              <w:snapToGrid w:val="0"/>
             </w:pPr>
             <w:r>
               <w:rPr>
@@ -13578,7 +15193,9 @@
           </w:tcPr>
           <w:p>
             <w:pPr>
-              <w:spacing w:after="60" w:before="60" w:line="252" w:lineRule="auto"/>
+              <w:spacing w:after="0" w:before="0" w:line="360" w:lineRule="auto"/>
+              <w:ind w:firstLine="0"/>
+              <w:snapToGrid w:val="0"/>
             </w:pPr>
             <w:r>
               <w:rPr>
@@ -13597,7 +15214,9 @@
           </w:tcPr>
           <w:p>
             <w:pPr>
-              <w:spacing w:after="60" w:before="60" w:line="252" w:lineRule="auto"/>
+              <w:spacing w:after="0" w:before="0" w:line="360" w:lineRule="auto"/>
+              <w:ind w:firstLine="0"/>
+              <w:snapToGrid w:val="0"/>
             </w:pPr>
             <w:r>
               <w:rPr>
@@ -13615,6 +15234,9 @@
     <w:p>
       <w:pPr>
         <w:pStyle w:val="Heading2"/>
+        <w:spacing w:line="360" w:lineRule="auto" w:before="0" w:after="0"/>
+        <w:ind w:firstLine="0"/>
+        <w:snapToGrid w:val="0"/>
       </w:pPr>
       <w:r>
         <w:rPr>
@@ -13626,7 +15248,9 @@
     </w:p>
     <w:p>
       <w:pPr>
-        <w:spacing w:line="276" w:lineRule="auto" w:after="100"/>
+        <w:spacing w:line="360" w:lineRule="auto" w:after="0" w:before="0"/>
+        <w:ind w:firstLine="480" w:firstLineChars="200"/>
+        <w:snapToGrid w:val="0"/>
       </w:pPr>
       <w:r>
         <w:rPr>
@@ -13639,7 +15263,9 @@
     </w:p>
     <w:p>
       <w:pPr>
-        <w:spacing w:line="276" w:lineRule="auto" w:after="100"/>
+        <w:spacing w:line="360" w:lineRule="auto" w:after="0" w:before="0"/>
+        <w:ind w:firstLine="480" w:firstLineChars="200"/>
+        <w:snapToGrid w:val="0"/>
       </w:pPr>
       <w:r>
         <w:rPr>
@@ -13652,7 +15278,9 @@
     </w:p>
     <w:p>
       <w:pPr>
-        <w:spacing w:line="276" w:lineRule="auto" w:after="100"/>
+        <w:spacing w:line="360" w:lineRule="auto" w:after="0" w:before="0"/>
+        <w:ind w:firstLine="0"/>
+        <w:snapToGrid w:val="0"/>
       </w:pPr>
       <w:r>
         <w:rPr>
@@ -13666,6 +15294,9 @@
     <w:p>
       <w:pPr>
         <w:pStyle w:val="Heading1"/>
+        <w:spacing w:line="360" w:lineRule="auto" w:before="0" w:after="0"/>
+        <w:ind w:firstLine="0"/>
+        <w:snapToGrid w:val="0"/>
       </w:pPr>
       <w:r>
         <w:rPr>
@@ -13677,7 +15308,9 @@
     </w:p>
     <w:p>
       <w:pPr>
-        <w:spacing w:line="276" w:lineRule="auto" w:after="100"/>
+        <w:spacing w:line="360" w:lineRule="auto" w:after="0" w:before="0"/>
+        <w:ind w:firstLine="480" w:firstLineChars="200"/>
+        <w:snapToGrid w:val="0"/>
       </w:pPr>
       <w:r>
         <w:rPr>
@@ -13691,6 +15324,9 @@
     <w:p>
       <w:pPr>
         <w:pStyle w:val="Heading2"/>
+        <w:spacing w:line="360" w:lineRule="auto" w:before="0" w:after="0"/>
+        <w:ind w:firstLine="0"/>
+        <w:snapToGrid w:val="0"/>
       </w:pPr>
       <w:r>
         <w:rPr>
@@ -13702,7 +15338,9 @@
     </w:p>
     <w:p>
       <w:pPr>
-        <w:spacing w:line="276" w:lineRule="auto" w:after="100"/>
+        <w:spacing w:line="360" w:lineRule="auto" w:after="0" w:before="0"/>
+        <w:ind w:firstLine="480" w:firstLineChars="200"/>
+        <w:snapToGrid w:val="0"/>
       </w:pPr>
       <w:r>
         <w:rPr>
@@ -13716,6 +15354,9 @@
     <w:p>
       <w:pPr>
         <w:pStyle w:val="Heading2"/>
+        <w:spacing w:line="360" w:lineRule="auto" w:before="0" w:after="0"/>
+        <w:ind w:firstLine="0"/>
+        <w:snapToGrid w:val="0"/>
       </w:pPr>
       <w:r>
         <w:rPr>
@@ -13727,7 +15368,9 @@
     </w:p>
     <w:p>
       <w:pPr>
-        <w:spacing w:line="276" w:lineRule="auto" w:after="100"/>
+        <w:spacing w:line="360" w:lineRule="auto" w:after="0" w:before="0"/>
+        <w:ind w:firstLine="480" w:firstLineChars="200"/>
+        <w:snapToGrid w:val="0"/>
       </w:pPr>
       <w:r>
         <w:rPr>
@@ -13741,6 +15384,9 @@
     <w:p>
       <w:pPr>
         <w:pStyle w:val="Heading2"/>
+        <w:spacing w:line="360" w:lineRule="auto" w:before="0" w:after="0"/>
+        <w:ind w:firstLine="0"/>
+        <w:snapToGrid w:val="0"/>
       </w:pPr>
       <w:r>
         <w:rPr>
@@ -13752,7 +15398,9 @@
     </w:p>
     <w:p>
       <w:pPr>
-        <w:spacing w:line="276" w:lineRule="auto" w:after="100"/>
+        <w:spacing w:line="360" w:lineRule="auto" w:after="0" w:before="0"/>
+        <w:ind w:firstLine="480" w:firstLineChars="200"/>
+        <w:snapToGrid w:val="0"/>
       </w:pPr>
       <w:r>
         <w:rPr>
@@ -13766,6 +15414,9 @@
     <w:p>
       <w:pPr>
         <w:pStyle w:val="Heading2"/>
+        <w:spacing w:line="360" w:lineRule="auto" w:before="0" w:after="0"/>
+        <w:ind w:firstLine="0"/>
+        <w:snapToGrid w:val="0"/>
       </w:pPr>
       <w:r>
         <w:rPr>
@@ -13808,7 +15459,9 @@
           </w:tcPr>
           <w:p>
             <w:pPr>
-              <w:spacing w:after="60" w:before="60" w:line="252" w:lineRule="auto"/>
+              <w:spacing w:after="0" w:before="0" w:line="360" w:lineRule="auto"/>
+              <w:ind w:firstLine="0"/>
+              <w:snapToGrid w:val="0"/>
             </w:pPr>
             <w:r>
               <w:rPr>
@@ -13830,7 +15483,9 @@
           </w:tcPr>
           <w:p>
             <w:pPr>
-              <w:spacing w:after="60" w:before="60" w:line="252" w:lineRule="auto"/>
+              <w:spacing w:after="0" w:before="0" w:line="360" w:lineRule="auto"/>
+              <w:ind w:firstLine="0"/>
+              <w:snapToGrid w:val="0"/>
             </w:pPr>
             <w:r>
               <w:rPr>
@@ -13852,7 +15507,9 @@
           </w:tcPr>
           <w:p>
             <w:pPr>
-              <w:spacing w:after="60" w:before="60" w:line="252" w:lineRule="auto"/>
+              <w:spacing w:after="0" w:before="0" w:line="360" w:lineRule="auto"/>
+              <w:ind w:firstLine="0"/>
+              <w:snapToGrid w:val="0"/>
             </w:pPr>
             <w:r>
               <w:rPr>
@@ -13874,7 +15531,9 @@
           </w:tcPr>
           <w:p>
             <w:pPr>
-              <w:spacing w:after="60" w:before="60" w:line="252" w:lineRule="auto"/>
+              <w:spacing w:after="0" w:before="0" w:line="360" w:lineRule="auto"/>
+              <w:ind w:firstLine="0"/>
+              <w:snapToGrid w:val="0"/>
             </w:pPr>
             <w:r>
               <w:rPr>
@@ -13898,7 +15557,9 @@
           </w:tcPr>
           <w:p>
             <w:pPr>
-              <w:spacing w:after="60" w:before="60" w:line="252" w:lineRule="auto"/>
+              <w:spacing w:after="0" w:before="0" w:line="360" w:lineRule="auto"/>
+              <w:ind w:firstLine="0"/>
+              <w:snapToGrid w:val="0"/>
             </w:pPr>
             <w:r>
               <w:rPr>
@@ -13917,7 +15578,9 @@
           </w:tcPr>
           <w:p>
             <w:pPr>
-              <w:spacing w:after="60" w:before="60" w:line="252" w:lineRule="auto"/>
+              <w:spacing w:after="0" w:before="0" w:line="360" w:lineRule="auto"/>
+              <w:ind w:firstLine="0"/>
+              <w:snapToGrid w:val="0"/>
             </w:pPr>
             <w:r>
               <w:rPr>
@@ -13936,7 +15599,9 @@
           </w:tcPr>
           <w:p>
             <w:pPr>
-              <w:spacing w:after="60" w:before="60" w:line="252" w:lineRule="auto"/>
+              <w:spacing w:after="0" w:before="0" w:line="360" w:lineRule="auto"/>
+              <w:ind w:firstLine="0"/>
+              <w:snapToGrid w:val="0"/>
             </w:pPr>
             <w:r>
               <w:rPr>
@@ -13955,7 +15620,9 @@
           </w:tcPr>
           <w:p>
             <w:pPr>
-              <w:spacing w:after="60" w:before="60" w:line="252" w:lineRule="auto"/>
+              <w:spacing w:after="0" w:before="0" w:line="360" w:lineRule="auto"/>
+              <w:ind w:firstLine="0"/>
+              <w:snapToGrid w:val="0"/>
             </w:pPr>
             <w:r>
               <w:rPr>
@@ -13979,7 +15646,9 @@
           </w:tcPr>
           <w:p>
             <w:pPr>
-              <w:spacing w:after="60" w:before="60" w:line="252" w:lineRule="auto"/>
+              <w:spacing w:after="0" w:before="0" w:line="360" w:lineRule="auto"/>
+              <w:ind w:firstLine="0"/>
+              <w:snapToGrid w:val="0"/>
             </w:pPr>
             <w:r>
               <w:rPr>
@@ -13997,7 +15666,9 @@
           </w:tcPr>
           <w:p>
             <w:pPr>
-              <w:spacing w:after="60" w:before="60" w:line="252" w:lineRule="auto"/>
+              <w:spacing w:after="0" w:before="0" w:line="360" w:lineRule="auto"/>
+              <w:ind w:firstLine="0"/>
+              <w:snapToGrid w:val="0"/>
             </w:pPr>
             <w:r>
               <w:rPr>
@@ -14016,7 +15687,9 @@
           </w:tcPr>
           <w:p>
             <w:pPr>
-              <w:spacing w:after="60" w:before="60" w:line="252" w:lineRule="auto"/>
+              <w:spacing w:after="0" w:before="0" w:line="360" w:lineRule="auto"/>
+              <w:ind w:firstLine="0"/>
+              <w:snapToGrid w:val="0"/>
             </w:pPr>
             <w:r>
               <w:rPr>
@@ -14035,7 +15708,9 @@
           </w:tcPr>
           <w:p>
             <w:pPr>
-              <w:spacing w:after="60" w:before="60" w:line="252" w:lineRule="auto"/>
+              <w:spacing w:after="0" w:before="0" w:line="360" w:lineRule="auto"/>
+              <w:ind w:firstLine="0"/>
+              <w:snapToGrid w:val="0"/>
             </w:pPr>
             <w:r>
               <w:rPr>
@@ -14053,6 +15728,9 @@
     <w:p>
       <w:pPr>
         <w:pStyle w:val="Heading2"/>
+        <w:spacing w:line="360" w:lineRule="auto" w:before="0" w:after="0"/>
+        <w:ind w:firstLine="0"/>
+        <w:snapToGrid w:val="0"/>
       </w:pPr>
       <w:r>
         <w:rPr>
@@ -14064,7 +15742,9 @@
     </w:p>
     <w:p>
       <w:pPr>
-        <w:spacing w:line="276" w:lineRule="auto" w:after="100"/>
+        <w:spacing w:line="360" w:lineRule="auto" w:after="0" w:before="0"/>
+        <w:ind w:firstLine="480" w:firstLineChars="200"/>
+        <w:snapToGrid w:val="0"/>
       </w:pPr>
       <w:r>
         <w:rPr>
@@ -14077,7 +15757,9 @@
     </w:p>
     <w:p>
       <w:pPr>
-        <w:spacing w:line="276" w:lineRule="auto" w:after="100"/>
+        <w:spacing w:line="360" w:lineRule="auto" w:after="0" w:before="0"/>
+        <w:ind w:firstLine="480" w:firstLineChars="200"/>
+        <w:snapToGrid w:val="0"/>
       </w:pPr>
       <w:r>
         <w:rPr>
@@ -14090,7 +15772,9 @@
     </w:p>
     <w:p>
       <w:pPr>
-        <w:spacing w:line="276" w:lineRule="auto" w:after="100"/>
+        <w:spacing w:line="360" w:lineRule="auto" w:after="0" w:before="0"/>
+        <w:ind w:firstLine="0"/>
+        <w:snapToGrid w:val="0"/>
       </w:pPr>
       <w:r>
         <w:rPr>
@@ -14104,6 +15788,9 @@
     <w:p>
       <w:pPr>
         <w:pStyle w:val="Heading1"/>
+        <w:spacing w:line="360" w:lineRule="auto" w:before="0" w:after="0"/>
+        <w:ind w:firstLine="0"/>
+        <w:snapToGrid w:val="0"/>
       </w:pPr>
       <w:r>
         <w:rPr>
@@ -14115,7 +15802,9 @@
     </w:p>
     <w:p>
       <w:pPr>
-        <w:spacing w:line="276" w:lineRule="auto" w:after="100"/>
+        <w:spacing w:line="360" w:lineRule="auto" w:after="0" w:before="0"/>
+        <w:ind w:firstLine="480" w:firstLineChars="200"/>
+        <w:snapToGrid w:val="0"/>
       </w:pPr>
       <w:r>
         <w:rPr>
@@ -14158,7 +15847,9 @@
           </w:tcPr>
           <w:p>
             <w:pPr>
-              <w:spacing w:after="60" w:before="60" w:line="252" w:lineRule="auto"/>
+              <w:spacing w:after="0" w:before="0" w:line="360" w:lineRule="auto"/>
+              <w:ind w:firstLine="0"/>
+              <w:snapToGrid w:val="0"/>
             </w:pPr>
             <w:r>
               <w:rPr>
@@ -14180,7 +15871,9 @@
           </w:tcPr>
           <w:p>
             <w:pPr>
-              <w:spacing w:after="60" w:before="60" w:line="252" w:lineRule="auto"/>
+              <w:spacing w:after="0" w:before="0" w:line="360" w:lineRule="auto"/>
+              <w:ind w:firstLine="0"/>
+              <w:snapToGrid w:val="0"/>
             </w:pPr>
             <w:r>
               <w:rPr>
@@ -14202,7 +15895,9 @@
           </w:tcPr>
           <w:p>
             <w:pPr>
-              <w:spacing w:after="60" w:before="60" w:line="252" w:lineRule="auto"/>
+              <w:spacing w:after="0" w:before="0" w:line="360" w:lineRule="auto"/>
+              <w:ind w:firstLine="0"/>
+              <w:snapToGrid w:val="0"/>
             </w:pPr>
             <w:r>
               <w:rPr>
@@ -14226,7 +15921,9 @@
           </w:tcPr>
           <w:p>
             <w:pPr>
-              <w:spacing w:after="60" w:before="60" w:line="252" w:lineRule="auto"/>
+              <w:spacing w:after="0" w:before="0" w:line="360" w:lineRule="auto"/>
+              <w:ind w:firstLine="0"/>
+              <w:snapToGrid w:val="0"/>
             </w:pPr>
             <w:r>
               <w:rPr>
@@ -14245,7 +15942,9 @@
           </w:tcPr>
           <w:p>
             <w:pPr>
-              <w:spacing w:after="60" w:before="60" w:line="252" w:lineRule="auto"/>
+              <w:spacing w:after="0" w:before="0" w:line="360" w:lineRule="auto"/>
+              <w:ind w:firstLine="0"/>
+              <w:snapToGrid w:val="0"/>
             </w:pPr>
             <w:r>
               <w:rPr>
@@ -14264,7 +15963,9 @@
           </w:tcPr>
           <w:p>
             <w:pPr>
-              <w:spacing w:after="60" w:before="60" w:line="252" w:lineRule="auto"/>
+              <w:spacing w:after="0" w:before="0" w:line="360" w:lineRule="auto"/>
+              <w:ind w:firstLine="0"/>
+              <w:snapToGrid w:val="0"/>
             </w:pPr>
             <w:r>
               <w:rPr>
@@ -14288,7 +15989,9 @@
           </w:tcPr>
           <w:p>
             <w:pPr>
-              <w:spacing w:after="60" w:before="60" w:line="252" w:lineRule="auto"/>
+              <w:spacing w:after="0" w:before="0" w:line="360" w:lineRule="auto"/>
+              <w:ind w:firstLine="0"/>
+              <w:snapToGrid w:val="0"/>
             </w:pPr>
             <w:r>
               <w:rPr>
@@ -14307,7 +16010,9 @@
           </w:tcPr>
           <w:p>
             <w:pPr>
-              <w:spacing w:after="60" w:before="60" w:line="252" w:lineRule="auto"/>
+              <w:spacing w:after="0" w:before="0" w:line="360" w:lineRule="auto"/>
+              <w:ind w:firstLine="0"/>
+              <w:snapToGrid w:val="0"/>
             </w:pPr>
             <w:r>
               <w:rPr>
@@ -14326,7 +16031,9 @@
           </w:tcPr>
           <w:p>
             <w:pPr>
-              <w:spacing w:after="60" w:before="60" w:line="252" w:lineRule="auto"/>
+              <w:spacing w:after="0" w:before="0" w:line="360" w:lineRule="auto"/>
+              <w:ind w:firstLine="0"/>
+              <w:snapToGrid w:val="0"/>
             </w:pPr>
             <w:r>
               <w:rPr>
@@ -14350,7 +16057,9 @@
           </w:tcPr>
           <w:p>
             <w:pPr>
-              <w:spacing w:after="60" w:before="60" w:line="252" w:lineRule="auto"/>
+              <w:spacing w:after="0" w:before="0" w:line="360" w:lineRule="auto"/>
+              <w:ind w:firstLine="0"/>
+              <w:snapToGrid w:val="0"/>
             </w:pPr>
             <w:r>
               <w:rPr>
@@ -14369,7 +16078,9 @@
           </w:tcPr>
           <w:p>
             <w:pPr>
-              <w:spacing w:after="60" w:before="60" w:line="252" w:lineRule="auto"/>
+              <w:spacing w:after="0" w:before="0" w:line="360" w:lineRule="auto"/>
+              <w:ind w:firstLine="0"/>
+              <w:snapToGrid w:val="0"/>
             </w:pPr>
             <w:r>
               <w:rPr>
@@ -14388,7 +16099,9 @@
           </w:tcPr>
           <w:p>
             <w:pPr>
-              <w:spacing w:after="60" w:before="60" w:line="252" w:lineRule="auto"/>
+              <w:spacing w:after="0" w:before="0" w:line="360" w:lineRule="auto"/>
+              <w:ind w:firstLine="0"/>
+              <w:snapToGrid w:val="0"/>
             </w:pPr>
             <w:r>
               <w:rPr>
@@ -14412,7 +16125,9 @@
           </w:tcPr>
           <w:p>
             <w:pPr>
-              <w:spacing w:after="60" w:before="60" w:line="252" w:lineRule="auto"/>
+              <w:spacing w:after="0" w:before="0" w:line="360" w:lineRule="auto"/>
+              <w:ind w:firstLine="0"/>
+              <w:snapToGrid w:val="0"/>
             </w:pPr>
             <w:r>
               <w:rPr>
@@ -14431,7 +16146,9 @@
           </w:tcPr>
           <w:p>
             <w:pPr>
-              <w:spacing w:after="60" w:before="60" w:line="252" w:lineRule="auto"/>
+              <w:spacing w:after="0" w:before="0" w:line="360" w:lineRule="auto"/>
+              <w:ind w:firstLine="0"/>
+              <w:snapToGrid w:val="0"/>
             </w:pPr>
             <w:r>
               <w:rPr>
@@ -14450,7 +16167,9 @@
           </w:tcPr>
           <w:p>
             <w:pPr>
-              <w:spacing w:after="60" w:before="60" w:line="252" w:lineRule="auto"/>
+              <w:spacing w:after="0" w:before="0" w:line="360" w:lineRule="auto"/>
+              <w:ind w:firstLine="0"/>
+              <w:snapToGrid w:val="0"/>
             </w:pPr>
             <w:r>
               <w:rPr>
@@ -14474,7 +16193,9 @@
           </w:tcPr>
           <w:p>
             <w:pPr>
-              <w:spacing w:after="60" w:before="60" w:line="252" w:lineRule="auto"/>
+              <w:spacing w:after="0" w:before="0" w:line="360" w:lineRule="auto"/>
+              <w:ind w:firstLine="0"/>
+              <w:snapToGrid w:val="0"/>
             </w:pPr>
             <w:r>
               <w:rPr>
@@ -14493,7 +16214,9 @@
           </w:tcPr>
           <w:p>
             <w:pPr>
-              <w:spacing w:after="60" w:before="60" w:line="252" w:lineRule="auto"/>
+              <w:spacing w:after="0" w:before="0" w:line="360" w:lineRule="auto"/>
+              <w:ind w:firstLine="0"/>
+              <w:snapToGrid w:val="0"/>
             </w:pPr>
             <w:r>
               <w:rPr>
@@ -14512,7 +16235,9 @@
           </w:tcPr>
           <w:p>
             <w:pPr>
-              <w:spacing w:after="60" w:before="60" w:line="252" w:lineRule="auto"/>
+              <w:spacing w:after="0" w:before="0" w:line="360" w:lineRule="auto"/>
+              <w:ind w:firstLine="0"/>
+              <w:snapToGrid w:val="0"/>
             </w:pPr>
             <w:r>
               <w:rPr>
@@ -14529,7 +16254,9 @@
     </w:tbl>
     <w:p>
       <w:pPr>
-        <w:spacing w:line="276" w:lineRule="auto" w:after="100"/>
+        <w:spacing w:line="360" w:lineRule="auto" w:after="0" w:before="0"/>
+        <w:ind w:firstLine="480" w:firstLineChars="200"/>
+        <w:snapToGrid w:val="0"/>
       </w:pPr>
       <w:r>
         <w:rPr>
@@ -14542,7 +16269,9 @@
     </w:p>
     <w:p>
       <w:pPr>
-        <w:spacing w:line="276" w:lineRule="auto" w:after="100"/>
+        <w:spacing w:line="360" w:lineRule="auto" w:after="0" w:before="0"/>
+        <w:ind w:firstLine="480" w:firstLineChars="200"/>
+        <w:snapToGrid w:val="0"/>
       </w:pPr>
       <w:r>
         <w:rPr>
@@ -14555,7 +16284,9 @@
     </w:p>
     <w:p>
       <w:pPr>
-        <w:spacing w:line="276" w:lineRule="auto" w:after="100"/>
+        <w:spacing w:line="360" w:lineRule="auto" w:after="0" w:before="0"/>
+        <w:ind w:firstLine="480" w:firstLineChars="200"/>
+        <w:snapToGrid w:val="0"/>
       </w:pPr>
       <w:r>
         <w:rPr>
@@ -14583,7 +16314,10 @@
   <w:p>
     <w:pPr>
       <w:pStyle w:val="Footer"/>
+      <w:spacing w:line="360" w:lineRule="auto" w:before="0" w:after="0"/>
+      <w:ind w:firstLine="0"/>
       <w:jc w:val="right"/>
+      <w:snapToGrid w:val="0"/>
     </w:pPr>
     <w:r>
       <w:rPr>
@@ -14609,7 +16343,11 @@
 <file path=word/header1.xml><?xml version="1.0" encoding="utf-8"?>
 <w:hdr xmlns:m="http://schemas.openxmlformats.org/officeDocument/2006/math" xmlns:mc="http://schemas.openxmlformats.org/markup-compatibility/2006" xmlns:mo="http://schemas.microsoft.com/office/mac/office/2008/main" xmlns:mv="urn:schemas-microsoft-com:mac:vml" xmlns:o="urn:schemas-microsoft-com:office:office" xmlns:r="http://schemas.openxmlformats.org/officeDocument/2006/relationships" xmlns:v="urn:schemas-microsoft-com:vml" xmlns:w10="urn:schemas-microsoft-com:office:word" xmlns:w14="http://schemas.microsoft.com/office/word/2010/wordml" xmlns:w="http://schemas.openxmlformats.org/wordprocessingml/2006/main" xmlns:wne="http://schemas.microsoft.com/office/word/2006/wordml" xmlns:wp14="http://schemas.microsoft.com/office/word/2010/wordprocessingDrawing" xmlns:wp="http://schemas.openxmlformats.org/drawingml/2006/wordprocessingDrawing" xmlns:wpc="http://schemas.microsoft.com/office/word/2010/wordprocessingCanvas" xmlns:wpg="http://schemas.microsoft.com/office/word/2010/wordprocessingGroup" xmlns:wpi="http://schemas.microsoft.com/office/word/2010/wordprocessingInk" xmlns:wps="http://schemas.microsoft.com/office/word/2010/wordprocessingShape" mc:Ignorable="w14 wp14">
   <w:p>
-    <w:pPr/>
+    <w:pPr>
+      <w:spacing w:line="360" w:lineRule="auto" w:before="0" w:after="0"/>
+      <w:ind w:firstLine="0"/>
+      <w:snapToGrid w:val="0"/>
+    </w:pPr>
     <w:r>
       <w:rPr>
         <w:rFonts w:ascii="宋体" w:hAnsi="宋体" w:eastAsia="宋体" w:cs="宋体"/>

--- a/reports/物流模型CPT与SFT实验汇总_20260915.docx
+++ b/reports/物流模型CPT与SFT实验汇总_20260915.docx
@@ -3565,7 +3565,7 @@
           <w:rFonts w:ascii="黑体" w:hAnsi="黑体" w:eastAsia="黑体" w:cs="黑体"/>
           <w:color w:val="000000"/>
         </w:rPr>
-        <w:t>1. 实验1：单本物流教材首遍训练</w:t>
+        <w:t>实验1：单本物流教材首遍训练</w:t>
       </w:r>
     </w:p>
     <w:p>
@@ -4059,7 +4059,7 @@
           <w:rFonts w:ascii="黑体" w:hAnsi="黑体" w:eastAsia="黑体" w:cs="黑体"/>
           <w:color w:val="000000"/>
         </w:rPr>
-        <w:t>1. 实验2：单书两遍和四遍曝光曲线</w:t>
+        <w:t>实验2：单书两遍和四遍曝光曲线</w:t>
       </w:r>
     </w:p>
     <w:p>
@@ -4730,7 +4730,7 @@
           <w:rFonts w:ascii="黑体" w:hAnsi="黑体" w:eastAsia="黑体" w:cs="黑体"/>
           <w:color w:val="000000"/>
         </w:rPr>
-        <w:t>1. 实验3：评测原题直接转文本训练</w:t>
+        <w:t>实验3：评测原题直接转文本训练</w:t>
       </w:r>
     </w:p>
     <w:p>
@@ -5239,7 +5239,7 @@
           <w:rFonts w:ascii="黑体" w:hAnsi="黑体" w:eastAsia="黑体" w:cs="黑体"/>
           <w:color w:val="000000"/>
         </w:rPr>
-        <w:t>1. 实验4：评测题干改写后转文本训练</w:t>
+        <w:t>实验4：评测题干改写后转文本训练</w:t>
       </w:r>
     </w:p>
     <w:p>
@@ -5748,7 +5748,7 @@
           <w:rFonts w:ascii="黑体" w:hAnsi="黑体" w:eastAsia="黑体" w:cs="黑体"/>
           <w:color w:val="000000"/>
         </w:rPr>
-        <w:t>1. 实验5：八题全文监督拟合</w:t>
+        <w:t>实验5：八题全文监督拟合</w:t>
       </w:r>
     </w:p>
     <w:p>
@@ -6257,7 +6257,7 @@
           <w:rFonts w:ascii="黑体" w:hAnsi="黑体" w:eastAsia="黑体" w:cs="黑体"/>
           <w:color w:val="000000"/>
         </w:rPr>
-        <w:t>1. 实验6：八题答案专属监督拟合</w:t>
+        <w:t>实验6：八题答案专属监督拟合</w:t>
       </w:r>
     </w:p>
     <w:p>
@@ -6766,7 +6766,7 @@
           <w:rFonts w:ascii="黑体" w:hAnsi="黑体" w:eastAsia="黑体" w:cs="黑体"/>
           <w:color w:val="000000"/>
         </w:rPr>
-        <w:t>1. 实验7：全部评测题对话式同题拟合</w:t>
+        <w:t>实验7：全部评测题对话式同题拟合</w:t>
       </w:r>
     </w:p>
     <w:p>
@@ -7452,7 +7452,7 @@
           <w:rFonts w:ascii="黑体" w:hAnsi="黑体" w:eastAsia="黑体" w:cs="黑体"/>
           <w:color w:val="000000"/>
         </w:rPr>
-        <w:t>1. 实验8：教材两千条问答生产后的训练</w:t>
+        <w:t>实验8：教材两千条问答生产后的训练</w:t>
       </w:r>
     </w:p>
     <w:p>
@@ -7961,7 +7961,7 @@
           <w:rFonts w:ascii="黑体" w:hAnsi="黑体" w:eastAsia="黑体" w:cs="黑体"/>
           <w:color w:val="000000"/>
         </w:rPr>
-        <w:t>1. 实验9：三百五十五条能力型最小答案训练</w:t>
+        <w:t>实验9：三百五十五条能力型最小答案训练</w:t>
       </w:r>
     </w:p>
     <w:p>
@@ -8470,7 +8470,7 @@
           <w:rFonts w:ascii="黑体" w:hAnsi="黑体" w:eastAsia="黑体" w:cs="黑体"/>
           <w:color w:val="000000"/>
         </w:rPr>
-        <w:t>1. 实验10：教材知识单元驱动的任务型训练</w:t>
+        <w:t>实验10：教材知识单元驱动的任务型训练</w:t>
       </w:r>
     </w:p>
     <w:p>
@@ -8979,7 +8979,7 @@
           <w:rFonts w:ascii="黑体" w:hAnsi="黑体" w:eastAsia="黑体" w:cs="黑体"/>
           <w:color w:val="000000"/>
         </w:rPr>
-        <w:t>1. 实验11：原教材八遍完整曝光曲线</w:t>
+        <w:t>实验11：原教材八遍完整曝光曲线</w:t>
       </w:r>
     </w:p>
     <w:p>
@@ -10201,7 +10201,7 @@
           <w:rFonts w:ascii="黑体" w:hAnsi="黑体" w:eastAsia="黑体" w:cs="黑体"/>
           <w:color w:val="000000"/>
         </w:rPr>
-        <w:t>1. 实验12：原分块与跨章节关联分块对照</w:t>
+        <w:t>实验12：原分块与跨章节关联分块对照</w:t>
       </w:r>
     </w:p>
     <w:p>
@@ -10857,7 +10857,7 @@
           <w:rFonts w:ascii="黑体" w:hAnsi="黑体" w:eastAsia="黑体" w:cs="黑体"/>
           <w:color w:val="000000"/>
         </w:rPr>
-        <w:t>1. 实验13：ERPNext流程种子语料训练</w:t>
+        <w:t>实验13：ERPNext流程种子语料训练</w:t>
       </w:r>
     </w:p>
     <w:p>
@@ -11351,7 +11351,7 @@
           <w:rFonts w:ascii="黑体" w:hAnsi="黑体" w:eastAsia="黑体" w:cs="黑体"/>
           <w:color w:val="000000"/>
         </w:rPr>
-        <w:t>1. 实验14：新增物流材料的首批训练</w:t>
+        <w:t>实验14：新增物流材料的首批训练</w:t>
       </w:r>
     </w:p>
     <w:p>
@@ -11845,7 +11845,7 @@
           <w:rFonts w:ascii="黑体" w:hAnsi="黑体" w:eastAsia="黑体" w:cs="黑体"/>
           <w:color w:val="000000"/>
         </w:rPr>
-        <w:t>1. 实验15：全部十三份物流材料训练</w:t>
+        <w:t>实验15：全部十三份物流材料训练</w:t>
       </w:r>
     </w:p>
     <w:p>
@@ -12339,7 +12339,7 @@
           <w:rFonts w:ascii="黑体" w:hAnsi="黑体" w:eastAsia="黑体" w:cs="黑体"/>
           <w:color w:val="000000"/>
         </w:rPr>
-        <w:t>1. 实验16：十三份材料加错题相关知识补充</w:t>
+        <w:t>实验16：十三份材料加错题相关知识补充</w:t>
       </w:r>
     </w:p>
     <w:p>
@@ -12833,7 +12833,7 @@
           <w:rFonts w:ascii="黑体" w:hAnsi="黑体" w:eastAsia="黑体" w:cs="黑体"/>
           <w:color w:val="000000"/>
         </w:rPr>
-        <w:t>1. 实验17：直接Step120任务型训练 S2</w:t>
+        <w:t>实验17：直接Step120任务型训练 S2</w:t>
       </w:r>
     </w:p>
     <w:p>
@@ -13327,7 +13327,7 @@
           <w:rFonts w:ascii="黑体" w:hAnsi="黑体" w:eastAsia="黑体" w:cs="黑体"/>
           <w:color w:val="000000"/>
         </w:rPr>
-        <w:t>1. 实验18：直接Step120低学习率对照 S1</w:t>
+        <w:t>实验18：直接Step120低学习率对照 S1</w:t>
       </w:r>
     </w:p>
     <w:p>
@@ -13821,7 +13821,7 @@
           <w:rFonts w:ascii="黑体" w:hAnsi="黑体" w:eastAsia="黑体" w:cs="黑体"/>
           <w:color w:val="000000"/>
         </w:rPr>
-        <w:t>1. 实验19：来源条件与数值变体训练 S3</w:t>
+        <w:t>实验19：来源条件与数值变体训练 S3</w:t>
       </w:r>
     </w:p>
     <w:p>
@@ -14315,7 +14315,7 @@
           <w:rFonts w:ascii="黑体" w:hAnsi="黑体" w:eastAsia="黑体" w:cs="黑体"/>
           <w:color w:val="000000"/>
         </w:rPr>
-        <w:t>1. 实验20：完整知识语料的LoRA训练</w:t>
+        <w:t>实验20：完整知识语料的LoRA训练</w:t>
       </w:r>
     </w:p>
     <w:p>
@@ -14809,7 +14809,7 @@
           <w:rFonts w:ascii="黑体" w:hAnsi="黑体" w:eastAsia="黑体" w:cs="黑体"/>
           <w:color w:val="000000"/>
         </w:rPr>
-        <w:t>1. 实验21：仓储条件与计算任务训练 S4</w:t>
+        <w:t>实验21：仓储条件与计算任务训练 S4</w:t>
       </w:r>
     </w:p>
     <w:p>
@@ -15303,7 +15303,7 @@
           <w:rFonts w:ascii="黑体" w:hAnsi="黑体" w:eastAsia="黑体" w:cs="黑体"/>
           <w:color w:val="000000"/>
         </w:rPr>
-        <w:t>1. 实验22：竞争规则与边界覆盖训练 S5</w:t>
+        <w:t>实验22：竞争规则与边界覆盖训练 S5</w:t>
       </w:r>
     </w:p>
     <w:p>
